--- a/Documentation/Actividad_1_ComuniApp.docx
+++ b/Documentation/Actividad_1_ComuniApp.docx
@@ -2,8 +2,9 @@
 <file path=word/document.xml><?xml version="1.0" encoding="utf-8"?>
 <w:document xmlns:wpc="http://schemas.microsoft.com/office/word/2010/wordprocessingCanvas" xmlns:cx="http://schemas.microsoft.com/office/drawing/2014/chartex" xmlns:cx1="http://schemas.microsoft.com/office/drawing/2015/9/8/chartex" xmlns:cx2="http://schemas.microsoft.com/office/drawing/2015/10/21/chartex" xmlns:cx3="http://schemas.microsoft.com/office/drawing/2016/5/9/chartex" xmlns:cx4="http://schemas.microsoft.com/office/drawing/2016/5/10/chartex" xmlns:cx5="http://schemas.microsoft.com/office/drawing/2016/5/11/chartex" xmlns:cx6="http://schemas.microsoft.com/office/drawing/2016/5/12/chartex" xmlns:cx7="http://schemas.microsoft.com/office/drawing/2016/5/13/chartex" xmlns:cx8="http://schemas.microsoft.com/office/drawing/2016/5/14/chartex" xmlns:mc="http://schemas.openxmlformats.org/markup-compatibility/2006" xmlns:aink="http://schemas.microsoft.com/office/drawing/2016/ink" xmlns:am3d="http://schemas.microsoft.com/office/drawing/2017/model3d" xmlns:o="urn:schemas-microsoft-com:office:office" xmlns:oel="http://schemas.microsoft.com/office/2019/extlst" xmlns:r="http://schemas.openxmlformats.org/officeDocument/2006/relationships" xmlns:m="http://schemas.openxmlformats.org/officeDocument/2006/math" xmlns:v="urn:schemas-microsoft-com:vml" xmlns:wp14="http://schemas.microsoft.com/office/word/2010/wordprocessingDrawing" xmlns:wp="http://schemas.openxmlformats.org/drawingml/2006/wordprocessingDrawing" xmlns:w10="urn:schemas-microsoft-com:office:word" xmlns:w="http://schemas.openxmlformats.org/wordprocessingml/2006/main" xmlns:w14="http://schemas.microsoft.com/office/word/2010/wordml" xmlns:w15="http://schemas.microsoft.com/office/word/2012/wordml" xmlns:w16cex="http://schemas.microsoft.com/office/word/2018/wordml/cex" xmlns:w16cid="http://schemas.microsoft.com/office/word/2016/wordml/cid" xmlns:w16="http://schemas.microsoft.com/office/word/2018/wordml" xmlns:w16du="http://schemas.microsoft.com/office/word/2023/wordml/word16du" xmlns:w16sdtdh="http://schemas.microsoft.com/office/word/2020/wordml/sdtdatahash" xmlns:w16se="http://schemas.microsoft.com/office/word/2015/wordml/symex" xmlns:wpg="http://schemas.microsoft.com/office/word/2010/wordprocessingGroup" xmlns:wpi="http://schemas.microsoft.com/office/word/2010/wordprocessingInk" xmlns:wne="http://schemas.microsoft.com/office/word/2006/wordml" xmlns:wps="http://schemas.microsoft.com/office/word/2010/wordprocessingShape" xmlns:a="http://schemas.openxmlformats.org/drawingml/2006/main" xmlns:pic="http://schemas.openxmlformats.org/drawingml/2006/picture" xmlns:a14="http://schemas.microsoft.com/office/drawing/2010/main" mc:Ignorable="w14 w15 w16se w16cid w16 w16cex w16sdtdh w16du wp14">
   <w:body>
-    <w:p xmlns:wp14="http://schemas.microsoft.com/office/word/2010/wordml" wp14:textId="1BBC9AB2">
-      <w:pPr>
+    <w:p>
+      <w:pPr>
+        <w:spacing w:line="360" w:lineRule="auto"/>
         <w:jc w:val="center"/>
         <w:rPr>
           <w:b w:val="1"/>
@@ -12,25 +13,25 @@
       </w:pPr>
       <w:r>
         <w:drawing>
-          <wp:inline xmlns:wp14="http://schemas.microsoft.com/office/word/2010/wordprocessingDrawing" wp14:editId="50FBBC7E" wp14:anchorId="18DEA992">
-            <wp:extent cx="2854808" cy="3862388"/>
+          <wp:inline wp14:editId="58B6956D" wp14:anchorId="18DEA992">
+            <wp:extent cx="2248602" cy="3042227"/>
             <wp:effectExtent l="0" t="0" r="0" b="0"/>
-            <wp:docPr id="1" name="image1.png" title=""/>
+            <wp:docPr id="1" name="image1.png"/>
             <wp:cNvGraphicFramePr>
               <a:graphicFrameLocks/>
             </wp:cNvGraphicFramePr>
             <a:graphic>
-              <a:graphicData uri="http://schemas.openxmlformats.org/drawingml/2006/picture">
-                <pic:pic>
+              <a:graphicData xmlns:a="http://schemas.openxmlformats.org/drawingml/2006/main" uri="http://schemas.openxmlformats.org/drawingml/2006/picture">
+                <pic:pic xmlns:pic="http://schemas.openxmlformats.org/drawingml/2006/picture">
                   <pic:nvPicPr>
                     <pic:cNvPr id="0" name="image1.png"/>
                     <pic:cNvPicPr/>
                   </pic:nvPicPr>
                   <pic:blipFill>
-                    <a:blip r:embed="Re1c9de9cd8504bde">
+                    <a:blip xmlns:r="http://schemas.openxmlformats.org/officeDocument/2006/relationships" r:embed="Re1c9de9cd8504bde">
                       <a:extLst>
-                        <a:ext xmlns:a="http://schemas.openxmlformats.org/drawingml/2006/main" uri="{28A0092B-C50C-407E-A947-70E740481C1C}">
-                          <a14:useLocalDpi val="0"/>
+                        <a:ext uri="{28A0092B-C50C-407E-A947-70E740481C1C}">
+                          <a14:useLocalDpi xmlns:a14="http://schemas.microsoft.com/office/drawing/2010/main"/>
                         </a:ext>
                       </a:extLst>
                     </a:blip>
@@ -39,9 +40,9 @@
                     </a:stretch>
                   </pic:blipFill>
                   <pic:spPr>
-                    <a:xfrm rot="0" flipH="0" flipV="0">
+                    <a:xfrm rot="0">
                       <a:off x="0" y="0"/>
-                      <a:ext cx="2854808" cy="3862388"/>
+                      <a:ext cx="2248602" cy="3042227"/>
                     </a:xfrm>
                     <a:prstGeom prst="rect">
                       <a:avLst/>
@@ -54,72 +55,6 @@
         </w:drawing>
       </w:r>
     </w:p>
-    <w:p xmlns:wp14="http://schemas.microsoft.com/office/word/2010/wordml" wp14:textId="77777777">
-      <w:pPr>
-        <w:jc w:val="center"/>
-        <w:rPr>
-          <w:b/>
-        </w:rPr>
-      </w:pPr>
-    </w:p>
-    <w:p xmlns:wp14="http://schemas.microsoft.com/office/word/2010/wordml" wp14:textId="77777777">
-      <w:pPr>
-        <w:rPr>
-          <w:b/>
-        </w:rPr>
-      </w:pPr>
-    </w:p>
-    <w:p xmlns:wp14="http://schemas.microsoft.com/office/word/2010/wordml" wp14:textId="77777777">
-      <w:pPr>
-        <w:jc w:val="center"/>
-        <w:rPr>
-          <w:b/>
-        </w:rPr>
-      </w:pPr>
-    </w:p>
-    <w:p>
-      <w:pPr>
-        <w:spacing w:line="360" w:lineRule="auto"/>
-        <w:jc w:val="center"/>
-      </w:pPr>
-    </w:p>
-    <w:p>
-      <w:pPr>
-        <w:pStyle w:val="Normal"/>
-        <w:spacing w:line="360" w:lineRule="auto"/>
-        <w:jc w:val="center"/>
-      </w:pPr>
-    </w:p>
-    <w:p>
-      <w:pPr>
-        <w:spacing w:line="360" w:lineRule="auto"/>
-        <w:jc w:val="center"/>
-      </w:pPr>
-    </w:p>
-    <w:p>
-      <w:pPr>
-        <w:spacing w:line="360" w:lineRule="auto"/>
-        <w:jc w:val="center"/>
-      </w:pPr>
-    </w:p>
-    <w:p>
-      <w:pPr>
-        <w:spacing w:line="360" w:lineRule="auto"/>
-        <w:jc w:val="center"/>
-      </w:pPr>
-    </w:p>
-    <w:p>
-      <w:pPr>
-        <w:spacing w:line="360" w:lineRule="auto"/>
-        <w:jc w:val="center"/>
-      </w:pPr>
-    </w:p>
-    <w:p>
-      <w:pPr>
-        <w:spacing w:line="360" w:lineRule="auto"/>
-        <w:jc w:val="center"/>
-      </w:pPr>
-    </w:p>
     <w:p>
       <w:pPr>
         <w:spacing w:line="360" w:lineRule="auto"/>
@@ -156,15 +91,28 @@
     </w:p>
     <w:p>
       <w:pPr>
+        <w:pStyle w:val="Normal"/>
         <w:spacing w:line="360" w:lineRule="auto"/>
         <w:jc w:val="center"/>
-      </w:pPr>
-    </w:p>
-    <w:p xmlns:wp14="http://schemas.microsoft.com/office/word/2010/wordml" wp14:textId="0E784D8A">
+        <w:rPr>
+          <w:b w:val="1"/>
+          <w:bCs w:val="1"/>
+          <w:sz w:val="26"/>
+          <w:szCs w:val="26"/>
+        </w:rPr>
+      </w:pPr>
+    </w:p>
+    <w:p>
       <w:pPr>
         <w:spacing w:line="360" w:lineRule="auto"/>
         <w:jc w:val="center"/>
       </w:pPr>
+    </w:p>
+    <w:p xmlns:wp14="http://schemas.microsoft.com/office/word/2010/wordml" wp14:textId="0E784D8A">
+      <w:pPr>
+        <w:spacing w:line="360" w:lineRule="auto"/>
+        <w:jc w:val="center"/>
+      </w:pPr>
       <w:r>
         <w:rPr/>
         <w:t>Integrantes:</w:t>
@@ -177,89 +125,130 @@
       </w:pPr>
       <w:r>
         <w:rPr/>
-        <w:t>Laura Vanessa Vega Tique - 100196345</w:t>
-      </w:r>
-    </w:p>
-    <w:p xmlns:wp14="http://schemas.microsoft.com/office/word/2010/wordml" wp14:textId="5726AB8F">
+        <w:t>Adriana Tapias Restrepo - 1006891541</w:t>
+      </w:r>
+    </w:p>
+    <w:p>
       <w:pPr>
         <w:spacing w:line="360" w:lineRule="auto"/>
         <w:jc w:val="center"/>
       </w:pPr>
       <w:r>
         <w:rPr/>
-        <w:t xml:space="preserve">presentado </w:t>
-      </w:r>
-      <w:r>
-        <w:rPr/>
-        <w:t>a:</w:t>
-      </w:r>
-      <w:r>
-        <w:rPr/>
-        <w:t xml:space="preserve"> </w:t>
-      </w:r>
-      <w:r>
-        <w:rPr/>
-        <w:t>Tatiana Cabrera</w:t>
-      </w:r>
-    </w:p>
-    <w:p xmlns:wp14="http://schemas.microsoft.com/office/word/2010/wordml" wp14:textId="09ACE885">
+        <w:t>Laura Vanessa Vega Tique – 100196345</w:t>
+      </w:r>
+    </w:p>
+    <w:p>
       <w:pPr>
         <w:spacing w:line="360" w:lineRule="auto"/>
         <w:jc w:val="center"/>
       </w:pPr>
-      <w:r>
-        <w:rPr/>
-        <w:t xml:space="preserve">programa </w:t>
-      </w:r>
-      <w:r>
-        <w:rPr/>
-        <w:t>de:</w:t>
-      </w:r>
-      <w:r>
-        <w:rPr/>
-        <w:t xml:space="preserve"> </w:t>
-      </w:r>
-      <w:r>
-        <w:rPr/>
-        <w:t>Análisis</w:t>
-      </w:r>
-      <w:r>
-        <w:rPr/>
-        <w:t xml:space="preserve"> y diseño de software</w:t>
-      </w:r>
-    </w:p>
-    <w:p xmlns:wp14="http://schemas.microsoft.com/office/word/2010/wordml" wp14:textId="4440DCCD">
+    </w:p>
+    <w:p>
       <w:pPr>
         <w:spacing w:line="360" w:lineRule="auto"/>
         <w:jc w:val="center"/>
       </w:pPr>
+    </w:p>
+    <w:p>
+      <w:pPr>
+        <w:spacing w:line="360" w:lineRule="auto"/>
+        <w:jc w:val="center"/>
+      </w:pPr>
+    </w:p>
+    <w:p>
+      <w:pPr>
+        <w:spacing w:line="360" w:lineRule="auto"/>
+        <w:jc w:val="center"/>
+      </w:pPr>
+    </w:p>
+    <w:p xmlns:wp14="http://schemas.microsoft.com/office/word/2010/wordml" wp14:textId="7410CAA4">
+      <w:pPr>
+        <w:spacing w:line="360" w:lineRule="auto"/>
+        <w:jc w:val="center"/>
+      </w:pPr>
       <w:r>
         <w:rPr/>
-        <w:t xml:space="preserve">Abril </w:t>
-      </w:r>
+        <w:t>Presentado a: Tatiana Cabrera</w:t>
+      </w:r>
+    </w:p>
+    <w:p xmlns:wp14="http://schemas.microsoft.com/office/word/2010/wordml" wp14:textId="44B55022">
+      <w:pPr>
+        <w:spacing w:line="360" w:lineRule="auto"/>
+        <w:jc w:val="center"/>
+      </w:pPr>
+    </w:p>
+    <w:p xmlns:wp14="http://schemas.microsoft.com/office/word/2010/wordml" wp14:textId="0EAABCDA">
+      <w:pPr>
+        <w:spacing w:line="360" w:lineRule="auto"/>
+        <w:jc w:val="center"/>
+      </w:pPr>
+    </w:p>
+    <w:p xmlns:wp14="http://schemas.microsoft.com/office/word/2010/wordml" wp14:textId="1FA40FC0">
+      <w:pPr>
+        <w:spacing w:line="360" w:lineRule="auto"/>
+        <w:jc w:val="center"/>
+      </w:pPr>
+    </w:p>
+    <w:p xmlns:wp14="http://schemas.microsoft.com/office/word/2010/wordml" wp14:textId="131CA886">
+      <w:pPr>
+        <w:spacing w:line="360" w:lineRule="auto"/>
+        <w:jc w:val="center"/>
+      </w:pPr>
+    </w:p>
+    <w:p xmlns:wp14="http://schemas.microsoft.com/office/word/2010/wordml" wp14:textId="02BB8AC9">
+      <w:pPr>
+        <w:pStyle w:val="Normal"/>
+        <w:spacing w:line="360" w:lineRule="auto"/>
+        <w:jc w:val="center"/>
+      </w:pPr>
       <w:r>
         <w:rPr/>
-        <w:t>202</w:t>
-      </w:r>
+        <w:t>Asignatura: Análisis y diseño de software</w:t>
+      </w:r>
+    </w:p>
+    <w:p>
+      <w:pPr>
+        <w:pStyle w:val="Normal"/>
+        <w:spacing w:line="360" w:lineRule="auto"/>
+        <w:jc w:val="center"/>
+      </w:pPr>
+    </w:p>
+    <w:p>
+      <w:pPr>
+        <w:pStyle w:val="Normal"/>
+        <w:spacing w:line="360" w:lineRule="auto"/>
+        <w:jc w:val="center"/>
+      </w:pPr>
+    </w:p>
+    <w:p>
+      <w:pPr>
+        <w:pStyle w:val="Normal"/>
+        <w:spacing w:line="360" w:lineRule="auto"/>
+        <w:jc w:val="center"/>
+      </w:pPr>
+    </w:p>
+    <w:p>
+      <w:pPr>
+        <w:spacing w:line="360" w:lineRule="auto"/>
+        <w:jc w:val="center"/>
+      </w:pPr>
       <w:r>
         <w:rPr/>
-        <w:t>5</w:t>
+        <w:t>04 Abril 2025</w:t>
       </w:r>
     </w:p>
     <w:p>
       <w:pPr>
         <w:spacing w:line="360" w:lineRule="auto"/>
-        <w:ind/>
         <w:jc w:val="center"/>
-        <w:rPr>
-          <w:b w:val="1"/>
-          <w:bCs w:val="1"/>
-        </w:rPr>
-      </w:pPr>
-      <w:r>
-        <w:rPr/>
-        <w:t xml:space="preserve">BOGOTA D.C. </w:t>
-      </w:r>
+      </w:pPr>
+    </w:p>
+    <w:p>
+      <w:pPr>
+        <w:spacing w:line="360" w:lineRule="auto"/>
+        <w:jc w:val="center"/>
+      </w:pPr>
     </w:p>
     <w:p>
       <w:pPr>
@@ -280,7 +269,29 @@
           <w:sz w:val="28"/>
           <w:szCs w:val="28"/>
         </w:rPr>
-        <w:t xml:space="preserve">Introducción </w:t>
+        <w:t>Introducción</w:t>
+      </w:r>
+    </w:p>
+    <w:p>
+      <w:pPr>
+        <w:pStyle w:val="Normal"/>
+        <w:spacing w:line="360" w:lineRule="auto"/>
+        <w:jc w:val="center"/>
+        <w:rPr>
+          <w:b w:val="1"/>
+          <w:bCs w:val="1"/>
+          <w:sz w:val="28"/>
+          <w:szCs w:val="28"/>
+        </w:rPr>
+      </w:pPr>
+      <w:r>
+        <w:rPr>
+          <w:b w:val="1"/>
+          <w:bCs w:val="1"/>
+          <w:sz w:val="28"/>
+          <w:szCs w:val="28"/>
+        </w:rPr>
+        <w:t xml:space="preserve"> </w:t>
       </w:r>
     </w:p>
     <w:p>
@@ -2585,14 +2596,14 @@
                 <w:b w:val="0"/>
                 <w:bCs w:val="0"/>
               </w:rPr>
-              <w:t xml:space="preserve">Tiene </w:t>
-            </w:r>
-            <w:r>
-              <w:rPr>
-                <w:b w:val="0"/>
-                <w:bCs w:val="0"/>
-              </w:rPr>
-              <w:t>baja presencia digitalss</w:t>
+              <w:t xml:space="preserve">Tiene baja presencia </w:t>
+            </w:r>
+            <w:r>
+              <w:rPr>
+                <w:b w:val="0"/>
+                <w:bCs w:val="0"/>
+              </w:rPr>
+              <w:t>digitales</w:t>
             </w:r>
             <w:r>
               <w:rPr>
@@ -5545,7 +5556,7 @@
     </w:tbl>
     <w:p>
       <w:pPr>
-        <w:pStyle w:val="Normal"/>
+        <w:pStyle w:val="Ttulo1"/>
         <w:suppressLineNumbers w:val="0"/>
         <w:bidi w:val="0"/>
         <w:spacing w:before="0" w:beforeAutospacing="off" w:after="0" w:afterAutospacing="off" w:line="360" w:lineRule="auto"/>
@@ -5560,10 +5571,5549 @@
     <w:p>
       <w:pPr>
         <w:pStyle w:val="Normal"/>
+        <w:bidi w:val="0"/>
+      </w:pPr>
+    </w:p>
+    <w:p>
+      <w:pPr>
+        <w:bidi w:val="0"/>
+        <w:spacing w:before="322" w:beforeAutospacing="off" w:after="322" w:afterAutospacing="off"/>
+      </w:pPr>
+      <w:r>
+        <w:br w:type="page"/>
+      </w:r>
+    </w:p>
+    <w:p>
+      <w:pPr>
+        <w:pStyle w:val="Normal"/>
+        <w:bidi w:val="0"/>
+      </w:pPr>
+      <w:r>
+        <w:rPr/>
+        <w:t>Customer</w:t>
+      </w:r>
+      <w:r>
+        <w:rPr/>
+        <w:t xml:space="preserve"> </w:t>
+      </w:r>
+      <w:r>
+        <w:rPr/>
+        <w:t>Jounery</w:t>
+      </w:r>
+      <w:r>
+        <w:rPr/>
+        <w:t xml:space="preserve"> - Emprendedor</w:t>
+      </w:r>
+    </w:p>
+    <w:p>
+      <w:pPr>
+        <w:pStyle w:val="Normal"/>
+        <w:bidi w:val="0"/>
+      </w:pPr>
+    </w:p>
+    <w:tbl>
+      <w:tblPr>
+        <w:tblStyle w:val="TableGrid"/>
+        <w:bidiVisual w:val="0"/>
+        <w:tblW w:w="0" w:type="auto"/>
+        <w:tblLook w:val="06A0" w:firstRow="1" w:lastRow="0" w:firstColumn="1" w:lastColumn="0" w:noHBand="1" w:noVBand="1"/>
+      </w:tblPr>
+      <w:tblGrid>
+        <w:gridCol w:w="1502"/>
+        <w:gridCol w:w="1502"/>
+        <w:gridCol w:w="1502"/>
+        <w:gridCol w:w="1502"/>
+        <w:gridCol w:w="1502"/>
+        <w:gridCol w:w="1502"/>
+      </w:tblGrid>
+      <w:tr>
+        <w:trPr>
+          <w:trHeight w:val="300"/>
+        </w:trPr>
+        <w:tc>
+          <w:tcPr>
+            <w:tcW w:w="1502" w:type="dxa"/>
+            <w:tcMar/>
+          </w:tcPr>
+          <w:p>
+            <w:pPr>
+              <w:pStyle w:val="Normal"/>
+            </w:pPr>
+            <w:r>
+              <w:rPr/>
+              <w:t>Fila/Etapa</w:t>
+            </w:r>
+          </w:p>
+        </w:tc>
+        <w:tc>
+          <w:tcPr>
+            <w:tcW w:w="1502" w:type="dxa"/>
+            <w:tcMar/>
+          </w:tcPr>
+          <w:p>
+            <w:pPr>
+              <w:pStyle w:val="Normal"/>
+            </w:pPr>
+            <w:r>
+              <w:rPr/>
+              <w:t>Quiere vender</w:t>
+            </w:r>
+          </w:p>
+        </w:tc>
+        <w:tc>
+          <w:tcPr>
+            <w:tcW w:w="1502" w:type="dxa"/>
+            <w:tcMar/>
+          </w:tcPr>
+          <w:p>
+            <w:pPr>
+              <w:pStyle w:val="Normal"/>
+            </w:pPr>
+            <w:r>
+              <w:rPr/>
+              <w:t>Publica servicio</w:t>
+            </w:r>
+          </w:p>
+        </w:tc>
+        <w:tc>
+          <w:tcPr>
+            <w:tcW w:w="1502" w:type="dxa"/>
+            <w:tcMar/>
+          </w:tcPr>
+          <w:p>
+            <w:pPr>
+              <w:pStyle w:val="Normal"/>
+            </w:pPr>
+            <w:r>
+              <w:rPr/>
+              <w:t>Espera clientes</w:t>
+            </w:r>
+          </w:p>
+        </w:tc>
+        <w:tc>
+          <w:tcPr>
+            <w:tcW w:w="1502" w:type="dxa"/>
+            <w:tcMar/>
+          </w:tcPr>
+          <w:p>
+            <w:pPr>
+              <w:pStyle w:val="Normal"/>
+            </w:pPr>
+            <w:r>
+              <w:rPr/>
+              <w:t>Recibe solicitud</w:t>
+            </w:r>
+          </w:p>
+        </w:tc>
+        <w:tc>
+          <w:tcPr>
+            <w:tcW w:w="1502" w:type="dxa"/>
+            <w:tcMar/>
+          </w:tcPr>
+          <w:p>
+            <w:pPr>
+              <w:pStyle w:val="Normal"/>
+            </w:pPr>
+            <w:r>
+              <w:rPr/>
+              <w:t>Atiende cliente</w:t>
+            </w:r>
+          </w:p>
+        </w:tc>
+      </w:tr>
+      <w:tr>
+        <w:trPr>
+          <w:trHeight w:val="300"/>
+        </w:trPr>
+        <w:tc>
+          <w:tcPr>
+            <w:tcW w:w="1502" w:type="dxa"/>
+            <w:tcMar/>
+          </w:tcPr>
+          <w:p>
+            <w:pPr>
+              <w:pStyle w:val="Normal"/>
+            </w:pPr>
+            <w:r>
+              <w:rPr/>
+              <w:t>Qué hace</w:t>
+            </w:r>
+          </w:p>
+        </w:tc>
+        <w:tc>
+          <w:tcPr>
+            <w:tcW w:w="1502" w:type="dxa"/>
+            <w:tcMar/>
+          </w:tcPr>
+          <w:p>
+            <w:pPr>
+              <w:pStyle w:val="Normal"/>
+            </w:pPr>
+            <w:r>
+              <w:rPr/>
+              <w:t>Quiere promocionar su negocio</w:t>
+            </w:r>
+          </w:p>
+        </w:tc>
+        <w:tc>
+          <w:tcPr>
+            <w:tcW w:w="1502" w:type="dxa"/>
+            <w:tcMar/>
+          </w:tcPr>
+          <w:p>
+            <w:pPr>
+              <w:pStyle w:val="Normal"/>
+            </w:pPr>
+            <w:r>
+              <w:rPr/>
+              <w:t>Publica en redes</w:t>
+            </w:r>
+          </w:p>
+        </w:tc>
+        <w:tc>
+          <w:tcPr>
+            <w:tcW w:w="1502" w:type="dxa"/>
+            <w:tcMar/>
+          </w:tcPr>
+          <w:p>
+            <w:pPr>
+              <w:pStyle w:val="Normal"/>
+            </w:pPr>
+            <w:r>
+              <w:rPr/>
+              <w:t>Espera clientes</w:t>
+            </w:r>
+          </w:p>
+        </w:tc>
+        <w:tc>
+          <w:tcPr>
+            <w:tcW w:w="1502" w:type="dxa"/>
+            <w:tcMar/>
+          </w:tcPr>
+          <w:p>
+            <w:pPr>
+              <w:pStyle w:val="Normal"/>
+            </w:pPr>
+            <w:r>
+              <w:rPr/>
+              <w:t>Recibe solicitud</w:t>
+            </w:r>
+          </w:p>
+        </w:tc>
+        <w:tc>
+          <w:tcPr>
+            <w:tcW w:w="1502" w:type="dxa"/>
+            <w:tcMar/>
+          </w:tcPr>
+          <w:p>
+            <w:pPr>
+              <w:pStyle w:val="Normal"/>
+              <w:suppressLineNumbers w:val="0"/>
+              <w:bidi w:val="0"/>
+              <w:spacing w:before="0" w:beforeAutospacing="off" w:after="0" w:afterAutospacing="off" w:line="240" w:lineRule="auto"/>
+              <w:ind w:left="0" w:right="0"/>
+              <w:jc w:val="left"/>
+            </w:pPr>
+            <w:r>
+              <w:rPr/>
+              <w:t>Atiende el servicio</w:t>
+            </w:r>
+          </w:p>
+        </w:tc>
+      </w:tr>
+      <w:tr>
+        <w:trPr>
+          <w:trHeight w:val="300"/>
+        </w:trPr>
+        <w:tc>
+          <w:tcPr>
+            <w:tcW w:w="1502" w:type="dxa"/>
+            <w:tcMar/>
+          </w:tcPr>
+          <w:p>
+            <w:pPr>
+              <w:pStyle w:val="Normal"/>
+            </w:pPr>
+            <w:r>
+              <w:rPr/>
+              <w:t>Qué piensa</w:t>
+            </w:r>
+          </w:p>
+        </w:tc>
+        <w:tc>
+          <w:tcPr>
+            <w:tcW w:w="1502" w:type="dxa"/>
+            <w:tcMar/>
+          </w:tcPr>
+          <w:p>
+            <w:pPr>
+              <w:pStyle w:val="Normal"/>
+            </w:pPr>
+            <w:r>
+              <w:rPr/>
+              <w:t>“</w:t>
+            </w:r>
+            <w:r>
+              <w:rPr/>
+              <w:t>Necesito más clientes</w:t>
+            </w:r>
+            <w:r>
+              <w:rPr/>
+              <w:t>”</w:t>
+            </w:r>
+          </w:p>
+        </w:tc>
+        <w:tc>
+          <w:tcPr>
+            <w:tcW w:w="1502" w:type="dxa"/>
+            <w:tcMar/>
+          </w:tcPr>
+          <w:p>
+            <w:pPr>
+              <w:pStyle w:val="Normal"/>
+            </w:pPr>
+            <w:r>
+              <w:rPr/>
+              <w:t>“</w:t>
+            </w:r>
+            <w:r>
+              <w:rPr/>
+              <w:t>Esto no llega a muchos</w:t>
+            </w:r>
+            <w:r>
+              <w:rPr/>
+              <w:t>”</w:t>
+            </w:r>
+          </w:p>
+        </w:tc>
+        <w:tc>
+          <w:tcPr>
+            <w:tcW w:w="1502" w:type="dxa"/>
+            <w:tcMar/>
+          </w:tcPr>
+          <w:p>
+            <w:pPr>
+              <w:pStyle w:val="Normal"/>
+            </w:pPr>
+            <w:r>
+              <w:rPr/>
+              <w:t>“</w:t>
+            </w:r>
+            <w:r>
+              <w:rPr/>
+              <w:t>No estoy vendiendo</w:t>
+            </w:r>
+            <w:r>
+              <w:rPr/>
+              <w:t>”</w:t>
+            </w:r>
+          </w:p>
+        </w:tc>
+        <w:tc>
+          <w:tcPr>
+            <w:tcW w:w="1502" w:type="dxa"/>
+            <w:tcMar/>
+          </w:tcPr>
+          <w:p>
+            <w:pPr>
+              <w:pStyle w:val="Normal"/>
+            </w:pPr>
+            <w:r>
+              <w:rPr/>
+              <w:t>“No estoy vendiendo”</w:t>
+            </w:r>
+          </w:p>
+        </w:tc>
+        <w:tc>
+          <w:tcPr>
+            <w:tcW w:w="1502" w:type="dxa"/>
+            <w:tcMar/>
+          </w:tcPr>
+          <w:p>
+            <w:pPr>
+              <w:pStyle w:val="Normal"/>
+            </w:pPr>
+            <w:r>
+              <w:rPr/>
+              <w:t>“Espero que vuelva”</w:t>
+            </w:r>
+          </w:p>
+        </w:tc>
+      </w:tr>
+      <w:tr>
+        <w:trPr>
+          <w:trHeight w:val="300"/>
+        </w:trPr>
+        <w:tc>
+          <w:tcPr>
+            <w:tcW w:w="1502" w:type="dxa"/>
+            <w:tcMar/>
+          </w:tcPr>
+          <w:p>
+            <w:pPr>
+              <w:pStyle w:val="Normal"/>
+            </w:pPr>
+            <w:r>
+              <w:rPr/>
+              <w:t>Qué siente</w:t>
+            </w:r>
+          </w:p>
+        </w:tc>
+        <w:tc>
+          <w:tcPr>
+            <w:tcW w:w="1502" w:type="dxa"/>
+            <w:tcMar/>
+          </w:tcPr>
+          <w:p>
+            <w:pPr>
+              <w:pStyle w:val="Normal"/>
+            </w:pPr>
+            <w:r>
+              <w:rPr/>
+              <w:t>Motivación</w:t>
+            </w:r>
+          </w:p>
+        </w:tc>
+        <w:tc>
+          <w:tcPr>
+            <w:tcW w:w="1502" w:type="dxa"/>
+            <w:tcMar/>
+          </w:tcPr>
+          <w:p>
+            <w:pPr>
+              <w:pStyle w:val="Normal"/>
+            </w:pPr>
+            <w:r>
+              <w:rPr/>
+              <w:t>Frustración</w:t>
+            </w:r>
+            <w:r>
+              <w:rPr/>
+              <w:t xml:space="preserve"> </w:t>
+            </w:r>
+          </w:p>
+        </w:tc>
+        <w:tc>
+          <w:tcPr>
+            <w:tcW w:w="1502" w:type="dxa"/>
+            <w:tcMar/>
+          </w:tcPr>
+          <w:p>
+            <w:pPr>
+              <w:pStyle w:val="Normal"/>
+            </w:pPr>
+            <w:r>
+              <w:rPr/>
+              <w:t>Estrés</w:t>
+            </w:r>
+          </w:p>
+        </w:tc>
+        <w:tc>
+          <w:tcPr>
+            <w:tcW w:w="1502" w:type="dxa"/>
+            <w:tcMar/>
+          </w:tcPr>
+          <w:p>
+            <w:pPr>
+              <w:pStyle w:val="Normal"/>
+              <w:suppressLineNumbers w:val="0"/>
+              <w:bidi w:val="0"/>
+              <w:spacing w:before="0" w:beforeAutospacing="off" w:after="0" w:afterAutospacing="off" w:line="240" w:lineRule="auto"/>
+              <w:ind w:left="0" w:right="0"/>
+              <w:jc w:val="left"/>
+            </w:pPr>
+            <w:r>
+              <w:rPr/>
+              <w:t xml:space="preserve">Estrés </w:t>
+            </w:r>
+          </w:p>
+        </w:tc>
+        <w:tc>
+          <w:tcPr>
+            <w:tcW w:w="1502" w:type="dxa"/>
+            <w:tcMar/>
+          </w:tcPr>
+          <w:p>
+            <w:pPr>
+              <w:pStyle w:val="Normal"/>
+              <w:suppressLineNumbers w:val="0"/>
+              <w:bidi w:val="0"/>
+              <w:spacing w:before="0" w:beforeAutospacing="off" w:after="0" w:afterAutospacing="off" w:line="240" w:lineRule="auto"/>
+              <w:ind w:left="0" w:right="0"/>
+              <w:jc w:val="left"/>
+            </w:pPr>
+            <w:r>
+              <w:rPr/>
+              <w:t>Satisfacción</w:t>
+            </w:r>
+          </w:p>
+        </w:tc>
+      </w:tr>
+      <w:tr>
+        <w:trPr>
+          <w:trHeight w:val="300"/>
+        </w:trPr>
+        <w:tc>
+          <w:tcPr>
+            <w:tcW w:w="1502" w:type="dxa"/>
+            <w:tcMar/>
+          </w:tcPr>
+          <w:p>
+            <w:pPr>
+              <w:pStyle w:val="Normal"/>
+            </w:pPr>
+            <w:r>
+              <w:rPr/>
+              <w:t>Qué usa</w:t>
+            </w:r>
+          </w:p>
+        </w:tc>
+        <w:tc>
+          <w:tcPr>
+            <w:tcW w:w="1502" w:type="dxa"/>
+            <w:tcMar/>
+          </w:tcPr>
+          <w:p>
+            <w:pPr>
+              <w:pStyle w:val="Normal"/>
+            </w:pPr>
+            <w:r>
+              <w:rPr/>
+              <w:t>Celular</w:t>
+            </w:r>
+          </w:p>
+        </w:tc>
+        <w:tc>
+          <w:tcPr>
+            <w:tcW w:w="1502" w:type="dxa"/>
+            <w:tcMar/>
+          </w:tcPr>
+          <w:p>
+            <w:pPr>
+              <w:pStyle w:val="Normal"/>
+            </w:pPr>
+            <w:r>
+              <w:rPr/>
+              <w:t>Redes sociales</w:t>
+            </w:r>
+          </w:p>
+        </w:tc>
+        <w:tc>
+          <w:tcPr>
+            <w:tcW w:w="1502" w:type="dxa"/>
+            <w:tcMar/>
+          </w:tcPr>
+          <w:p>
+            <w:pPr>
+              <w:pStyle w:val="Normal"/>
+            </w:pPr>
+            <w:r>
+              <w:rPr/>
+              <w:t>Redes sociales</w:t>
+            </w:r>
+          </w:p>
+        </w:tc>
+        <w:tc>
+          <w:tcPr>
+            <w:tcW w:w="1502" w:type="dxa"/>
+            <w:tcMar/>
+          </w:tcPr>
+          <w:p>
+            <w:pPr>
+              <w:pStyle w:val="Normal"/>
+              <w:suppressLineNumbers w:val="0"/>
+              <w:bidi w:val="0"/>
+              <w:spacing w:before="0" w:beforeAutospacing="off" w:after="0" w:afterAutospacing="off" w:line="240" w:lineRule="auto"/>
+              <w:ind w:left="0" w:right="0"/>
+              <w:jc w:val="left"/>
+            </w:pPr>
+            <w:r>
+              <w:rPr/>
+              <w:t>Redes sociales</w:t>
+            </w:r>
+          </w:p>
+        </w:tc>
+        <w:tc>
+          <w:tcPr>
+            <w:tcW w:w="1502" w:type="dxa"/>
+            <w:tcMar/>
+          </w:tcPr>
+          <w:p>
+            <w:pPr>
+              <w:pStyle w:val="Normal"/>
+              <w:suppressLineNumbers w:val="0"/>
+              <w:bidi w:val="0"/>
+              <w:spacing w:before="0" w:beforeAutospacing="off" w:after="0" w:afterAutospacing="off" w:line="240" w:lineRule="auto"/>
+              <w:ind w:left="0" w:right="0"/>
+              <w:jc w:val="left"/>
+            </w:pPr>
+            <w:r>
+              <w:rPr/>
+              <w:t>Trabajo presencial</w:t>
+            </w:r>
+          </w:p>
+        </w:tc>
+      </w:tr>
+      <w:tr>
+        <w:trPr>
+          <w:trHeight w:val="300"/>
+        </w:trPr>
+        <w:tc>
+          <w:tcPr>
+            <w:tcW w:w="1502" w:type="dxa"/>
+            <w:tcMar/>
+          </w:tcPr>
+          <w:p>
+            <w:pPr>
+              <w:pStyle w:val="Normal"/>
+            </w:pPr>
+            <w:r>
+              <w:rPr/>
+              <w:t>Paint points</w:t>
+            </w:r>
+          </w:p>
+        </w:tc>
+        <w:tc>
+          <w:tcPr>
+            <w:tcW w:w="1502" w:type="dxa"/>
+            <w:tcMar/>
+          </w:tcPr>
+          <w:p>
+            <w:pPr>
+              <w:pStyle w:val="Normal"/>
+            </w:pPr>
+            <w:r>
+              <w:rPr/>
+              <w:t>Baja visibilidad</w:t>
+            </w:r>
+          </w:p>
+        </w:tc>
+        <w:tc>
+          <w:tcPr>
+            <w:tcW w:w="1502" w:type="dxa"/>
+            <w:tcMar/>
+          </w:tcPr>
+          <w:p>
+            <w:pPr>
+              <w:pStyle w:val="Normal"/>
+            </w:pPr>
+            <w:r>
+              <w:rPr/>
+              <w:t>Poco alcance</w:t>
+            </w:r>
+          </w:p>
+        </w:tc>
+        <w:tc>
+          <w:tcPr>
+            <w:tcW w:w="1502" w:type="dxa"/>
+            <w:tcMar/>
+          </w:tcPr>
+          <w:p>
+            <w:pPr>
+              <w:pStyle w:val="Normal"/>
+            </w:pPr>
+            <w:r>
+              <w:rPr/>
+              <w:t>Pocas ventas</w:t>
+            </w:r>
+          </w:p>
+        </w:tc>
+        <w:tc>
+          <w:tcPr>
+            <w:tcW w:w="1502" w:type="dxa"/>
+            <w:tcMar/>
+          </w:tcPr>
+          <w:p>
+            <w:pPr>
+              <w:pStyle w:val="Normal"/>
+              <w:suppressLineNumbers w:val="0"/>
+              <w:bidi w:val="0"/>
+              <w:spacing w:before="0" w:beforeAutospacing="off" w:after="0" w:afterAutospacing="off" w:line="240" w:lineRule="auto"/>
+              <w:ind w:left="0" w:right="0"/>
+              <w:jc w:val="left"/>
+            </w:pPr>
+            <w:r>
+              <w:rPr/>
+              <w:t xml:space="preserve">Pocas ventas </w:t>
+            </w:r>
+          </w:p>
+        </w:tc>
+        <w:tc>
+          <w:tcPr>
+            <w:tcW w:w="1502" w:type="dxa"/>
+            <w:tcMar/>
+          </w:tcPr>
+          <w:p>
+            <w:pPr>
+              <w:pStyle w:val="Normal"/>
+              <w:suppressLineNumbers w:val="0"/>
+              <w:bidi w:val="0"/>
+              <w:spacing w:before="0" w:beforeAutospacing="off" w:after="0" w:afterAutospacing="off" w:line="240" w:lineRule="auto"/>
+              <w:ind w:left="0" w:right="0"/>
+              <w:jc w:val="left"/>
+            </w:pPr>
+            <w:r>
+              <w:rPr/>
+              <w:t xml:space="preserve">No hay fidelización </w:t>
+            </w:r>
+          </w:p>
+        </w:tc>
+      </w:tr>
+      <w:tr>
+        <w:trPr>
+          <w:trHeight w:val="300"/>
+        </w:trPr>
+        <w:tc>
+          <w:tcPr>
+            <w:tcW w:w="1502" w:type="dxa"/>
+            <w:tcMar/>
+          </w:tcPr>
+          <w:p>
+            <w:pPr>
+              <w:pStyle w:val="Normal"/>
+            </w:pPr>
+            <w:r>
+              <w:rPr/>
+              <w:t>Oportunidades</w:t>
+            </w:r>
+          </w:p>
+        </w:tc>
+        <w:tc>
+          <w:tcPr>
+            <w:tcW w:w="1502" w:type="dxa"/>
+            <w:tcMar/>
+          </w:tcPr>
+          <w:p>
+            <w:pPr>
+              <w:pStyle w:val="Normal"/>
+            </w:pPr>
+            <w:r>
+              <w:rPr/>
+              <w:t>Plataforma digital</w:t>
+            </w:r>
+          </w:p>
+        </w:tc>
+        <w:tc>
+          <w:tcPr>
+            <w:tcW w:w="1502" w:type="dxa"/>
+            <w:tcMar/>
+          </w:tcPr>
+          <w:p>
+            <w:pPr>
+              <w:pStyle w:val="Normal"/>
+            </w:pPr>
+            <w:r>
+              <w:rPr/>
+              <w:t>Publicación en app</w:t>
+            </w:r>
+          </w:p>
+        </w:tc>
+        <w:tc>
+          <w:tcPr>
+            <w:tcW w:w="1502" w:type="dxa"/>
+            <w:tcMar/>
+          </w:tcPr>
+          <w:p>
+            <w:pPr>
+              <w:pStyle w:val="Normal"/>
+            </w:pPr>
+            <w:r>
+              <w:rPr/>
+              <w:t>Mayor visibilidad</w:t>
+            </w:r>
+          </w:p>
+        </w:tc>
+        <w:tc>
+          <w:tcPr>
+            <w:tcW w:w="1502" w:type="dxa"/>
+            <w:tcMar/>
+          </w:tcPr>
+          <w:p>
+            <w:pPr>
+              <w:pStyle w:val="Normal"/>
+              <w:suppressLineNumbers w:val="0"/>
+              <w:bidi w:val="0"/>
+              <w:spacing w:before="0" w:beforeAutospacing="off" w:after="0" w:afterAutospacing="off" w:line="240" w:lineRule="auto"/>
+              <w:ind w:left="0" w:right="0"/>
+              <w:jc w:val="left"/>
+            </w:pPr>
+            <w:r>
+              <w:rPr/>
+              <w:t>Mayor visibilidad</w:t>
+            </w:r>
+          </w:p>
+        </w:tc>
+        <w:tc>
+          <w:tcPr>
+            <w:tcW w:w="1502" w:type="dxa"/>
+            <w:tcMar/>
+          </w:tcPr>
+          <w:p>
+            <w:pPr>
+              <w:pStyle w:val="Normal"/>
+              <w:suppressLineNumbers w:val="0"/>
+              <w:bidi w:val="0"/>
+              <w:spacing w:before="0" w:beforeAutospacing="off" w:after="0" w:afterAutospacing="off" w:line="240" w:lineRule="auto"/>
+              <w:ind w:left="0" w:right="0"/>
+              <w:jc w:val="left"/>
+            </w:pPr>
+            <w:r>
+              <w:rPr/>
+              <w:t>Sistema de clientes</w:t>
+            </w:r>
+          </w:p>
+        </w:tc>
+      </w:tr>
+    </w:tbl>
+    <w:p>
+      <w:pPr>
+        <w:pStyle w:val="Normal"/>
+        <w:bidi w:val="0"/>
+      </w:pPr>
+    </w:p>
+    <w:p>
+      <w:pPr>
+        <w:pStyle w:val="Normal"/>
+        <w:bidi w:val="0"/>
+      </w:pPr>
+    </w:p>
+    <w:p>
+      <w:pPr>
+        <w:pStyle w:val="Normal"/>
+        <w:bidi w:val="0"/>
+      </w:pPr>
+      <w:r>
+        <w:rPr/>
+        <w:t>Customer</w:t>
+      </w:r>
+      <w:r>
+        <w:rPr/>
+        <w:t xml:space="preserve"> </w:t>
+      </w:r>
+      <w:r>
+        <w:rPr/>
+        <w:t>Jounery</w:t>
+      </w:r>
+      <w:r>
+        <w:rPr/>
+        <w:t xml:space="preserve"> - Cliente</w:t>
+      </w:r>
+    </w:p>
+    <w:p>
+      <w:pPr>
+        <w:pStyle w:val="Normal"/>
+        <w:bidi w:val="0"/>
+      </w:pPr>
+    </w:p>
+    <w:tbl>
+      <w:tblPr>
+        <w:tblStyle w:val="TableGrid"/>
+        <w:bidiVisual w:val="0"/>
+        <w:tblW w:w="0" w:type="auto"/>
+        <w:tblLook w:val="06A0" w:firstRow="1" w:lastRow="0" w:firstColumn="1" w:lastColumn="0" w:noHBand="1" w:noVBand="1"/>
+      </w:tblPr>
+      <w:tblGrid>
+        <w:gridCol w:w="1502"/>
+        <w:gridCol w:w="1502"/>
+        <w:gridCol w:w="1502"/>
+        <w:gridCol w:w="1502"/>
+        <w:gridCol w:w="1502"/>
+        <w:gridCol w:w="1502"/>
+      </w:tblGrid>
+      <w:tr>
+        <w:trPr>
+          <w:trHeight w:val="300"/>
+        </w:trPr>
+        <w:tc>
+          <w:tcPr>
+            <w:tcW w:w="1502" w:type="dxa"/>
+            <w:tcMar/>
+          </w:tcPr>
+          <w:p>
+            <w:pPr>
+              <w:pStyle w:val="Normal"/>
+            </w:pPr>
+            <w:r>
+              <w:rPr/>
+              <w:t>Fila/Etapa</w:t>
+            </w:r>
+          </w:p>
+        </w:tc>
+        <w:tc>
+          <w:tcPr>
+            <w:tcW w:w="1502" w:type="dxa"/>
+            <w:tcMar/>
+          </w:tcPr>
+          <w:p>
+            <w:pPr>
+              <w:pStyle w:val="Normal"/>
+            </w:pPr>
+            <w:r>
+              <w:rPr/>
+              <w:t>Descubre necesidad</w:t>
+            </w:r>
+          </w:p>
+        </w:tc>
+        <w:tc>
+          <w:tcPr>
+            <w:tcW w:w="1502" w:type="dxa"/>
+            <w:tcMar/>
+          </w:tcPr>
+          <w:p>
+            <w:pPr>
+              <w:pStyle w:val="Normal"/>
+            </w:pPr>
+            <w:r>
+              <w:rPr/>
+              <w:t>Busca servicio</w:t>
+            </w:r>
+          </w:p>
+        </w:tc>
+        <w:tc>
+          <w:tcPr>
+            <w:tcW w:w="1502" w:type="dxa"/>
+            <w:tcMar/>
+          </w:tcPr>
+          <w:p>
+            <w:pPr>
+              <w:pStyle w:val="Normal"/>
+            </w:pPr>
+            <w:r>
+              <w:rPr/>
+              <w:t>Evalúa opciones</w:t>
+            </w:r>
+          </w:p>
+        </w:tc>
+        <w:tc>
+          <w:tcPr>
+            <w:tcW w:w="1502" w:type="dxa"/>
+            <w:tcMar/>
+          </w:tcPr>
+          <w:p>
+            <w:pPr>
+              <w:pStyle w:val="Normal"/>
+            </w:pPr>
+            <w:r>
+              <w:rPr/>
+              <w:t>Solicita servicio</w:t>
+            </w:r>
+          </w:p>
+        </w:tc>
+        <w:tc>
+          <w:tcPr>
+            <w:tcW w:w="1502" w:type="dxa"/>
+            <w:tcMar/>
+          </w:tcPr>
+          <w:p>
+            <w:pPr>
+              <w:pStyle w:val="Normal"/>
+            </w:pPr>
+            <w:r>
+              <w:rPr/>
+              <w:t>Recibe servicio</w:t>
+            </w:r>
+          </w:p>
+        </w:tc>
+      </w:tr>
+      <w:tr>
+        <w:trPr>
+          <w:trHeight w:val="300"/>
+        </w:trPr>
+        <w:tc>
+          <w:tcPr>
+            <w:tcW w:w="1502" w:type="dxa"/>
+            <w:tcMar/>
+          </w:tcPr>
+          <w:p>
+            <w:pPr>
+              <w:pStyle w:val="Normal"/>
+            </w:pPr>
+            <w:r>
+              <w:rPr/>
+              <w:t>Qué hace</w:t>
+            </w:r>
+          </w:p>
+        </w:tc>
+        <w:tc>
+          <w:tcPr>
+            <w:tcW w:w="1502" w:type="dxa"/>
+            <w:tcMar/>
+          </w:tcPr>
+          <w:p>
+            <w:pPr>
+              <w:pStyle w:val="Normal"/>
+            </w:pPr>
+            <w:r>
+              <w:rPr/>
+              <w:t>Necesita un servicio</w:t>
+            </w:r>
+          </w:p>
+        </w:tc>
+        <w:tc>
+          <w:tcPr>
+            <w:tcW w:w="1502" w:type="dxa"/>
+            <w:tcMar/>
+          </w:tcPr>
+          <w:p>
+            <w:pPr>
+              <w:pStyle w:val="Normal"/>
+            </w:pPr>
+            <w:r>
+              <w:rPr/>
+              <w:t>Busca en redes sociales</w:t>
+            </w:r>
+          </w:p>
+        </w:tc>
+        <w:tc>
+          <w:tcPr>
+            <w:tcW w:w="1502" w:type="dxa"/>
+            <w:tcMar/>
+          </w:tcPr>
+          <w:p>
+            <w:pPr>
+              <w:pStyle w:val="Normal"/>
+            </w:pPr>
+            <w:r>
+              <w:rPr/>
+              <w:t>Revisa opciones disponibles</w:t>
+            </w:r>
+          </w:p>
+        </w:tc>
+        <w:tc>
+          <w:tcPr>
+            <w:tcW w:w="1502" w:type="dxa"/>
+            <w:tcMar/>
+          </w:tcPr>
+          <w:p>
+            <w:pPr>
+              <w:pStyle w:val="Normal"/>
+            </w:pPr>
+            <w:r>
+              <w:rPr/>
+              <w:t>Solicita el servicio</w:t>
+            </w:r>
+          </w:p>
+        </w:tc>
+        <w:tc>
+          <w:tcPr>
+            <w:tcW w:w="1502" w:type="dxa"/>
+            <w:tcMar/>
+          </w:tcPr>
+          <w:p>
+            <w:pPr>
+              <w:pStyle w:val="Normal"/>
+            </w:pPr>
+            <w:r>
+              <w:rPr/>
+              <w:t>Recibe el servicio</w:t>
+            </w:r>
+          </w:p>
+        </w:tc>
+      </w:tr>
+      <w:tr>
+        <w:trPr>
+          <w:trHeight w:val="300"/>
+        </w:trPr>
+        <w:tc>
+          <w:tcPr>
+            <w:tcW w:w="1502" w:type="dxa"/>
+            <w:tcMar/>
+          </w:tcPr>
+          <w:p>
+            <w:pPr>
+              <w:pStyle w:val="Normal"/>
+            </w:pPr>
+            <w:r>
+              <w:rPr/>
+              <w:t>Qué piensa</w:t>
+            </w:r>
+          </w:p>
+        </w:tc>
+        <w:tc>
+          <w:tcPr>
+            <w:tcW w:w="1502" w:type="dxa"/>
+            <w:tcMar/>
+          </w:tcPr>
+          <w:p>
+            <w:pPr>
+              <w:pStyle w:val="Normal"/>
+            </w:pPr>
+            <w:r>
+              <w:rPr/>
+              <w:t>“Necesito ayuda con esto”</w:t>
+            </w:r>
+          </w:p>
+        </w:tc>
+        <w:tc>
+          <w:tcPr>
+            <w:tcW w:w="1502" w:type="dxa"/>
+            <w:tcMar/>
+          </w:tcPr>
+          <w:p>
+            <w:pPr>
+              <w:pStyle w:val="Normal"/>
+            </w:pPr>
+            <w:r>
+              <w:rPr/>
+              <w:t xml:space="preserve">“Esto es </w:t>
+            </w:r>
+            <w:r>
+              <w:rPr/>
+              <w:t>difícil</w:t>
+            </w:r>
+            <w:r>
+              <w:rPr/>
+              <w:t xml:space="preserve"> de encontrar”</w:t>
+            </w:r>
+          </w:p>
+        </w:tc>
+        <w:tc>
+          <w:tcPr>
+            <w:tcW w:w="1502" w:type="dxa"/>
+            <w:tcMar/>
+          </w:tcPr>
+          <w:p>
+            <w:pPr>
+              <w:pStyle w:val="Normal"/>
+            </w:pPr>
+            <w:r>
+              <w:rPr/>
+              <w:t>“¿Sera confiable?”</w:t>
+            </w:r>
+          </w:p>
+        </w:tc>
+        <w:tc>
+          <w:tcPr>
+            <w:tcW w:w="1502" w:type="dxa"/>
+            <w:tcMar/>
+          </w:tcPr>
+          <w:p>
+            <w:pPr>
+              <w:pStyle w:val="Normal"/>
+            </w:pPr>
+            <w:r>
+              <w:rPr/>
+              <w:t>“Espero que funcione bien”</w:t>
+            </w:r>
+          </w:p>
+        </w:tc>
+        <w:tc>
+          <w:tcPr>
+            <w:tcW w:w="1502" w:type="dxa"/>
+            <w:tcMar/>
+          </w:tcPr>
+          <w:p>
+            <w:pPr>
+              <w:pStyle w:val="Normal"/>
+            </w:pPr>
+            <w:r>
+              <w:rPr/>
+              <w:t>“Funciono bien / mal”</w:t>
+            </w:r>
+          </w:p>
+        </w:tc>
+      </w:tr>
+      <w:tr>
+        <w:trPr>
+          <w:trHeight w:val="300"/>
+        </w:trPr>
+        <w:tc>
+          <w:tcPr>
+            <w:tcW w:w="1502" w:type="dxa"/>
+            <w:tcMar/>
+          </w:tcPr>
+          <w:p>
+            <w:pPr>
+              <w:pStyle w:val="Normal"/>
+            </w:pPr>
+            <w:r>
+              <w:rPr/>
+              <w:t>Qué siente</w:t>
+            </w:r>
+          </w:p>
+        </w:tc>
+        <w:tc>
+          <w:tcPr>
+            <w:tcW w:w="1502" w:type="dxa"/>
+            <w:tcMar/>
+          </w:tcPr>
+          <w:p>
+            <w:pPr>
+              <w:pStyle w:val="Normal"/>
+            </w:pPr>
+            <w:r>
+              <w:rPr/>
+              <w:t>Preocupación</w:t>
+            </w:r>
+          </w:p>
+        </w:tc>
+        <w:tc>
+          <w:tcPr>
+            <w:tcW w:w="1502" w:type="dxa"/>
+            <w:tcMar/>
+          </w:tcPr>
+          <w:p>
+            <w:pPr>
+              <w:pStyle w:val="Normal"/>
+            </w:pPr>
+            <w:r>
+              <w:rPr/>
+              <w:t>Confusión</w:t>
+            </w:r>
+          </w:p>
+        </w:tc>
+        <w:tc>
+          <w:tcPr>
+            <w:tcW w:w="1502" w:type="dxa"/>
+            <w:tcMar/>
+          </w:tcPr>
+          <w:p>
+            <w:pPr>
+              <w:pStyle w:val="Normal"/>
+            </w:pPr>
+            <w:r>
+              <w:rPr/>
+              <w:t>Duda</w:t>
+            </w:r>
+          </w:p>
+        </w:tc>
+        <w:tc>
+          <w:tcPr>
+            <w:tcW w:w="1502" w:type="dxa"/>
+            <w:tcMar/>
+          </w:tcPr>
+          <w:p>
+            <w:pPr>
+              <w:pStyle w:val="Normal"/>
+            </w:pPr>
+            <w:r>
+              <w:rPr/>
+              <w:t>expectativa</w:t>
+            </w:r>
+          </w:p>
+        </w:tc>
+        <w:tc>
+          <w:tcPr>
+            <w:tcW w:w="1502" w:type="dxa"/>
+            <w:tcMar/>
+          </w:tcPr>
+          <w:p>
+            <w:pPr>
+              <w:pStyle w:val="Normal"/>
+            </w:pPr>
+            <w:r>
+              <w:rPr/>
+              <w:t>Satisfacción o frustración</w:t>
+            </w:r>
+          </w:p>
+        </w:tc>
+      </w:tr>
+      <w:tr>
+        <w:trPr>
+          <w:trHeight w:val="300"/>
+        </w:trPr>
+        <w:tc>
+          <w:tcPr>
+            <w:tcW w:w="1502" w:type="dxa"/>
+            <w:tcMar/>
+          </w:tcPr>
+          <w:p>
+            <w:pPr>
+              <w:pStyle w:val="Normal"/>
+            </w:pPr>
+            <w:r>
+              <w:rPr/>
+              <w:t>Qué usa</w:t>
+            </w:r>
+          </w:p>
+        </w:tc>
+        <w:tc>
+          <w:tcPr>
+            <w:tcW w:w="1502" w:type="dxa"/>
+            <w:tcMar/>
+          </w:tcPr>
+          <w:p>
+            <w:pPr>
+              <w:pStyle w:val="Normal"/>
+            </w:pPr>
+            <w:r>
+              <w:rPr/>
+              <w:t>Celular</w:t>
+            </w:r>
+          </w:p>
+        </w:tc>
+        <w:tc>
+          <w:tcPr>
+            <w:tcW w:w="1502" w:type="dxa"/>
+            <w:tcMar/>
+          </w:tcPr>
+          <w:p>
+            <w:pPr>
+              <w:pStyle w:val="Normal"/>
+            </w:pPr>
+            <w:r>
+              <w:rPr/>
+              <w:t>Redes sociales</w:t>
+            </w:r>
+          </w:p>
+        </w:tc>
+        <w:tc>
+          <w:tcPr>
+            <w:tcW w:w="1502" w:type="dxa"/>
+            <w:tcMar/>
+          </w:tcPr>
+          <w:p>
+            <w:pPr>
+              <w:pStyle w:val="Normal"/>
+            </w:pPr>
+            <w:r>
+              <w:rPr/>
+              <w:t>WhatsApp</w:t>
+            </w:r>
+            <w:r>
+              <w:rPr/>
+              <w:t xml:space="preserve"> / Internet</w:t>
+            </w:r>
+          </w:p>
+        </w:tc>
+        <w:tc>
+          <w:tcPr>
+            <w:tcW w:w="1502" w:type="dxa"/>
+            <w:tcMar/>
+          </w:tcPr>
+          <w:p>
+            <w:pPr>
+              <w:pStyle w:val="Normal"/>
+            </w:pPr>
+            <w:r>
+              <w:rPr/>
+              <w:t>Celular</w:t>
+            </w:r>
+          </w:p>
+        </w:tc>
+        <w:tc>
+          <w:tcPr>
+            <w:tcW w:w="1502" w:type="dxa"/>
+            <w:tcMar/>
+          </w:tcPr>
+          <w:p>
+            <w:pPr>
+              <w:pStyle w:val="Normal"/>
+            </w:pPr>
+            <w:r>
+              <w:rPr/>
+              <w:t>Servicio contratado</w:t>
+            </w:r>
+          </w:p>
+        </w:tc>
+      </w:tr>
+      <w:tr>
+        <w:trPr>
+          <w:trHeight w:val="300"/>
+        </w:trPr>
+        <w:tc>
+          <w:tcPr>
+            <w:tcW w:w="1502" w:type="dxa"/>
+            <w:tcMar/>
+          </w:tcPr>
+          <w:p>
+            <w:pPr>
+              <w:pStyle w:val="Normal"/>
+            </w:pPr>
+            <w:r>
+              <w:rPr/>
+              <w:t>Paint points</w:t>
+            </w:r>
+          </w:p>
+        </w:tc>
+        <w:tc>
+          <w:tcPr>
+            <w:tcW w:w="1502" w:type="dxa"/>
+            <w:tcMar/>
+          </w:tcPr>
+          <w:p>
+            <w:pPr>
+              <w:pStyle w:val="Normal"/>
+            </w:pPr>
+            <w:r>
+              <w:rPr/>
+              <w:t xml:space="preserve">No sabe </w:t>
+            </w:r>
+            <w:r>
+              <w:rPr/>
+              <w:t>dónde</w:t>
+            </w:r>
+            <w:r>
+              <w:rPr/>
+              <w:t xml:space="preserve"> buscar</w:t>
+            </w:r>
+          </w:p>
+        </w:tc>
+        <w:tc>
+          <w:tcPr>
+            <w:tcW w:w="1502" w:type="dxa"/>
+            <w:tcMar/>
+          </w:tcPr>
+          <w:p>
+            <w:pPr>
+              <w:pStyle w:val="Normal"/>
+            </w:pPr>
+            <w:r>
+              <w:rPr/>
+              <w:t>Pérdida</w:t>
+            </w:r>
+            <w:r>
+              <w:rPr/>
+              <w:t xml:space="preserve"> de tiempo</w:t>
+            </w:r>
+          </w:p>
+        </w:tc>
+        <w:tc>
+          <w:tcPr>
+            <w:tcW w:w="1502" w:type="dxa"/>
+            <w:tcMar/>
+          </w:tcPr>
+          <w:p>
+            <w:pPr>
+              <w:pStyle w:val="Normal"/>
+            </w:pPr>
+            <w:r>
+              <w:rPr/>
+              <w:t>Falta de confianza</w:t>
+            </w:r>
+          </w:p>
+        </w:tc>
+        <w:tc>
+          <w:tcPr>
+            <w:tcW w:w="1502" w:type="dxa"/>
+            <w:tcMar/>
+          </w:tcPr>
+          <w:p>
+            <w:pPr>
+              <w:pStyle w:val="Normal"/>
+            </w:pPr>
+            <w:r>
+              <w:rPr/>
+              <w:t>Proceso lento</w:t>
+            </w:r>
+          </w:p>
+        </w:tc>
+        <w:tc>
+          <w:tcPr>
+            <w:tcW w:w="1502" w:type="dxa"/>
+            <w:tcMar/>
+          </w:tcPr>
+          <w:p>
+            <w:pPr>
+              <w:pStyle w:val="Normal"/>
+            </w:pPr>
+            <w:r>
+              <w:rPr/>
+              <w:t>No hay seguimiento</w:t>
+            </w:r>
+          </w:p>
+        </w:tc>
+      </w:tr>
+      <w:tr>
+        <w:trPr>
+          <w:trHeight w:val="300"/>
+        </w:trPr>
+        <w:tc>
+          <w:tcPr>
+            <w:tcW w:w="1502" w:type="dxa"/>
+            <w:tcMar/>
+          </w:tcPr>
+          <w:p>
+            <w:pPr>
+              <w:pStyle w:val="Normal"/>
+            </w:pPr>
+            <w:r>
+              <w:rPr/>
+              <w:t>Oportunidades</w:t>
+            </w:r>
+          </w:p>
+        </w:tc>
+        <w:tc>
+          <w:tcPr>
+            <w:tcW w:w="1502" w:type="dxa"/>
+            <w:tcMar/>
+          </w:tcPr>
+          <w:p>
+            <w:pPr>
+              <w:pStyle w:val="Normal"/>
+            </w:pPr>
+            <w:r>
+              <w:rPr/>
+              <w:t>App centralizada</w:t>
+            </w:r>
+          </w:p>
+        </w:tc>
+        <w:tc>
+          <w:tcPr>
+            <w:tcW w:w="1502" w:type="dxa"/>
+            <w:tcMar/>
+          </w:tcPr>
+          <w:p>
+            <w:pPr>
+              <w:pStyle w:val="Normal"/>
+            </w:pPr>
+            <w:r>
+              <w:rPr/>
+              <w:t xml:space="preserve">Búsqueda </w:t>
+            </w:r>
+            <w:r>
+              <w:rPr/>
+              <w:t>rápida</w:t>
+            </w:r>
+          </w:p>
+        </w:tc>
+        <w:tc>
+          <w:tcPr>
+            <w:tcW w:w="1502" w:type="dxa"/>
+            <w:tcMar/>
+          </w:tcPr>
+          <w:p>
+            <w:pPr>
+              <w:pStyle w:val="Normal"/>
+            </w:pPr>
+            <w:r>
+              <w:rPr/>
+              <w:t>Calificaciones</w:t>
+            </w:r>
+          </w:p>
+        </w:tc>
+        <w:tc>
+          <w:tcPr>
+            <w:tcW w:w="1502" w:type="dxa"/>
+            <w:tcMar/>
+          </w:tcPr>
+          <w:p>
+            <w:pPr>
+              <w:pStyle w:val="Normal"/>
+            </w:pPr>
+            <w:r>
+              <w:rPr/>
+              <w:t xml:space="preserve">Agendamiento </w:t>
+            </w:r>
+            <w:r>
+              <w:rPr/>
+              <w:t>fácil</w:t>
+            </w:r>
+          </w:p>
+        </w:tc>
+        <w:tc>
+          <w:tcPr>
+            <w:tcW w:w="1502" w:type="dxa"/>
+            <w:tcMar/>
+          </w:tcPr>
+          <w:p>
+            <w:pPr>
+              <w:pStyle w:val="Normal"/>
+            </w:pPr>
+            <w:r>
+              <w:rPr/>
+              <w:t>Sistema de opiniones</w:t>
+            </w:r>
+          </w:p>
+        </w:tc>
+      </w:tr>
+    </w:tbl>
+    <w:p>
+      <w:pPr>
+        <w:pStyle w:val="Normal"/>
         <w:suppressLineNumbers w:val="0"/>
         <w:bidi w:val="0"/>
+        <w:spacing w:before="0" w:beforeAutospacing="off" w:after="0" w:afterAutospacing="off" w:line="276" w:lineRule="auto"/>
+        <w:ind w:left="0" w:right="0"/>
+        <w:jc w:val="left"/>
+      </w:pPr>
+    </w:p>
+    <w:p>
+      <w:pPr>
+        <w:pStyle w:val="Normal"/>
+        <w:bidi w:val="0"/>
+      </w:pPr>
+    </w:p>
+    <w:p>
+      <w:pPr>
+        <w:pStyle w:val="Normal"/>
+        <w:suppressLineNumbers w:val="0"/>
+        <w:bidi w:val="0"/>
+        <w:spacing w:before="0" w:beforeAutospacing="off" w:after="0" w:afterAutospacing="off" w:line="276" w:lineRule="auto"/>
+        <w:ind w:left="0" w:right="0"/>
+        <w:jc w:val="left"/>
+      </w:pPr>
+      <w:r>
+        <w:rPr/>
+        <w:t xml:space="preserve">Realizando el </w:t>
+      </w:r>
+      <w:r>
+        <w:rPr/>
+        <w:t>Customer</w:t>
+      </w:r>
+      <w:r>
+        <w:rPr/>
+        <w:t xml:space="preserve"> </w:t>
+      </w:r>
+      <w:r>
+        <w:rPr/>
+        <w:t>Jounery</w:t>
+      </w:r>
+      <w:r>
+        <w:rPr/>
+        <w:t xml:space="preserve"> </w:t>
+      </w:r>
+      <w:r>
+        <w:rPr/>
+        <w:t>Map</w:t>
+      </w:r>
+      <w:r>
+        <w:rPr/>
+        <w:t xml:space="preserve"> nos permitió analizar la experiencia de los usuarios a lo largo de las diferentes etapas</w:t>
+      </w:r>
+      <w:r>
+        <w:rPr/>
+        <w:t>, identificando sus acciones, pensamientos, emociones, dificultades y oportunidades de mejora.</w:t>
+      </w:r>
+      <w:r>
+        <w:rPr/>
+        <w:t xml:space="preserve"> El </w:t>
+      </w:r>
+      <w:r>
+        <w:rPr/>
+        <w:t>análisis</w:t>
+      </w:r>
+      <w:r>
+        <w:rPr/>
+        <w:t xml:space="preserve"> realizado nos facilita la </w:t>
+      </w:r>
+      <w:r>
+        <w:rPr/>
+        <w:t>comprensión</w:t>
+      </w:r>
+      <w:r>
+        <w:rPr/>
+        <w:t xml:space="preserve"> de las </w:t>
+      </w:r>
+      <w:r>
+        <w:rPr/>
+        <w:t>problemáticas</w:t>
+      </w:r>
+      <w:r>
+        <w:rPr/>
+        <w:t xml:space="preserve"> actuales y esto nos orienta el diseño de la </w:t>
+      </w:r>
+      <w:r>
+        <w:rPr/>
+        <w:t>solución</w:t>
+      </w:r>
+      <w:r>
+        <w:rPr/>
+        <w:t xml:space="preserve"> propuesta asegurando que responda a las necesidad</w:t>
+      </w:r>
+      <w:r>
+        <w:rPr/>
+        <w:t>es</w:t>
+      </w:r>
+      <w:r>
+        <w:rPr/>
+        <w:t xml:space="preserve"> reales de los usuarios.</w:t>
+      </w:r>
+    </w:p>
+    <w:p>
+      <w:pPr>
+        <w:pStyle w:val="Normal"/>
+        <w:suppressLineNumbers w:val="0"/>
+        <w:bidi w:val="0"/>
+        <w:spacing w:before="0" w:beforeAutospacing="off" w:after="0" w:afterAutospacing="off" w:line="276" w:lineRule="auto"/>
+        <w:ind w:left="0" w:right="0"/>
+        <w:jc w:val="left"/>
+      </w:pPr>
+    </w:p>
+    <w:p>
+      <w:pPr>
+        <w:pStyle w:val="Normal"/>
+        <w:suppressLineNumbers w:val="0"/>
+        <w:bidi w:val="0"/>
+        <w:spacing w:before="0" w:beforeAutospacing="off" w:after="0" w:afterAutospacing="off" w:line="276" w:lineRule="auto"/>
+        <w:ind w:left="0" w:right="0"/>
+        <w:jc w:val="left"/>
+      </w:pPr>
+    </w:p>
+    <w:p>
+      <w:pPr>
+        <w:bidi w:val="0"/>
+        <w:spacing w:before="322" w:beforeAutospacing="off" w:after="322" w:afterAutospacing="off"/>
+      </w:pPr>
+      <w:r>
+        <w:br w:type="page"/>
+      </w:r>
+    </w:p>
+    <w:p>
+      <w:pPr>
+        <w:pStyle w:val="Normal"/>
+        <w:suppressLineNumbers w:val="0"/>
+        <w:bidi w:val="0"/>
+        <w:spacing w:before="0" w:beforeAutospacing="off" w:after="0" w:afterAutospacing="off" w:line="276" w:lineRule="auto"/>
+        <w:ind w:left="0" w:right="0"/>
+        <w:jc w:val="left"/>
+      </w:pPr>
+      <w:r>
+        <w:rPr/>
+        <w:t>User</w:t>
+      </w:r>
+      <w:r>
+        <w:rPr/>
+        <w:t xml:space="preserve"> Flow – Emprended</w:t>
+      </w:r>
+      <w:r>
+        <w:rPr/>
+        <w:t>or</w:t>
+      </w:r>
+    </w:p>
+    <w:p>
+      <w:pPr>
+        <w:pStyle w:val="Normal"/>
+        <w:suppressLineNumbers w:val="0"/>
+        <w:bidi w:val="0"/>
+        <w:spacing w:before="0" w:beforeAutospacing="off" w:after="0" w:afterAutospacing="off" w:line="276" w:lineRule="auto"/>
+        <w:ind w:left="0" w:right="0"/>
+        <w:jc w:val="left"/>
+      </w:pPr>
+      <w:r>
+        <w:drawing>
+          <wp:inline wp14:editId="5187AF7C" wp14:anchorId="76AA8D87">
+            <wp:extent cx="3895725" cy="5724525"/>
+            <wp:effectExtent l="0" t="0" r="0" b="0"/>
+            <wp:docPr id="1397397265" name="drawing"/>
+            <wp:cNvGraphicFramePr>
+              <a:graphicFrameLocks noChangeAspect="1"/>
+            </wp:cNvGraphicFramePr>
+            <a:graphic>
+              <a:graphicData xmlns:a="http://schemas.openxmlformats.org/drawingml/2006/main" uri="http://schemas.openxmlformats.org/drawingml/2006/picture">
+                <pic:pic xmlns:pic="http://schemas.openxmlformats.org/drawingml/2006/picture">
+                  <pic:nvPicPr>
+                    <pic:cNvPr id="372556356" name=""/>
+                    <pic:cNvPicPr/>
+                  </pic:nvPicPr>
+                  <pic:blipFill>
+                    <a:blip xmlns:r="http://schemas.openxmlformats.org/officeDocument/2006/relationships" r:embed="rId294178279">
+                      <a:extLst>
+                        <a:ext xmlns:a="http://schemas.openxmlformats.org/drawingml/2006/main" uri="{28A0092B-C50C-407E-A947-70E740481C1C}">
+                          <a14:useLocalDpi xmlns:a14="http://schemas.microsoft.com/office/drawing/2010/main" val="0"/>
+                        </a:ext>
+                      </a:extLst>
+                    </a:blip>
+                    <a:stretch>
+                      <a:fillRect/>
+                    </a:stretch>
+                  </pic:blipFill>
+                  <pic:spPr>
+                    <a:xfrm>
+                      <a:off x="0" y="0"/>
+                      <a:ext cx="3895725" cy="5724525"/>
+                    </a:xfrm>
+                    <a:prstGeom prst="rect">
+                      <a:avLst/>
+                    </a:prstGeom>
+                  </pic:spPr>
+                </pic:pic>
+              </a:graphicData>
+            </a:graphic>
+          </wp:inline>
+        </w:drawing>
+      </w:r>
+    </w:p>
+    <w:p>
+      <w:pPr>
+        <w:pStyle w:val="Normal"/>
+        <w:suppressLineNumbers w:val="0"/>
+        <w:bidi w:val="0"/>
+        <w:spacing w:before="0" w:beforeAutospacing="off" w:after="0" w:afterAutospacing="off" w:line="276" w:lineRule="auto"/>
+        <w:ind w:left="0" w:right="0"/>
+        <w:jc w:val="left"/>
+      </w:pPr>
+    </w:p>
+    <w:p>
+      <w:pPr>
+        <w:bidi w:val="0"/>
+        <w:spacing w:before="322" w:beforeAutospacing="off" w:after="322" w:afterAutospacing="off"/>
+      </w:pPr>
+      <w:r>
+        <w:br w:type="page"/>
+      </w:r>
+    </w:p>
+    <w:p>
+      <w:pPr>
+        <w:pStyle w:val="Normal"/>
+        <w:suppressLineNumbers w:val="0"/>
+        <w:bidi w:val="0"/>
+        <w:spacing w:before="0" w:beforeAutospacing="off" w:after="0" w:afterAutospacing="off" w:line="276" w:lineRule="auto"/>
+        <w:ind w:left="0" w:right="0"/>
+        <w:jc w:val="left"/>
+      </w:pPr>
+      <w:r>
+        <w:rPr/>
+        <w:t>User</w:t>
+      </w:r>
+      <w:r>
+        <w:rPr/>
+        <w:t xml:space="preserve"> Flow</w:t>
+      </w:r>
+      <w:r>
+        <w:rPr/>
+        <w:t xml:space="preserve"> - Cliente</w:t>
+      </w:r>
+    </w:p>
+    <w:p>
+      <w:pPr>
+        <w:pStyle w:val="Normal"/>
+        <w:suppressLineNumbers w:val="0"/>
+        <w:bidi w:val="0"/>
+        <w:spacing w:before="0" w:beforeAutospacing="off" w:after="0" w:afterAutospacing="off" w:line="276" w:lineRule="auto"/>
+        <w:ind w:left="0" w:right="0"/>
+        <w:jc w:val="left"/>
+      </w:pPr>
+    </w:p>
+    <w:p>
+      <w:pPr>
+        <w:pStyle w:val="Normal"/>
+        <w:suppressLineNumbers w:val="0"/>
+        <w:bidi w:val="0"/>
+        <w:spacing w:before="0" w:beforeAutospacing="off" w:after="0" w:afterAutospacing="off" w:line="276" w:lineRule="auto"/>
+        <w:ind w:left="0" w:right="0"/>
+        <w:jc w:val="left"/>
+      </w:pPr>
+      <w:r>
+        <w:drawing>
+          <wp:inline wp14:editId="334C1E3C" wp14:anchorId="3CF52B67">
+            <wp:extent cx="3267075" cy="5724525"/>
+            <wp:effectExtent l="0" t="0" r="0" b="0"/>
+            <wp:docPr id="225197479" name="drawing"/>
+            <wp:cNvGraphicFramePr>
+              <a:graphicFrameLocks noChangeAspect="1"/>
+            </wp:cNvGraphicFramePr>
+            <a:graphic>
+              <a:graphicData xmlns:a="http://schemas.openxmlformats.org/drawingml/2006/main" uri="http://schemas.openxmlformats.org/drawingml/2006/picture">
+                <pic:pic xmlns:pic="http://schemas.openxmlformats.org/drawingml/2006/picture">
+                  <pic:nvPicPr>
+                    <pic:cNvPr id="225197479" name=""/>
+                    <pic:cNvPicPr/>
+                  </pic:nvPicPr>
+                  <pic:blipFill>
+                    <a:blip xmlns:r="http://schemas.openxmlformats.org/officeDocument/2006/relationships" r:embed="rId1097887287">
+                      <a:extLst>
+                        <a:ext xmlns:a="http://schemas.openxmlformats.org/drawingml/2006/main" uri="{28A0092B-C50C-407E-A947-70E740481C1C}">
+                          <a14:useLocalDpi xmlns:a14="http://schemas.microsoft.com/office/drawing/2010/main" val="0"/>
+                        </a:ext>
+                      </a:extLst>
+                    </a:blip>
+                    <a:stretch>
+                      <a:fillRect/>
+                    </a:stretch>
+                  </pic:blipFill>
+                  <pic:spPr>
+                    <a:xfrm>
+                      <a:off x="0" y="0"/>
+                      <a:ext cx="3267075" cy="5724525"/>
+                    </a:xfrm>
+                    <a:prstGeom prst="rect">
+                      <a:avLst/>
+                    </a:prstGeom>
+                  </pic:spPr>
+                </pic:pic>
+              </a:graphicData>
+            </a:graphic>
+          </wp:inline>
+        </w:drawing>
+      </w:r>
+    </w:p>
+    <w:p>
+      <w:pPr>
+        <w:pStyle w:val="Normal"/>
+        <w:suppressLineNumbers w:val="0"/>
+        <w:bidi w:val="0"/>
+        <w:spacing w:before="0" w:beforeAutospacing="off" w:after="0" w:afterAutospacing="off" w:line="276" w:lineRule="auto"/>
+        <w:ind w:left="0" w:right="0"/>
+        <w:jc w:val="left"/>
+      </w:pPr>
+    </w:p>
+    <w:p>
+      <w:pPr>
+        <w:pStyle w:val="Normal"/>
+        <w:suppressLineNumbers w:val="0"/>
+        <w:bidi w:val="0"/>
+        <w:spacing w:before="0" w:beforeAutospacing="off" w:after="0" w:afterAutospacing="off" w:line="276" w:lineRule="auto"/>
+        <w:ind w:left="0" w:right="0"/>
+        <w:jc w:val="left"/>
+      </w:pPr>
+      <w:r>
+        <w:rPr/>
+        <w:t xml:space="preserve">El </w:t>
+      </w:r>
+      <w:r>
+        <w:rPr/>
+        <w:t>User</w:t>
+      </w:r>
+      <w:r>
+        <w:rPr/>
+        <w:t xml:space="preserve"> </w:t>
+      </w:r>
+      <w:r>
+        <w:rPr/>
+        <w:t>flow</w:t>
+      </w:r>
+      <w:r>
+        <w:rPr/>
+        <w:t xml:space="preserve"> representa el recorrido que realiza el usuario dentro de la </w:t>
+      </w:r>
+      <w:r>
+        <w:rPr/>
+        <w:t>aplicación</w:t>
+      </w:r>
+      <w:r>
+        <w:rPr/>
+        <w:t>, desde el acceso hasta la solicitud de un servicio</w:t>
+      </w:r>
+      <w:r>
+        <w:rPr/>
+        <w:t xml:space="preserve">, como la </w:t>
+      </w:r>
+      <w:r>
+        <w:rPr/>
+        <w:t>solución</w:t>
+      </w:r>
+      <w:r>
+        <w:rPr/>
+        <w:t xml:space="preserve"> de un servicio. Este flujo nos permite visualizar las interacciones del usuario y poder identificar los puntos de </w:t>
+      </w:r>
+      <w:r>
+        <w:rPr/>
+        <w:t>decisión</w:t>
+      </w:r>
+      <w:r>
+        <w:rPr/>
+        <w:t xml:space="preserve"> y optimizar la experiencia dentro de la plataforma.</w:t>
+      </w:r>
+    </w:p>
+    <w:p>
+      <w:pPr>
+        <w:pStyle w:val="Normal"/>
+        <w:suppressLineNumbers w:val="0"/>
+        <w:bidi w:val="0"/>
+        <w:spacing w:before="0" w:beforeAutospacing="off" w:after="0" w:afterAutospacing="off" w:line="276" w:lineRule="auto"/>
+        <w:ind w:left="0" w:right="0"/>
+        <w:jc w:val="left"/>
+      </w:pPr>
+    </w:p>
+    <w:p>
+      <w:pPr>
+        <w:pStyle w:val="Normal"/>
+        <w:suppressLineNumbers w:val="0"/>
+        <w:bidi w:val="0"/>
+        <w:spacing w:before="0" w:beforeAutospacing="off" w:after="0" w:afterAutospacing="off" w:line="276" w:lineRule="auto"/>
+        <w:ind w:left="0" w:right="0"/>
+        <w:jc w:val="left"/>
+      </w:pPr>
+    </w:p>
+    <w:p>
+      <w:pPr>
+        <w:bidi w:val="0"/>
+        <w:spacing w:before="322" w:beforeAutospacing="off" w:after="322" w:afterAutospacing="off"/>
+      </w:pPr>
+      <w:r>
+        <w:br w:type="page"/>
+      </w:r>
+    </w:p>
+    <w:p>
+      <w:pPr>
+        <w:pStyle w:val="Normal"/>
+        <w:suppressLineNumbers w:val="0"/>
+        <w:bidi w:val="0"/>
+        <w:spacing w:before="0" w:beforeAutospacing="off" w:after="0" w:afterAutospacing="off" w:line="276" w:lineRule="auto"/>
+        <w:ind w:left="0" w:right="0"/>
+        <w:jc w:val="left"/>
+      </w:pPr>
+      <w:r>
+        <w:rPr/>
+        <w:t>User</w:t>
+      </w:r>
+      <w:r>
+        <w:rPr/>
+        <w:t xml:space="preserve"> </w:t>
+      </w:r>
+      <w:r>
+        <w:rPr/>
+        <w:t>Map</w:t>
+      </w:r>
+      <w:r>
+        <w:rPr/>
+        <w:t xml:space="preserve"> –Emprendedor</w:t>
+      </w:r>
+    </w:p>
+    <w:p>
+      <w:pPr>
+        <w:pStyle w:val="Normal"/>
+        <w:suppressLineNumbers w:val="0"/>
+        <w:bidi w:val="0"/>
+        <w:spacing w:before="0" w:beforeAutospacing="off" w:after="0" w:afterAutospacing="off" w:line="276" w:lineRule="auto"/>
+        <w:ind w:left="0" w:right="0"/>
+        <w:jc w:val="left"/>
+      </w:pPr>
+    </w:p>
+    <w:tbl>
+      <w:tblPr>
+        <w:tblStyle w:val="TableGrid"/>
+        <w:bidiVisual w:val="0"/>
+        <w:tblW w:w="0" w:type="auto"/>
+        <w:tblLook w:val="06A0" w:firstRow="1" w:lastRow="0" w:firstColumn="1" w:lastColumn="0" w:noHBand="1" w:noVBand="1"/>
+      </w:tblPr>
+      <w:tblGrid>
+        <w:gridCol w:w="4508"/>
+        <w:gridCol w:w="4508"/>
+      </w:tblGrid>
+      <w:tr>
+        <w:trPr>
+          <w:trHeight w:val="300"/>
+        </w:trPr>
+        <w:tc>
+          <w:tcPr>
+            <w:tcW w:w="4508" w:type="dxa"/>
+            <w:tcMar/>
+          </w:tcPr>
+          <w:p>
+            <w:pPr>
+              <w:pStyle w:val="Normal"/>
+            </w:pPr>
+            <w:r>
+              <w:rPr/>
+              <w:t>Actividad</w:t>
+            </w:r>
+          </w:p>
+        </w:tc>
+        <w:tc>
+          <w:tcPr>
+            <w:tcW w:w="4508" w:type="dxa"/>
+            <w:tcMar/>
+          </w:tcPr>
+          <w:p>
+            <w:pPr>
+              <w:pStyle w:val="Normal"/>
+            </w:pPr>
+            <w:r>
+              <w:rPr/>
+              <w:t>Tareas</w:t>
+            </w:r>
+          </w:p>
+        </w:tc>
+      </w:tr>
+      <w:tr>
+        <w:trPr>
+          <w:trHeight w:val="300"/>
+        </w:trPr>
+        <w:tc>
+          <w:tcPr>
+            <w:tcW w:w="4508" w:type="dxa"/>
+            <w:tcMar/>
+          </w:tcPr>
+          <w:p>
+            <w:pPr>
+              <w:pStyle w:val="Normal"/>
+            </w:pPr>
+            <w:r>
+              <w:rPr/>
+              <w:t>Acceso</w:t>
+            </w:r>
+          </w:p>
+        </w:tc>
+        <w:tc>
+          <w:tcPr>
+            <w:tcW w:w="4508" w:type="dxa"/>
+            <w:tcMar/>
+          </w:tcPr>
+          <w:p>
+            <w:pPr>
+              <w:pStyle w:val="Normal"/>
+            </w:pPr>
+            <w:r>
+              <w:rPr/>
+              <w:t xml:space="preserve">Registrarse / </w:t>
+            </w:r>
+            <w:r>
+              <w:rPr/>
+              <w:t xml:space="preserve">Iniciar sesión </w:t>
+            </w:r>
+          </w:p>
+        </w:tc>
+      </w:tr>
+      <w:tr>
+        <w:trPr>
+          <w:trHeight w:val="300"/>
+        </w:trPr>
+        <w:tc>
+          <w:tcPr>
+            <w:tcW w:w="4508" w:type="dxa"/>
+            <w:tcMar/>
+          </w:tcPr>
+          <w:p>
+            <w:pPr>
+              <w:pStyle w:val="Normal"/>
+            </w:pPr>
+            <w:r>
+              <w:rPr/>
+              <w:t>Gestión</w:t>
+            </w:r>
+          </w:p>
+        </w:tc>
+        <w:tc>
+          <w:tcPr>
+            <w:tcW w:w="4508" w:type="dxa"/>
+            <w:tcMar/>
+          </w:tcPr>
+          <w:p>
+            <w:pPr>
+              <w:pStyle w:val="Normal"/>
+            </w:pPr>
+            <w:r>
+              <w:rPr/>
+              <w:t xml:space="preserve">Crear servicio </w:t>
+            </w:r>
+          </w:p>
+        </w:tc>
+      </w:tr>
+      <w:tr>
+        <w:trPr>
+          <w:trHeight w:val="300"/>
+        </w:trPr>
+        <w:tc>
+          <w:tcPr>
+            <w:tcW w:w="4508" w:type="dxa"/>
+            <w:tcMar/>
+          </w:tcPr>
+          <w:p>
+            <w:pPr>
+              <w:pStyle w:val="Normal"/>
+            </w:pPr>
+            <w:r>
+              <w:rPr/>
+              <w:t>Publicación</w:t>
+            </w:r>
+          </w:p>
+        </w:tc>
+        <w:tc>
+          <w:tcPr>
+            <w:tcW w:w="4508" w:type="dxa"/>
+            <w:tcMar/>
+          </w:tcPr>
+          <w:p>
+            <w:pPr>
+              <w:pStyle w:val="Normal"/>
+            </w:pPr>
+            <w:r>
+              <w:rPr/>
+              <w:t>Publicar servicio</w:t>
+            </w:r>
+          </w:p>
+        </w:tc>
+      </w:tr>
+      <w:tr>
+        <w:trPr>
+          <w:trHeight w:val="300"/>
+        </w:trPr>
+        <w:tc>
+          <w:tcPr>
+            <w:tcW w:w="4508" w:type="dxa"/>
+            <w:tcMar/>
+          </w:tcPr>
+          <w:p>
+            <w:pPr>
+              <w:pStyle w:val="Normal"/>
+            </w:pPr>
+            <w:r>
+              <w:rPr/>
+              <w:t>Atención</w:t>
+            </w:r>
+          </w:p>
+        </w:tc>
+        <w:tc>
+          <w:tcPr>
+            <w:tcW w:w="4508" w:type="dxa"/>
+            <w:tcMar/>
+          </w:tcPr>
+          <w:p>
+            <w:pPr>
+              <w:pStyle w:val="Normal"/>
+            </w:pPr>
+            <w:r>
+              <w:rPr/>
+              <w:t>Recibir solicitudes</w:t>
+            </w:r>
+          </w:p>
+        </w:tc>
+      </w:tr>
+      <w:tr>
+        <w:trPr>
+          <w:trHeight w:val="300"/>
+        </w:trPr>
+        <w:tc>
+          <w:tcPr>
+            <w:tcW w:w="4508" w:type="dxa"/>
+            <w:tcMar/>
+          </w:tcPr>
+          <w:p>
+            <w:pPr>
+              <w:pStyle w:val="Normal"/>
+            </w:pPr>
+            <w:r>
+              <w:rPr/>
+              <w:t>Decisión</w:t>
+            </w:r>
+          </w:p>
+        </w:tc>
+        <w:tc>
+          <w:tcPr>
+            <w:tcW w:w="4508" w:type="dxa"/>
+            <w:tcMar/>
+          </w:tcPr>
+          <w:p>
+            <w:pPr>
+              <w:pStyle w:val="Normal"/>
+            </w:pPr>
+            <w:r>
+              <w:rPr/>
+              <w:t>Aceptar / Rechazar</w:t>
+            </w:r>
+          </w:p>
+        </w:tc>
+      </w:tr>
+    </w:tbl>
+    <w:p>
+      <w:pPr>
+        <w:pStyle w:val="Normal"/>
+        <w:suppressLineNumbers w:val="0"/>
+        <w:bidi w:val="0"/>
+        <w:spacing w:before="0" w:beforeAutospacing="off" w:after="0" w:afterAutospacing="off" w:line="276" w:lineRule="auto"/>
+        <w:ind w:left="0" w:right="0"/>
+        <w:jc w:val="left"/>
+      </w:pPr>
+    </w:p>
+    <w:p>
+      <w:pPr>
+        <w:pStyle w:val="Normal"/>
+        <w:suppressLineNumbers w:val="0"/>
+        <w:bidi w:val="0"/>
+        <w:spacing w:before="0" w:beforeAutospacing="off" w:after="0" w:afterAutospacing="off" w:line="276" w:lineRule="auto"/>
+        <w:ind w:left="0" w:right="0"/>
+        <w:jc w:val="left"/>
+      </w:pPr>
+    </w:p>
+    <w:p>
+      <w:pPr>
+        <w:pStyle w:val="Normal"/>
+        <w:suppressLineNumbers w:val="0"/>
+        <w:bidi w:val="0"/>
+        <w:spacing w:before="0" w:beforeAutospacing="off" w:after="0" w:afterAutospacing="off" w:line="276" w:lineRule="auto"/>
+        <w:ind w:left="0" w:right="0"/>
+        <w:jc w:val="left"/>
+      </w:pPr>
+      <w:r>
+        <w:rPr/>
+        <w:t>User</w:t>
+      </w:r>
+      <w:r>
+        <w:rPr/>
+        <w:t xml:space="preserve"> </w:t>
+      </w:r>
+      <w:r>
+        <w:rPr/>
+        <w:t>Map</w:t>
+      </w:r>
+      <w:r>
+        <w:rPr/>
+        <w:t xml:space="preserve"> –</w:t>
+      </w:r>
+      <w:r>
+        <w:rPr/>
+        <w:t>Client</w:t>
+      </w:r>
+      <w:r>
+        <w:rPr/>
+        <w:t>e</w:t>
+      </w:r>
+    </w:p>
+    <w:p>
+      <w:pPr>
+        <w:pStyle w:val="Normal"/>
+        <w:suppressLineNumbers w:val="0"/>
+        <w:bidi w:val="0"/>
+        <w:spacing w:before="0" w:beforeAutospacing="off" w:after="0" w:afterAutospacing="off" w:line="276" w:lineRule="auto"/>
+        <w:ind w:left="0" w:right="0"/>
+        <w:jc w:val="left"/>
+      </w:pPr>
+    </w:p>
+    <w:tbl>
+      <w:tblPr>
+        <w:tblStyle w:val="TableGrid"/>
+        <w:bidiVisual w:val="0"/>
+        <w:tblW w:w="0" w:type="auto"/>
+        <w:tblLook w:val="06A0" w:firstRow="1" w:lastRow="0" w:firstColumn="1" w:lastColumn="0" w:noHBand="1" w:noVBand="1"/>
+      </w:tblPr>
+      <w:tblGrid>
+        <w:gridCol w:w="4508"/>
+        <w:gridCol w:w="4508"/>
+      </w:tblGrid>
+      <w:tr>
+        <w:trPr>
+          <w:trHeight w:val="300"/>
+        </w:trPr>
+        <w:tc>
+          <w:tcPr>
+            <w:tcW w:w="4508" w:type="dxa"/>
+            <w:tcMar/>
+          </w:tcPr>
+          <w:p>
+            <w:pPr>
+              <w:pStyle w:val="Normal"/>
+            </w:pPr>
+            <w:r>
+              <w:rPr/>
+              <w:t>Actividad</w:t>
+            </w:r>
+          </w:p>
+        </w:tc>
+        <w:tc>
+          <w:tcPr>
+            <w:tcW w:w="4508" w:type="dxa"/>
+            <w:tcMar/>
+          </w:tcPr>
+          <w:p>
+            <w:pPr>
+              <w:pStyle w:val="Normal"/>
+            </w:pPr>
+            <w:r>
+              <w:rPr/>
+              <w:t>Tareas</w:t>
+            </w:r>
+          </w:p>
+        </w:tc>
+      </w:tr>
+      <w:tr>
+        <w:trPr>
+          <w:trHeight w:val="300"/>
+        </w:trPr>
+        <w:tc>
+          <w:tcPr>
+            <w:tcW w:w="4508" w:type="dxa"/>
+            <w:tcMar/>
+          </w:tcPr>
+          <w:p>
+            <w:pPr>
+              <w:pStyle w:val="Normal"/>
+            </w:pPr>
+            <w:r>
+              <w:rPr/>
+              <w:t>Acceso</w:t>
+            </w:r>
+          </w:p>
+        </w:tc>
+        <w:tc>
+          <w:tcPr>
+            <w:tcW w:w="4508" w:type="dxa"/>
+            <w:tcMar/>
+          </w:tcPr>
+          <w:p>
+            <w:pPr>
+              <w:pStyle w:val="Normal"/>
+            </w:pPr>
+            <w:r>
+              <w:rPr/>
+              <w:t>Registrarse / Iniciar sesión</w:t>
+            </w:r>
+          </w:p>
+        </w:tc>
+      </w:tr>
+      <w:tr>
+        <w:trPr>
+          <w:trHeight w:val="300"/>
+        </w:trPr>
+        <w:tc>
+          <w:tcPr>
+            <w:tcW w:w="4508" w:type="dxa"/>
+            <w:tcMar/>
+          </w:tcPr>
+          <w:p>
+            <w:pPr>
+              <w:pStyle w:val="Normal"/>
+            </w:pPr>
+            <w:r>
+              <w:rPr/>
+              <w:t>Búsqueda</w:t>
+            </w:r>
+          </w:p>
+        </w:tc>
+        <w:tc>
+          <w:tcPr>
+            <w:tcW w:w="4508" w:type="dxa"/>
+            <w:tcMar/>
+          </w:tcPr>
+          <w:p>
+            <w:pPr>
+              <w:pStyle w:val="Normal"/>
+            </w:pPr>
+            <w:r>
+              <w:rPr/>
+              <w:t>Buscar servicio</w:t>
+            </w:r>
+          </w:p>
+        </w:tc>
+      </w:tr>
+      <w:tr>
+        <w:trPr>
+          <w:trHeight w:val="300"/>
+        </w:trPr>
+        <w:tc>
+          <w:tcPr>
+            <w:tcW w:w="4508" w:type="dxa"/>
+            <w:tcMar/>
+          </w:tcPr>
+          <w:p>
+            <w:pPr>
+              <w:pStyle w:val="Normal"/>
+            </w:pPr>
+            <w:r>
+              <w:rPr/>
+              <w:t xml:space="preserve">Evaluación </w:t>
+            </w:r>
+          </w:p>
+        </w:tc>
+        <w:tc>
+          <w:tcPr>
+            <w:tcW w:w="4508" w:type="dxa"/>
+            <w:tcMar/>
+          </w:tcPr>
+          <w:p>
+            <w:pPr>
+              <w:pStyle w:val="Normal"/>
+            </w:pPr>
+            <w:r>
+              <w:rPr/>
+              <w:t>Ver detalles / Comparar</w:t>
+            </w:r>
+          </w:p>
+        </w:tc>
+      </w:tr>
+      <w:tr>
+        <w:trPr>
+          <w:trHeight w:val="300"/>
+        </w:trPr>
+        <w:tc>
+          <w:tcPr>
+            <w:tcW w:w="4508" w:type="dxa"/>
+            <w:tcMar/>
+          </w:tcPr>
+          <w:p>
+            <w:pPr>
+              <w:pStyle w:val="Normal"/>
+            </w:pPr>
+            <w:r>
+              <w:rPr/>
+              <w:t>Solicitud</w:t>
+            </w:r>
+          </w:p>
+        </w:tc>
+        <w:tc>
+          <w:tcPr>
+            <w:tcW w:w="4508" w:type="dxa"/>
+            <w:tcMar/>
+          </w:tcPr>
+          <w:p>
+            <w:pPr>
+              <w:pStyle w:val="Normal"/>
+            </w:pPr>
+            <w:r>
+              <w:rPr/>
+              <w:t>Solicitar servicio</w:t>
+            </w:r>
+          </w:p>
+        </w:tc>
+      </w:tr>
+      <w:tr>
+        <w:trPr>
+          <w:trHeight w:val="300"/>
+        </w:trPr>
+        <w:tc>
+          <w:tcPr>
+            <w:tcW w:w="4508" w:type="dxa"/>
+            <w:tcMar/>
+          </w:tcPr>
+          <w:p>
+            <w:pPr>
+              <w:pStyle w:val="Normal"/>
+            </w:pPr>
+            <w:r>
+              <w:rPr/>
+              <w:t>Confirmación</w:t>
+            </w:r>
+          </w:p>
+        </w:tc>
+        <w:tc>
+          <w:tcPr>
+            <w:tcW w:w="4508" w:type="dxa"/>
+            <w:tcMar/>
+          </w:tcPr>
+          <w:p>
+            <w:pPr>
+              <w:pStyle w:val="Normal"/>
+            </w:pPr>
+            <w:r>
+              <w:rPr/>
+              <w:t>Confirmar solicitud</w:t>
+            </w:r>
+          </w:p>
+        </w:tc>
+      </w:tr>
+    </w:tbl>
+    <w:p>
+      <w:pPr>
+        <w:bidi w:val="0"/>
+        <w:spacing w:before="322" w:beforeAutospacing="off" w:after="322" w:afterAutospacing="off"/>
+      </w:pPr>
+    </w:p>
+    <w:p>
+      <w:pPr>
+        <w:pStyle w:val="Normal"/>
+        <w:suppressLineNumbers w:val="0"/>
+        <w:bidi w:val="0"/>
+        <w:spacing w:before="0" w:beforeAutospacing="off" w:after="0" w:afterAutospacing="off" w:line="276" w:lineRule="auto"/>
+        <w:ind w:left="0" w:right="0"/>
+        <w:jc w:val="left"/>
+      </w:pPr>
+      <w:r>
+        <w:rPr/>
+        <w:t xml:space="preserve">Este </w:t>
+      </w:r>
+      <w:r>
+        <w:rPr/>
+        <w:t>User</w:t>
+      </w:r>
+      <w:r>
+        <w:rPr/>
+        <w:t xml:space="preserve"> </w:t>
+      </w:r>
+      <w:r>
+        <w:rPr/>
+        <w:t>Map</w:t>
+      </w:r>
+      <w:r>
+        <w:rPr/>
+        <w:t xml:space="preserve"> nos permite organizar las actividades y tareas que realiza el usuario dentro del sistema, lo cual facilita la </w:t>
+      </w:r>
+      <w:r>
+        <w:rPr/>
+        <w:t>comprensión</w:t>
+      </w:r>
+      <w:r>
+        <w:rPr/>
+        <w:t xml:space="preserve"> de la estructura funcional de la aplicación. Esto </w:t>
+      </w:r>
+      <w:r>
+        <w:rPr/>
+        <w:t xml:space="preserve">complementa el </w:t>
+      </w:r>
+      <w:r>
+        <w:rPr/>
+        <w:t>Customer</w:t>
+      </w:r>
+      <w:r>
+        <w:rPr/>
+        <w:t xml:space="preserve"> </w:t>
+      </w:r>
+      <w:r>
+        <w:rPr/>
+        <w:t xml:space="preserve"> </w:t>
+      </w:r>
+      <w:r>
+        <w:rPr/>
+        <w:t>Jounery</w:t>
+      </w:r>
+      <w:r>
+        <w:rPr/>
+        <w:t xml:space="preserve"> y el </w:t>
+      </w:r>
+      <w:r>
+        <w:rPr/>
+        <w:t>User</w:t>
+      </w:r>
+      <w:r>
+        <w:rPr/>
+        <w:t xml:space="preserve"> Flow, Lo que permite una visión </w:t>
+      </w:r>
+      <w:r>
+        <w:rPr/>
+        <w:t>más</w:t>
+      </w:r>
+      <w:r>
+        <w:rPr/>
+        <w:t xml:space="preserve"> clara de las </w:t>
+      </w:r>
+      <w:r>
+        <w:rPr/>
+        <w:t>funcionalidades necesarias para el desarrollo de la solución</w:t>
+      </w:r>
+      <w:r>
+        <w:rPr/>
+        <w:t>.</w:t>
+      </w:r>
+    </w:p>
+    <w:p>
+      <w:pPr>
+        <w:pStyle w:val="Ttulo1"/>
+        <w:bidi w:val="0"/>
+        <w:spacing w:before="322" w:beforeAutospacing="off" w:after="322" w:afterAutospacing="off"/>
+        <w:ind w:left="0"/>
+        <w:rPr>
+          <w:rFonts w:ascii="Arial" w:hAnsi="Arial" w:eastAsia="Arial" w:cs="Arial"/>
+          <w:b w:val="1"/>
+          <w:bCs w:val="1"/>
+          <w:noProof w:val="0"/>
+          <w:color w:val="auto"/>
+          <w:sz w:val="26"/>
+          <w:szCs w:val="26"/>
+          <w:lang w:val="es-419" w:eastAsia="ja-JP" w:bidi="ar-SA"/>
+        </w:rPr>
+      </w:pPr>
+    </w:p>
+    <w:p>
+      <w:pPr>
+        <w:bidi w:val="0"/>
+        <w:spacing w:before="322" w:beforeAutospacing="off" w:after="322" w:afterAutospacing="off"/>
+      </w:pPr>
+      <w:r>
+        <w:br w:type="page"/>
+      </w:r>
+    </w:p>
+    <w:p>
+      <w:pPr>
+        <w:pStyle w:val="Ttulo1"/>
+        <w:bidi w:val="0"/>
+        <w:spacing w:before="322" w:beforeAutospacing="off" w:after="322" w:afterAutospacing="off"/>
+        <w:ind w:left="0"/>
+        <w:rPr>
+          <w:rFonts w:ascii="Arial" w:hAnsi="Arial" w:eastAsia="Arial" w:cs="Arial"/>
+          <w:b w:val="1"/>
+          <w:bCs w:val="1"/>
+          <w:noProof w:val="0"/>
+          <w:sz w:val="26"/>
+          <w:szCs w:val="26"/>
+          <w:lang w:val="es-419"/>
+        </w:rPr>
+      </w:pPr>
+      <w:r>
+        <w:rPr>
+          <w:rFonts w:ascii="Arial" w:hAnsi="Arial" w:eastAsia="Arial" w:cs="Arial"/>
+          <w:b w:val="1"/>
+          <w:bCs w:val="1"/>
+          <w:noProof w:val="0"/>
+          <w:color w:val="auto"/>
+          <w:sz w:val="26"/>
+          <w:szCs w:val="26"/>
+          <w:lang w:val="es-419" w:eastAsia="ja-JP" w:bidi="ar-SA"/>
+        </w:rPr>
+        <w:t>Documento de Especificación de Requisitos de Software (ERS)</w:t>
+      </w:r>
+    </w:p>
+    <w:p>
+      <w:pPr>
+        <w:bidi w:val="0"/>
+        <w:spacing w:before="240" w:beforeAutospacing="off" w:after="240" w:afterAutospacing="off"/>
+        <w:rPr>
+          <w:rFonts w:ascii="Arial" w:hAnsi="Arial" w:eastAsia="Arial" w:cs="Arial"/>
+          <w:b w:val="1"/>
+          <w:bCs w:val="1"/>
+          <w:noProof w:val="0"/>
+          <w:sz w:val="26"/>
+          <w:szCs w:val="26"/>
+          <w:lang w:val="es-419"/>
+        </w:rPr>
+      </w:pPr>
+      <w:r>
+        <w:rPr>
+          <w:rFonts w:ascii="Arial" w:hAnsi="Arial" w:eastAsia="Arial" w:cs="Arial"/>
+          <w:noProof w:val="0"/>
+          <w:sz w:val="22"/>
+          <w:szCs w:val="22"/>
+          <w:lang w:val="es-419"/>
+        </w:rPr>
+        <w:t>ComuniApp</w:t>
+      </w:r>
+      <w:r>
+        <w:rPr>
+          <w:rFonts w:ascii="Arial" w:hAnsi="Arial" w:eastAsia="Arial" w:cs="Arial"/>
+          <w:noProof w:val="0"/>
+          <w:sz w:val="22"/>
+          <w:szCs w:val="22"/>
+          <w:lang w:val="es-419"/>
+        </w:rPr>
+        <w:t xml:space="preserve"> es una aplicación web que permite a los usuarios registrarse, publicar servicios y buscar ofertas en su comunidad, facilitando la interacción entre clientes y proveedores locales.</w:t>
+      </w:r>
+    </w:p>
+    <w:p>
+      <w:pPr>
+        <w:bidi w:val="0"/>
+        <w:spacing w:before="240" w:beforeAutospacing="off" w:after="240" w:afterAutospacing="off"/>
+        <w:rPr>
+          <w:rFonts w:ascii="Arial" w:hAnsi="Arial" w:eastAsia="Arial" w:cs="Arial"/>
+          <w:b w:val="1"/>
+          <w:bCs w:val="1"/>
+          <w:noProof w:val="0"/>
+          <w:sz w:val="26"/>
+          <w:szCs w:val="26"/>
+          <w:lang w:val="es-419"/>
+        </w:rPr>
+      </w:pPr>
+      <w:r>
+        <w:rPr>
+          <w:rFonts w:ascii="Arial" w:hAnsi="Arial" w:eastAsia="Arial" w:cs="Arial"/>
+          <w:b w:val="1"/>
+          <w:bCs w:val="1"/>
+          <w:noProof w:val="0"/>
+          <w:sz w:val="26"/>
+          <w:szCs w:val="26"/>
+          <w:lang w:val="es-419"/>
+        </w:rPr>
+        <w:t>Requisitos funcionales</w:t>
+      </w:r>
+    </w:p>
+    <w:p>
+      <w:pPr>
+        <w:bidi w:val="0"/>
+        <w:spacing w:before="240" w:beforeAutospacing="off" w:after="240" w:afterAutospacing="off"/>
+      </w:pPr>
+      <w:r>
+        <w:rPr>
+          <w:rFonts w:ascii="Arial" w:hAnsi="Arial" w:eastAsia="Arial" w:cs="Arial"/>
+          <w:b w:val="1"/>
+          <w:bCs w:val="1"/>
+          <w:noProof w:val="0"/>
+          <w:sz w:val="22"/>
+          <w:szCs w:val="22"/>
+          <w:lang w:val="es-419"/>
+        </w:rPr>
+        <w:t>RF1. Registro de usuarios</w:t>
+      </w:r>
+    </w:p>
+    <w:p>
+      <w:pPr>
+        <w:bidi w:val="0"/>
+        <w:spacing w:before="240" w:beforeAutospacing="off" w:after="240" w:afterAutospacing="off"/>
+      </w:pPr>
+      <w:r>
+        <w:rPr>
+          <w:rFonts w:ascii="Arial" w:hAnsi="Arial" w:eastAsia="Arial" w:cs="Arial"/>
+          <w:noProof w:val="0"/>
+          <w:sz w:val="22"/>
+          <w:szCs w:val="22"/>
+          <w:lang w:val="es-419"/>
+        </w:rPr>
+        <w:t>El sistema debe permitir a los usuarios crear una cuenta ingresando datos básicos como nombre, correo electrónico y contraseña.</w:t>
+      </w:r>
+    </w:p>
+    <w:p>
+      <w:pPr>
+        <w:bidi w:val="0"/>
+        <w:spacing w:before="240" w:beforeAutospacing="off" w:after="240" w:afterAutospacing="off"/>
+      </w:pPr>
+      <w:r>
+        <w:rPr>
+          <w:rFonts w:ascii="Arial" w:hAnsi="Arial" w:eastAsia="Arial" w:cs="Arial"/>
+          <w:b w:val="1"/>
+          <w:bCs w:val="1"/>
+          <w:noProof w:val="0"/>
+          <w:sz w:val="22"/>
+          <w:szCs w:val="22"/>
+          <w:lang w:val="es-419"/>
+        </w:rPr>
+        <w:t>RF2. Inicio de sesión</w:t>
+      </w:r>
+    </w:p>
+    <w:p>
+      <w:pPr>
+        <w:bidi w:val="0"/>
+        <w:spacing w:before="240" w:beforeAutospacing="off" w:after="240" w:afterAutospacing="off"/>
+      </w:pPr>
+      <w:r>
+        <w:rPr>
+          <w:rFonts w:ascii="Arial" w:hAnsi="Arial" w:eastAsia="Arial" w:cs="Arial"/>
+          <w:noProof w:val="0"/>
+          <w:sz w:val="22"/>
+          <w:szCs w:val="22"/>
+          <w:lang w:val="es-419"/>
+        </w:rPr>
+        <w:t>El sistema debe permitir a los usuarios autenticarse mediante correo y contraseña.</w:t>
+      </w:r>
+    </w:p>
+    <w:p>
+      <w:pPr>
+        <w:bidi w:val="0"/>
+        <w:spacing w:before="240" w:beforeAutospacing="off" w:after="240" w:afterAutospacing="off"/>
+      </w:pPr>
+      <w:r>
+        <w:rPr>
+          <w:rFonts w:ascii="Arial" w:hAnsi="Arial" w:eastAsia="Arial" w:cs="Arial"/>
+          <w:b w:val="1"/>
+          <w:bCs w:val="1"/>
+          <w:noProof w:val="0"/>
+          <w:sz w:val="22"/>
+          <w:szCs w:val="22"/>
+          <w:lang w:val="es-419"/>
+        </w:rPr>
+        <w:t>RF3. Gestión de perfiles</w:t>
+      </w:r>
+    </w:p>
+    <w:p>
+      <w:pPr>
+        <w:bidi w:val="0"/>
+        <w:spacing w:before="240" w:beforeAutospacing="off" w:after="240" w:afterAutospacing="off"/>
+      </w:pPr>
+      <w:r>
+        <w:rPr>
+          <w:rFonts w:ascii="Arial" w:hAnsi="Arial" w:eastAsia="Arial" w:cs="Arial"/>
+          <w:noProof w:val="0"/>
+          <w:sz w:val="22"/>
+          <w:szCs w:val="22"/>
+          <w:lang w:val="es-419"/>
+        </w:rPr>
+        <w:t>El usuario debe poder visualizar y editar su información personal.</w:t>
+      </w:r>
+    </w:p>
+    <w:p>
+      <w:pPr>
+        <w:bidi w:val="0"/>
+        <w:spacing w:before="240" w:beforeAutospacing="off" w:after="240" w:afterAutospacing="off"/>
+      </w:pPr>
+      <w:r>
+        <w:rPr>
+          <w:rFonts w:ascii="Arial" w:hAnsi="Arial" w:eastAsia="Arial" w:cs="Arial"/>
+          <w:b w:val="1"/>
+          <w:bCs w:val="1"/>
+          <w:noProof w:val="0"/>
+          <w:sz w:val="22"/>
+          <w:szCs w:val="22"/>
+          <w:lang w:val="es-419"/>
+        </w:rPr>
+        <w:t>RF4. Publicación de servicios</w:t>
+      </w:r>
+    </w:p>
+    <w:p>
+      <w:pPr>
+        <w:bidi w:val="0"/>
+        <w:spacing w:before="240" w:beforeAutospacing="off" w:after="240" w:afterAutospacing="off"/>
+      </w:pPr>
+      <w:r>
+        <w:rPr>
+          <w:rFonts w:ascii="Arial" w:hAnsi="Arial" w:eastAsia="Arial" w:cs="Arial"/>
+          <w:noProof w:val="0"/>
+          <w:sz w:val="22"/>
+          <w:szCs w:val="22"/>
+          <w:lang w:val="es-419"/>
+        </w:rPr>
+        <w:t>Los emprendedores deben poder publicar servicios incluyendo:</w:t>
+      </w:r>
+    </w:p>
+    <w:p>
+      <w:pPr>
+        <w:pStyle w:val="ListParagraph"/>
+        <w:numPr>
+          <w:ilvl w:val="0"/>
+          <w:numId w:val="53"/>
+        </w:numPr>
+        <w:bidi w:val="0"/>
+        <w:spacing w:before="240" w:beforeAutospacing="off" w:after="240" w:afterAutospacing="off"/>
+        <w:rPr>
+          <w:rFonts w:ascii="Arial" w:hAnsi="Arial" w:eastAsia="Arial" w:cs="Arial"/>
+          <w:noProof w:val="0"/>
+          <w:sz w:val="22"/>
+          <w:szCs w:val="22"/>
+          <w:lang w:val="es-419"/>
+        </w:rPr>
+      </w:pPr>
+      <w:r>
+        <w:rPr>
+          <w:rFonts w:ascii="Arial" w:hAnsi="Arial" w:eastAsia="Arial" w:cs="Arial"/>
+          <w:noProof w:val="0"/>
+          <w:sz w:val="22"/>
+          <w:szCs w:val="22"/>
+          <w:lang w:val="es-419"/>
+        </w:rPr>
+        <w:t>Nombre del servicio</w:t>
+      </w:r>
+    </w:p>
+    <w:p>
+      <w:pPr>
+        <w:pStyle w:val="ListParagraph"/>
+        <w:numPr>
+          <w:ilvl w:val="0"/>
+          <w:numId w:val="53"/>
+        </w:numPr>
+        <w:bidi w:val="0"/>
+        <w:spacing w:before="240" w:beforeAutospacing="off" w:after="240" w:afterAutospacing="off"/>
+        <w:rPr>
+          <w:rFonts w:ascii="Arial" w:hAnsi="Arial" w:eastAsia="Arial" w:cs="Arial"/>
+          <w:noProof w:val="0"/>
+          <w:sz w:val="22"/>
+          <w:szCs w:val="22"/>
+          <w:lang w:val="es-419"/>
+        </w:rPr>
+      </w:pPr>
+      <w:r>
+        <w:rPr>
+          <w:rFonts w:ascii="Arial" w:hAnsi="Arial" w:eastAsia="Arial" w:cs="Arial"/>
+          <w:noProof w:val="0"/>
+          <w:sz w:val="22"/>
+          <w:szCs w:val="22"/>
+          <w:lang w:val="es-419"/>
+        </w:rPr>
+        <w:t>Descripción</w:t>
+      </w:r>
+    </w:p>
+    <w:p>
+      <w:pPr>
+        <w:pStyle w:val="ListParagraph"/>
+        <w:numPr>
+          <w:ilvl w:val="0"/>
+          <w:numId w:val="53"/>
+        </w:numPr>
+        <w:bidi w:val="0"/>
+        <w:spacing w:before="240" w:beforeAutospacing="off" w:after="240" w:afterAutospacing="off"/>
+        <w:rPr>
+          <w:rFonts w:ascii="Arial" w:hAnsi="Arial" w:eastAsia="Arial" w:cs="Arial"/>
+          <w:noProof w:val="0"/>
+          <w:sz w:val="22"/>
+          <w:szCs w:val="22"/>
+          <w:lang w:val="es-419"/>
+        </w:rPr>
+      </w:pPr>
+      <w:r>
+        <w:rPr>
+          <w:rFonts w:ascii="Arial" w:hAnsi="Arial" w:eastAsia="Arial" w:cs="Arial"/>
+          <w:noProof w:val="0"/>
+          <w:sz w:val="22"/>
+          <w:szCs w:val="22"/>
+          <w:lang w:val="es-419"/>
+        </w:rPr>
+        <w:t>Categoría</w:t>
+      </w:r>
+    </w:p>
+    <w:p>
+      <w:pPr>
+        <w:pStyle w:val="ListParagraph"/>
+        <w:numPr>
+          <w:ilvl w:val="0"/>
+          <w:numId w:val="53"/>
+        </w:numPr>
+        <w:bidi w:val="0"/>
+        <w:spacing w:before="240" w:beforeAutospacing="off" w:after="240" w:afterAutospacing="off"/>
+        <w:rPr>
+          <w:rFonts w:ascii="Arial" w:hAnsi="Arial" w:eastAsia="Arial" w:cs="Arial"/>
+          <w:noProof w:val="0"/>
+          <w:sz w:val="22"/>
+          <w:szCs w:val="22"/>
+          <w:lang w:val="es-419"/>
+        </w:rPr>
+      </w:pPr>
+      <w:r>
+        <w:rPr>
+          <w:rFonts w:ascii="Arial" w:hAnsi="Arial" w:eastAsia="Arial" w:cs="Arial"/>
+          <w:noProof w:val="0"/>
+          <w:sz w:val="22"/>
+          <w:szCs w:val="22"/>
+          <w:lang w:val="es-419"/>
+        </w:rPr>
+        <w:t>Información de contacto</w:t>
+      </w:r>
+    </w:p>
+    <w:p>
+      <w:pPr>
+        <w:bidi w:val="0"/>
+        <w:spacing w:before="240" w:beforeAutospacing="off" w:after="240" w:afterAutospacing="off"/>
+      </w:pPr>
+      <w:r>
+        <w:rPr>
+          <w:rFonts w:ascii="Arial" w:hAnsi="Arial" w:eastAsia="Arial" w:cs="Arial"/>
+          <w:b w:val="1"/>
+          <w:bCs w:val="1"/>
+          <w:noProof w:val="0"/>
+          <w:sz w:val="22"/>
+          <w:szCs w:val="22"/>
+          <w:lang w:val="es-419"/>
+        </w:rPr>
+        <w:t>RF5. Búsqueda de servicios</w:t>
+      </w:r>
+    </w:p>
+    <w:p>
+      <w:pPr>
+        <w:bidi w:val="0"/>
+        <w:spacing w:before="240" w:beforeAutospacing="off" w:after="240" w:afterAutospacing="off"/>
+      </w:pPr>
+      <w:r>
+        <w:rPr>
+          <w:rFonts w:ascii="Arial" w:hAnsi="Arial" w:eastAsia="Arial" w:cs="Arial"/>
+          <w:noProof w:val="0"/>
+          <w:sz w:val="22"/>
+          <w:szCs w:val="22"/>
+          <w:lang w:val="es-419"/>
+        </w:rPr>
+        <w:t>El sistema debe permitir buscar servicios por categoría o palabra clave.</w:t>
+      </w:r>
+    </w:p>
+    <w:p>
+      <w:pPr>
+        <w:bidi w:val="0"/>
+        <w:spacing w:before="240" w:beforeAutospacing="off" w:after="240" w:afterAutospacing="off"/>
+      </w:pPr>
+      <w:r>
+        <w:rPr>
+          <w:rFonts w:ascii="Arial" w:hAnsi="Arial" w:eastAsia="Arial" w:cs="Arial"/>
+          <w:b w:val="1"/>
+          <w:bCs w:val="1"/>
+          <w:noProof w:val="0"/>
+          <w:sz w:val="22"/>
+          <w:szCs w:val="22"/>
+          <w:lang w:val="es-419"/>
+        </w:rPr>
+        <w:t>RF6. Visualización de servicios</w:t>
+      </w:r>
+    </w:p>
+    <w:p>
+      <w:pPr>
+        <w:bidi w:val="0"/>
+        <w:spacing w:before="240" w:beforeAutospacing="off" w:after="240" w:afterAutospacing="off"/>
+      </w:pPr>
+      <w:r>
+        <w:rPr>
+          <w:rFonts w:ascii="Arial" w:hAnsi="Arial" w:eastAsia="Arial" w:cs="Arial"/>
+          <w:noProof w:val="0"/>
+          <w:sz w:val="22"/>
+          <w:szCs w:val="22"/>
+          <w:lang w:val="es-419"/>
+        </w:rPr>
+        <w:t>Los usuarios deben poder ver el detalle de cada servicio publicado.</w:t>
+      </w:r>
+    </w:p>
+    <w:p>
+      <w:pPr>
+        <w:bidi w:val="0"/>
+        <w:spacing w:before="240" w:beforeAutospacing="off" w:after="240" w:afterAutospacing="off"/>
+      </w:pPr>
+      <w:r>
+        <w:rPr>
+          <w:rFonts w:ascii="Arial" w:hAnsi="Arial" w:eastAsia="Arial" w:cs="Arial"/>
+          <w:b w:val="1"/>
+          <w:bCs w:val="1"/>
+          <w:noProof w:val="0"/>
+          <w:sz w:val="22"/>
+          <w:szCs w:val="22"/>
+          <w:lang w:val="es-419"/>
+        </w:rPr>
+        <w:t>RF7. Contacto con el proveedor</w:t>
+      </w:r>
+    </w:p>
+    <w:p>
+      <w:pPr>
+        <w:bidi w:val="0"/>
+        <w:spacing w:before="240" w:beforeAutospacing="off" w:after="240" w:afterAutospacing="off"/>
+        <w:rPr>
+          <w:rFonts w:ascii="Arial" w:hAnsi="Arial" w:eastAsia="Arial" w:cs="Arial"/>
+          <w:b w:val="1"/>
+          <w:bCs w:val="1"/>
+          <w:noProof w:val="0"/>
+          <w:sz w:val="26"/>
+          <w:szCs w:val="26"/>
+          <w:lang w:val="es-419"/>
+        </w:rPr>
+      </w:pPr>
+      <w:r>
+        <w:rPr>
+          <w:rFonts w:ascii="Arial" w:hAnsi="Arial" w:eastAsia="Arial" w:cs="Arial"/>
+          <w:noProof w:val="0"/>
+          <w:sz w:val="22"/>
+          <w:szCs w:val="22"/>
+          <w:lang w:val="es-419"/>
+        </w:rPr>
+        <w:t>El sistema debe permitir al usuario contactar al proveedor mediante la información publicada.</w:t>
+      </w:r>
+    </w:p>
+    <w:p>
+      <w:pPr>
+        <w:bidi w:val="0"/>
+        <w:spacing w:before="240" w:beforeAutospacing="off" w:after="240" w:afterAutospacing="off"/>
+        <w:rPr>
+          <w:rFonts w:ascii="Arial" w:hAnsi="Arial" w:eastAsia="Arial" w:cs="Arial"/>
+          <w:b w:val="1"/>
+          <w:bCs w:val="1"/>
+          <w:noProof w:val="0"/>
+          <w:sz w:val="26"/>
+          <w:szCs w:val="26"/>
+          <w:lang w:val="es-419"/>
+        </w:rPr>
+      </w:pPr>
+      <w:r>
+        <w:rPr>
+          <w:rFonts w:ascii="Arial" w:hAnsi="Arial" w:eastAsia="Arial" w:cs="Arial"/>
+          <w:b w:val="1"/>
+          <w:bCs w:val="1"/>
+          <w:noProof w:val="0"/>
+          <w:sz w:val="26"/>
+          <w:szCs w:val="26"/>
+          <w:lang w:val="es-419"/>
+        </w:rPr>
+        <w:t>Requisitos no funcionales</w:t>
+      </w:r>
+    </w:p>
+    <w:p>
+      <w:pPr>
+        <w:bidi w:val="0"/>
+        <w:spacing w:before="240" w:beforeAutospacing="off" w:after="240" w:afterAutospacing="off"/>
+      </w:pPr>
+      <w:r>
+        <w:rPr>
+          <w:rFonts w:ascii="Arial" w:hAnsi="Arial" w:eastAsia="Arial" w:cs="Arial"/>
+          <w:b w:val="1"/>
+          <w:bCs w:val="1"/>
+          <w:noProof w:val="0"/>
+          <w:sz w:val="22"/>
+          <w:szCs w:val="22"/>
+          <w:lang w:val="es-419"/>
+        </w:rPr>
+        <w:t>RNF1. Usabilidad</w:t>
+      </w:r>
+    </w:p>
+    <w:p>
+      <w:pPr>
+        <w:bidi w:val="0"/>
+        <w:spacing w:before="240" w:beforeAutospacing="off" w:after="240" w:afterAutospacing="off"/>
+      </w:pPr>
+      <w:r>
+        <w:rPr>
+          <w:rFonts w:ascii="Arial" w:hAnsi="Arial" w:eastAsia="Arial" w:cs="Arial"/>
+          <w:noProof w:val="0"/>
+          <w:sz w:val="22"/>
+          <w:szCs w:val="22"/>
+          <w:lang w:val="es-419"/>
+        </w:rPr>
+        <w:t>La interfaz debe ser intuitiva y fácil de usar.</w:t>
+      </w:r>
+    </w:p>
+    <w:p>
+      <w:pPr>
+        <w:bidi w:val="0"/>
+        <w:spacing w:before="240" w:beforeAutospacing="off" w:after="240" w:afterAutospacing="off"/>
+      </w:pPr>
+      <w:r>
+        <w:rPr>
+          <w:rFonts w:ascii="Arial" w:hAnsi="Arial" w:eastAsia="Arial" w:cs="Arial"/>
+          <w:b w:val="1"/>
+          <w:bCs w:val="1"/>
+          <w:noProof w:val="0"/>
+          <w:sz w:val="22"/>
+          <w:szCs w:val="22"/>
+          <w:lang w:val="es-419"/>
+        </w:rPr>
+        <w:t>RNF2. Seguridad</w:t>
+      </w:r>
+    </w:p>
+    <w:p>
+      <w:pPr>
+        <w:bidi w:val="0"/>
+        <w:spacing w:before="240" w:beforeAutospacing="off" w:after="240" w:afterAutospacing="off"/>
+      </w:pPr>
+      <w:r>
+        <w:rPr>
+          <w:rFonts w:ascii="Arial" w:hAnsi="Arial" w:eastAsia="Arial" w:cs="Arial"/>
+          <w:noProof w:val="0"/>
+          <w:sz w:val="22"/>
+          <w:szCs w:val="22"/>
+          <w:lang w:val="es-419"/>
+        </w:rPr>
+        <w:t>El sistema debe proteger los datos de los usuarios mediante autenticación segura.</w:t>
+      </w:r>
+    </w:p>
+    <w:p>
+      <w:pPr>
+        <w:bidi w:val="0"/>
+        <w:spacing w:before="240" w:beforeAutospacing="off" w:after="240" w:afterAutospacing="off"/>
+      </w:pPr>
+      <w:r>
+        <w:rPr>
+          <w:rFonts w:ascii="Arial" w:hAnsi="Arial" w:eastAsia="Arial" w:cs="Arial"/>
+          <w:b w:val="1"/>
+          <w:bCs w:val="1"/>
+          <w:noProof w:val="0"/>
+          <w:sz w:val="22"/>
+          <w:szCs w:val="22"/>
+          <w:lang w:val="es-419"/>
+        </w:rPr>
+        <w:t>RNF3. Rendimiento</w:t>
+      </w:r>
+    </w:p>
+    <w:p>
+      <w:pPr>
+        <w:bidi w:val="0"/>
+        <w:spacing w:before="240" w:beforeAutospacing="off" w:after="240" w:afterAutospacing="off"/>
+      </w:pPr>
+      <w:r>
+        <w:rPr>
+          <w:rFonts w:ascii="Arial" w:hAnsi="Arial" w:eastAsia="Arial" w:cs="Arial"/>
+          <w:noProof w:val="0"/>
+          <w:sz w:val="22"/>
+          <w:szCs w:val="22"/>
+          <w:lang w:val="es-419"/>
+        </w:rPr>
+        <w:t>El sistema debe responder a las consultas en un tiempo menor a 3 segundos.</w:t>
+      </w:r>
+    </w:p>
+    <w:p>
+      <w:pPr>
+        <w:bidi w:val="0"/>
+        <w:spacing w:before="240" w:beforeAutospacing="off" w:after="240" w:afterAutospacing="off"/>
+      </w:pPr>
+      <w:r>
+        <w:rPr>
+          <w:rFonts w:ascii="Arial" w:hAnsi="Arial" w:eastAsia="Arial" w:cs="Arial"/>
+          <w:b w:val="1"/>
+          <w:bCs w:val="1"/>
+          <w:noProof w:val="0"/>
+          <w:sz w:val="22"/>
+          <w:szCs w:val="22"/>
+          <w:lang w:val="es-419"/>
+        </w:rPr>
+        <w:t>RNF4. Disponibilidad</w:t>
+      </w:r>
+    </w:p>
+    <w:p>
+      <w:pPr>
+        <w:bidi w:val="0"/>
+        <w:spacing w:before="240" w:beforeAutospacing="off" w:after="240" w:afterAutospacing="off"/>
+      </w:pPr>
+      <w:r>
+        <w:rPr>
+          <w:rFonts w:ascii="Arial" w:hAnsi="Arial" w:eastAsia="Arial" w:cs="Arial"/>
+          <w:noProof w:val="0"/>
+          <w:sz w:val="22"/>
+          <w:szCs w:val="22"/>
+          <w:lang w:val="es-419"/>
+        </w:rPr>
+        <w:t>La plataforma debe estar disponible 24/7.</w:t>
+      </w:r>
+    </w:p>
+    <w:p>
+      <w:pPr>
+        <w:bidi w:val="0"/>
+        <w:spacing w:before="240" w:beforeAutospacing="off" w:after="240" w:afterAutospacing="off"/>
+      </w:pPr>
+      <w:r>
+        <w:rPr>
+          <w:rFonts w:ascii="Arial" w:hAnsi="Arial" w:eastAsia="Arial" w:cs="Arial"/>
+          <w:b w:val="1"/>
+          <w:bCs w:val="1"/>
+          <w:noProof w:val="0"/>
+          <w:sz w:val="22"/>
+          <w:szCs w:val="22"/>
+          <w:lang w:val="es-419"/>
+        </w:rPr>
+        <w:t>RNF5. Compatibilidad</w:t>
+      </w:r>
+    </w:p>
+    <w:p>
+      <w:pPr>
+        <w:bidi w:val="0"/>
+        <w:spacing w:before="240" w:beforeAutospacing="off" w:after="240" w:afterAutospacing="off"/>
+      </w:pPr>
+      <w:r>
+        <w:rPr>
+          <w:rFonts w:ascii="Arial" w:hAnsi="Arial" w:eastAsia="Arial" w:cs="Arial"/>
+          <w:noProof w:val="0"/>
+          <w:sz w:val="22"/>
+          <w:szCs w:val="22"/>
+          <w:lang w:val="es-419"/>
+        </w:rPr>
+        <w:t>Debe funcionar en navegadores web modernos (Chrome, Edge, Firefox).</w:t>
+      </w:r>
+    </w:p>
+    <w:p>
+      <w:pPr>
+        <w:pStyle w:val="Ttulo2"/>
+        <w:bidi w:val="0"/>
+        <w:spacing w:before="299" w:beforeAutospacing="off" w:after="299" w:afterAutospacing="off"/>
+        <w:rPr>
+          <w:rFonts w:ascii="Arial" w:hAnsi="Arial" w:eastAsia="Arial" w:cs="Arial"/>
+          <w:b w:val="1"/>
+          <w:bCs w:val="1"/>
+          <w:noProof w:val="0"/>
+          <w:sz w:val="26"/>
+          <w:szCs w:val="26"/>
+          <w:lang w:val="es-419"/>
+        </w:rPr>
+      </w:pPr>
+      <w:r>
+        <w:rPr>
+          <w:rFonts w:ascii="Arial" w:hAnsi="Arial" w:eastAsia="Arial" w:cs="Arial"/>
+          <w:b w:val="1"/>
+          <w:bCs w:val="1"/>
+          <w:noProof w:val="0"/>
+          <w:sz w:val="26"/>
+          <w:szCs w:val="26"/>
+          <w:lang w:val="es-419"/>
+        </w:rPr>
+        <w:t>Justificación de la metodología de desarrollo</w:t>
+      </w:r>
+    </w:p>
+    <w:p>
+      <w:pPr>
+        <w:bidi w:val="0"/>
+        <w:spacing w:before="240" w:beforeAutospacing="off" w:after="240" w:afterAutospacing="off"/>
+      </w:pPr>
+      <w:r>
+        <w:rPr>
+          <w:rFonts w:ascii="Arial" w:hAnsi="Arial" w:eastAsia="Arial" w:cs="Arial"/>
+          <w:noProof w:val="0"/>
+          <w:sz w:val="22"/>
+          <w:szCs w:val="22"/>
+          <w:lang w:val="es-419"/>
+        </w:rPr>
+        <w:t xml:space="preserve">Se selecciona la metodología ágil </w:t>
+      </w:r>
+      <w:r>
+        <w:rPr>
+          <w:rFonts w:ascii="Arial" w:hAnsi="Arial" w:eastAsia="Arial" w:cs="Arial"/>
+          <w:b w:val="1"/>
+          <w:bCs w:val="1"/>
+          <w:noProof w:val="0"/>
+          <w:sz w:val="22"/>
+          <w:szCs w:val="22"/>
+          <w:lang w:val="es-419"/>
+        </w:rPr>
+        <w:t>Scrum</w:t>
+      </w:r>
+      <w:r>
+        <w:rPr>
+          <w:rFonts w:ascii="Arial" w:hAnsi="Arial" w:eastAsia="Arial" w:cs="Arial"/>
+          <w:noProof w:val="0"/>
+          <w:sz w:val="22"/>
+          <w:szCs w:val="22"/>
+          <w:lang w:val="es-419"/>
+        </w:rPr>
+        <w:t>, debido a que permite:</w:t>
+      </w:r>
+    </w:p>
+    <w:p>
+      <w:pPr>
+        <w:pStyle w:val="ListParagraph"/>
+        <w:numPr>
+          <w:ilvl w:val="0"/>
+          <w:numId w:val="54"/>
+        </w:numPr>
+        <w:bidi w:val="0"/>
+        <w:spacing w:before="240" w:beforeAutospacing="off" w:after="240" w:afterAutospacing="off"/>
+        <w:rPr>
+          <w:rFonts w:ascii="Arial" w:hAnsi="Arial" w:eastAsia="Arial" w:cs="Arial"/>
+          <w:noProof w:val="0"/>
+          <w:sz w:val="22"/>
+          <w:szCs w:val="22"/>
+          <w:lang w:val="es-419"/>
+        </w:rPr>
+      </w:pPr>
+      <w:r>
+        <w:rPr>
+          <w:rFonts w:ascii="Arial" w:hAnsi="Arial" w:eastAsia="Arial" w:cs="Arial"/>
+          <w:noProof w:val="0"/>
+          <w:sz w:val="22"/>
+          <w:szCs w:val="22"/>
+          <w:lang w:val="es-419"/>
+        </w:rPr>
+        <w:t>Desarrollo iterativo e incremental</w:t>
+      </w:r>
+    </w:p>
+    <w:p>
+      <w:pPr>
+        <w:pStyle w:val="ListParagraph"/>
+        <w:numPr>
+          <w:ilvl w:val="0"/>
+          <w:numId w:val="54"/>
+        </w:numPr>
+        <w:bidi w:val="0"/>
+        <w:spacing w:before="240" w:beforeAutospacing="off" w:after="240" w:afterAutospacing="off"/>
+        <w:rPr>
+          <w:rFonts w:ascii="Arial" w:hAnsi="Arial" w:eastAsia="Arial" w:cs="Arial"/>
+          <w:noProof w:val="0"/>
+          <w:sz w:val="22"/>
+          <w:szCs w:val="22"/>
+          <w:lang w:val="es-419"/>
+        </w:rPr>
+      </w:pPr>
+      <w:r>
+        <w:rPr>
+          <w:rFonts w:ascii="Arial" w:hAnsi="Arial" w:eastAsia="Arial" w:cs="Arial"/>
+          <w:noProof w:val="0"/>
+          <w:sz w:val="22"/>
+          <w:szCs w:val="22"/>
+          <w:lang w:val="es-419"/>
+        </w:rPr>
+        <w:t>Adaptación a cambios en los requisitos</w:t>
+      </w:r>
+    </w:p>
+    <w:p>
+      <w:pPr>
+        <w:pStyle w:val="ListParagraph"/>
+        <w:numPr>
+          <w:ilvl w:val="0"/>
+          <w:numId w:val="54"/>
+        </w:numPr>
+        <w:bidi w:val="0"/>
+        <w:spacing w:before="240" w:beforeAutospacing="off" w:after="240" w:afterAutospacing="off"/>
+        <w:rPr>
+          <w:rFonts w:ascii="Arial" w:hAnsi="Arial" w:eastAsia="Arial" w:cs="Arial"/>
+          <w:noProof w:val="0"/>
+          <w:sz w:val="22"/>
+          <w:szCs w:val="22"/>
+          <w:lang w:val="es-419"/>
+        </w:rPr>
+      </w:pPr>
+      <w:r>
+        <w:rPr>
+          <w:rFonts w:ascii="Arial" w:hAnsi="Arial" w:eastAsia="Arial" w:cs="Arial"/>
+          <w:noProof w:val="0"/>
+          <w:sz w:val="22"/>
+          <w:szCs w:val="22"/>
+          <w:lang w:val="es-419"/>
+        </w:rPr>
+        <w:t>Entrega continua de valor</w:t>
+      </w:r>
+    </w:p>
+    <w:p>
+      <w:pPr>
+        <w:pStyle w:val="ListParagraph"/>
+        <w:numPr>
+          <w:ilvl w:val="0"/>
+          <w:numId w:val="54"/>
+        </w:numPr>
+        <w:bidi w:val="0"/>
+        <w:spacing w:before="240" w:beforeAutospacing="off" w:after="240" w:afterAutospacing="off"/>
+        <w:rPr>
+          <w:rFonts w:ascii="Arial" w:hAnsi="Arial" w:eastAsia="Arial" w:cs="Arial"/>
+          <w:noProof w:val="0"/>
+          <w:sz w:val="22"/>
+          <w:szCs w:val="22"/>
+          <w:lang w:val="es-419"/>
+        </w:rPr>
+      </w:pPr>
+      <w:r>
+        <w:rPr>
+          <w:rFonts w:ascii="Arial" w:hAnsi="Arial" w:eastAsia="Arial" w:cs="Arial"/>
+          <w:noProof w:val="0"/>
+          <w:sz w:val="22"/>
+          <w:szCs w:val="22"/>
+          <w:lang w:val="es-419"/>
+        </w:rPr>
+        <w:t>Mejora en la comunicación del equipo</w:t>
+      </w:r>
+    </w:p>
+    <w:p>
+      <w:pPr>
+        <w:bidi w:val="0"/>
+        <w:spacing w:before="240" w:beforeAutospacing="off" w:after="240" w:afterAutospacing="off"/>
+      </w:pPr>
+      <w:r>
+        <w:rPr>
+          <w:rFonts w:ascii="Arial" w:hAnsi="Arial" w:eastAsia="Arial" w:cs="Arial"/>
+          <w:noProof w:val="0"/>
+          <w:sz w:val="22"/>
+          <w:szCs w:val="22"/>
+          <w:lang w:val="es-419"/>
+        </w:rPr>
+        <w:t>Esta metodología es adecuada para proyectos como ComuniApp, donde los requerimientos pueden evolucionar según la retroalimentación de los usuarios.</w:t>
+      </w:r>
+    </w:p>
+    <w:p>
+      <w:pPr>
+        <w:pStyle w:val="Ttulo2"/>
+        <w:bidi w:val="0"/>
+        <w:spacing w:before="299" w:beforeAutospacing="off" w:after="299" w:afterAutospacing="off"/>
+        <w:rPr>
+          <w:rFonts w:ascii="Arial" w:hAnsi="Arial" w:eastAsia="Arial" w:cs="Arial"/>
+          <w:b w:val="1"/>
+          <w:bCs w:val="1"/>
+          <w:noProof w:val="0"/>
+          <w:sz w:val="26"/>
+          <w:szCs w:val="26"/>
+          <w:lang w:val="es-419"/>
+        </w:rPr>
+      </w:pPr>
+      <w:r>
+        <w:rPr>
+          <w:rFonts w:ascii="Arial" w:hAnsi="Arial" w:eastAsia="Arial" w:cs="Arial"/>
+          <w:b w:val="1"/>
+          <w:bCs w:val="1"/>
+          <w:noProof w:val="0"/>
+          <w:sz w:val="26"/>
+          <w:szCs w:val="26"/>
+          <w:lang w:val="es-419"/>
+        </w:rPr>
+        <w:t>Historias de usuario del MVP</w:t>
+      </w:r>
+    </w:p>
+    <w:p>
+      <w:pPr>
+        <w:bidi w:val="0"/>
+        <w:spacing w:before="240" w:beforeAutospacing="off" w:after="240" w:afterAutospacing="off"/>
+      </w:pPr>
+      <w:r>
+        <w:rPr>
+          <w:rFonts w:ascii="Arial" w:hAnsi="Arial" w:eastAsia="Arial" w:cs="Arial"/>
+          <w:b w:val="1"/>
+          <w:bCs w:val="1"/>
+          <w:noProof w:val="0"/>
+          <w:sz w:val="22"/>
+          <w:szCs w:val="22"/>
+          <w:lang w:val="es-419"/>
+        </w:rPr>
+        <w:t>Como</w:t>
+      </w:r>
+      <w:r>
+        <w:rPr>
+          <w:rFonts w:ascii="Arial" w:hAnsi="Arial" w:eastAsia="Arial" w:cs="Arial"/>
+          <w:noProof w:val="0"/>
+          <w:sz w:val="22"/>
+          <w:szCs w:val="22"/>
+          <w:lang w:val="es-419"/>
+        </w:rPr>
+        <w:t xml:space="preserve"> usuario</w:t>
+      </w:r>
+    </w:p>
+    <w:p>
+      <w:pPr>
+        <w:bidi w:val="0"/>
+        <w:spacing w:before="240" w:beforeAutospacing="off" w:after="240" w:afterAutospacing="off"/>
+      </w:pPr>
+      <w:r>
+        <w:rPr>
+          <w:rFonts w:ascii="Arial" w:hAnsi="Arial" w:eastAsia="Arial" w:cs="Arial"/>
+          <w:b w:val="1"/>
+          <w:bCs w:val="1"/>
+          <w:noProof w:val="0"/>
+          <w:sz w:val="22"/>
+          <w:szCs w:val="22"/>
+          <w:lang w:val="es-419"/>
+        </w:rPr>
+        <w:t>Quiero</w:t>
+      </w:r>
+      <w:r>
+        <w:rPr>
+          <w:rFonts w:ascii="Arial" w:hAnsi="Arial" w:eastAsia="Arial" w:cs="Arial"/>
+          <w:noProof w:val="0"/>
+          <w:sz w:val="22"/>
+          <w:szCs w:val="22"/>
+          <w:lang w:val="es-419"/>
+        </w:rPr>
+        <w:t xml:space="preserve"> registrarme en la plataforma</w:t>
+      </w:r>
+    </w:p>
+    <w:p>
+      <w:pPr>
+        <w:bidi w:val="0"/>
+        <w:spacing w:before="240" w:beforeAutospacing="off" w:after="240" w:afterAutospacing="off"/>
+      </w:pPr>
+      <w:r>
+        <w:rPr>
+          <w:rFonts w:ascii="Arial" w:hAnsi="Arial" w:eastAsia="Arial" w:cs="Arial"/>
+          <w:b w:val="1"/>
+          <w:bCs w:val="1"/>
+          <w:noProof w:val="0"/>
+          <w:sz w:val="22"/>
+          <w:szCs w:val="22"/>
+          <w:lang w:val="es-419"/>
+        </w:rPr>
+        <w:t>Para</w:t>
+      </w:r>
+      <w:r>
+        <w:rPr>
+          <w:rFonts w:ascii="Arial" w:hAnsi="Arial" w:eastAsia="Arial" w:cs="Arial"/>
+          <w:noProof w:val="0"/>
+          <w:sz w:val="22"/>
+          <w:szCs w:val="22"/>
+          <w:lang w:val="es-419"/>
+        </w:rPr>
+        <w:t xml:space="preserve"> acceder a los servicios disponibles</w:t>
+      </w:r>
+    </w:p>
+    <w:p>
+      <w:pPr>
+        <w:bidi w:val="0"/>
+        <w:spacing w:before="240" w:beforeAutospacing="off" w:after="240" w:afterAutospacing="off"/>
+      </w:pPr>
+      <w:r>
+        <w:rPr>
+          <w:rFonts w:ascii="Arial" w:hAnsi="Arial" w:eastAsia="Arial" w:cs="Arial"/>
+          <w:b w:val="1"/>
+          <w:bCs w:val="1"/>
+          <w:noProof w:val="0"/>
+          <w:sz w:val="22"/>
+          <w:szCs w:val="22"/>
+          <w:lang w:val="es-419"/>
+        </w:rPr>
+        <w:t>Criterios de aceptación:</w:t>
+      </w:r>
+    </w:p>
+    <w:p>
+      <w:pPr>
+        <w:pStyle w:val="ListParagraph"/>
+        <w:numPr>
+          <w:ilvl w:val="0"/>
+          <w:numId w:val="55"/>
+        </w:numPr>
+        <w:bidi w:val="0"/>
+        <w:spacing w:before="240" w:beforeAutospacing="off" w:after="240" w:afterAutospacing="off"/>
+        <w:rPr>
+          <w:rFonts w:ascii="Arial" w:hAnsi="Arial" w:eastAsia="Arial" w:cs="Arial"/>
+          <w:noProof w:val="0"/>
+          <w:sz w:val="22"/>
+          <w:szCs w:val="22"/>
+          <w:lang w:val="es-419"/>
+        </w:rPr>
+      </w:pPr>
+      <w:r>
+        <w:rPr>
+          <w:rFonts w:ascii="Arial" w:hAnsi="Arial" w:eastAsia="Arial" w:cs="Arial"/>
+          <w:noProof w:val="0"/>
+          <w:sz w:val="22"/>
+          <w:szCs w:val="22"/>
+          <w:lang w:val="es-419"/>
+        </w:rPr>
+        <w:t>Debe ingresar correo y contraseña</w:t>
+      </w:r>
+    </w:p>
+    <w:p>
+      <w:pPr>
+        <w:pStyle w:val="ListParagraph"/>
+        <w:numPr>
+          <w:ilvl w:val="0"/>
+          <w:numId w:val="55"/>
+        </w:numPr>
+        <w:bidi w:val="0"/>
+        <w:spacing w:before="240" w:beforeAutospacing="off" w:after="240" w:afterAutospacing="off"/>
+        <w:rPr>
+          <w:rFonts w:ascii="Arial" w:hAnsi="Arial" w:eastAsia="Arial" w:cs="Arial"/>
+          <w:noProof w:val="0"/>
+          <w:sz w:val="22"/>
+          <w:szCs w:val="22"/>
+          <w:lang w:val="es-419"/>
+        </w:rPr>
+      </w:pPr>
+      <w:r>
+        <w:rPr>
+          <w:rFonts w:ascii="Arial" w:hAnsi="Arial" w:eastAsia="Arial" w:cs="Arial"/>
+          <w:noProof w:val="0"/>
+          <w:sz w:val="22"/>
+          <w:szCs w:val="22"/>
+          <w:lang w:val="es-419"/>
+        </w:rPr>
+        <w:t>Validación de campos obligatorios</w:t>
+      </w:r>
+    </w:p>
+    <w:p>
+      <w:pPr>
+        <w:pStyle w:val="ListParagraph"/>
+        <w:numPr>
+          <w:ilvl w:val="0"/>
+          <w:numId w:val="55"/>
+        </w:numPr>
+        <w:bidi w:val="0"/>
+        <w:spacing w:before="240" w:beforeAutospacing="off" w:after="240" w:afterAutospacing="off"/>
+        <w:rPr>
+          <w:rFonts w:ascii="Arial" w:hAnsi="Arial" w:eastAsia="Arial" w:cs="Arial"/>
+          <w:noProof w:val="0"/>
+          <w:sz w:val="22"/>
+          <w:szCs w:val="22"/>
+          <w:lang w:val="es-419"/>
+        </w:rPr>
+      </w:pPr>
+      <w:r>
+        <w:rPr>
+          <w:rFonts w:ascii="Arial" w:hAnsi="Arial" w:eastAsia="Arial" w:cs="Arial"/>
+          <w:noProof w:val="0"/>
+          <w:sz w:val="22"/>
+          <w:szCs w:val="22"/>
+          <w:lang w:val="es-419"/>
+        </w:rPr>
+        <w:t>Confirmación de registro exitoso</w:t>
+      </w:r>
+    </w:p>
+    <w:p>
+      <w:pPr>
+        <w:pStyle w:val="Ttulo3"/>
+        <w:bidi w:val="0"/>
+        <w:spacing w:before="281" w:beforeAutospacing="off" w:after="281" w:afterAutospacing="off"/>
+        <w:rPr>
+          <w:rFonts w:ascii="Arial" w:hAnsi="Arial" w:eastAsia="Arial" w:cs="Arial"/>
+          <w:b w:val="1"/>
+          <w:bCs w:val="1"/>
+          <w:noProof w:val="0"/>
+          <w:sz w:val="22"/>
+          <w:szCs w:val="22"/>
+          <w:lang w:val="es-419"/>
+        </w:rPr>
+      </w:pPr>
+      <w:r>
+        <w:rPr>
+          <w:rFonts w:ascii="Arial" w:hAnsi="Arial" w:eastAsia="Arial" w:cs="Arial"/>
+          <w:b w:val="1"/>
+          <w:bCs w:val="1"/>
+          <w:noProof w:val="0"/>
+          <w:sz w:val="22"/>
+          <w:szCs w:val="22"/>
+          <w:lang w:val="es-419"/>
+        </w:rPr>
+        <w:t>HU2: Inicio de sesión</w:t>
+      </w:r>
+    </w:p>
+    <w:p>
+      <w:pPr>
+        <w:bidi w:val="0"/>
+        <w:spacing w:before="240" w:beforeAutospacing="off" w:after="240" w:afterAutospacing="off"/>
+      </w:pPr>
+      <w:r>
+        <w:rPr>
+          <w:rFonts w:ascii="Arial" w:hAnsi="Arial" w:eastAsia="Arial" w:cs="Arial"/>
+          <w:b w:val="1"/>
+          <w:bCs w:val="1"/>
+          <w:noProof w:val="0"/>
+          <w:sz w:val="22"/>
+          <w:szCs w:val="22"/>
+          <w:lang w:val="es-419"/>
+        </w:rPr>
+        <w:t>Como</w:t>
+      </w:r>
+      <w:r>
+        <w:rPr>
+          <w:rFonts w:ascii="Arial" w:hAnsi="Arial" w:eastAsia="Arial" w:cs="Arial"/>
+          <w:noProof w:val="0"/>
+          <w:sz w:val="22"/>
+          <w:szCs w:val="22"/>
+          <w:lang w:val="es-419"/>
+        </w:rPr>
+        <w:t xml:space="preserve"> usuario</w:t>
+      </w:r>
+    </w:p>
+    <w:p>
+      <w:pPr>
+        <w:bidi w:val="0"/>
+        <w:spacing w:before="240" w:beforeAutospacing="off" w:after="240" w:afterAutospacing="off"/>
+      </w:pPr>
+      <w:r>
+        <w:rPr>
+          <w:rFonts w:ascii="Arial" w:hAnsi="Arial" w:eastAsia="Arial" w:cs="Arial"/>
+          <w:b w:val="1"/>
+          <w:bCs w:val="1"/>
+          <w:noProof w:val="0"/>
+          <w:sz w:val="22"/>
+          <w:szCs w:val="22"/>
+          <w:lang w:val="es-419"/>
+        </w:rPr>
+        <w:t>Quiero</w:t>
+      </w:r>
+      <w:r>
+        <w:rPr>
+          <w:rFonts w:ascii="Arial" w:hAnsi="Arial" w:eastAsia="Arial" w:cs="Arial"/>
+          <w:noProof w:val="0"/>
+          <w:sz w:val="22"/>
+          <w:szCs w:val="22"/>
+          <w:lang w:val="es-419"/>
+        </w:rPr>
+        <w:t xml:space="preserve"> iniciar sesión</w:t>
+      </w:r>
+    </w:p>
+    <w:p>
+      <w:pPr>
+        <w:bidi w:val="0"/>
+        <w:spacing w:before="240" w:beforeAutospacing="off" w:after="240" w:afterAutospacing="off"/>
+      </w:pPr>
+      <w:r>
+        <w:rPr>
+          <w:rFonts w:ascii="Arial" w:hAnsi="Arial" w:eastAsia="Arial" w:cs="Arial"/>
+          <w:b w:val="1"/>
+          <w:bCs w:val="1"/>
+          <w:noProof w:val="0"/>
+          <w:sz w:val="22"/>
+          <w:szCs w:val="22"/>
+          <w:lang w:val="es-419"/>
+        </w:rPr>
+        <w:t>Para</w:t>
+      </w:r>
+      <w:r>
+        <w:rPr>
+          <w:rFonts w:ascii="Arial" w:hAnsi="Arial" w:eastAsia="Arial" w:cs="Arial"/>
+          <w:noProof w:val="0"/>
+          <w:sz w:val="22"/>
+          <w:szCs w:val="22"/>
+          <w:lang w:val="es-419"/>
+        </w:rPr>
+        <w:t xml:space="preserve"> acceder a mi cuenta</w:t>
+      </w:r>
+    </w:p>
+    <w:p>
+      <w:pPr>
+        <w:bidi w:val="0"/>
+        <w:spacing w:before="240" w:beforeAutospacing="off" w:after="240" w:afterAutospacing="off"/>
+      </w:pPr>
+      <w:r>
+        <w:rPr>
+          <w:rFonts w:ascii="Arial" w:hAnsi="Arial" w:eastAsia="Arial" w:cs="Arial"/>
+          <w:b w:val="1"/>
+          <w:bCs w:val="1"/>
+          <w:noProof w:val="0"/>
+          <w:sz w:val="22"/>
+          <w:szCs w:val="22"/>
+          <w:lang w:val="es-419"/>
+        </w:rPr>
+        <w:t>Criterios de aceptación:</w:t>
+      </w:r>
+    </w:p>
+    <w:p>
+      <w:pPr>
+        <w:pStyle w:val="ListParagraph"/>
+        <w:numPr>
+          <w:ilvl w:val="0"/>
+          <w:numId w:val="56"/>
+        </w:numPr>
+        <w:bidi w:val="0"/>
+        <w:spacing w:before="240" w:beforeAutospacing="off" w:after="240" w:afterAutospacing="off"/>
+        <w:rPr>
+          <w:rFonts w:ascii="Arial" w:hAnsi="Arial" w:eastAsia="Arial" w:cs="Arial"/>
+          <w:noProof w:val="0"/>
+          <w:sz w:val="22"/>
+          <w:szCs w:val="22"/>
+          <w:lang w:val="es-419"/>
+        </w:rPr>
+      </w:pPr>
+      <w:r>
+        <w:rPr>
+          <w:rFonts w:ascii="Arial" w:hAnsi="Arial" w:eastAsia="Arial" w:cs="Arial"/>
+          <w:noProof w:val="0"/>
+          <w:sz w:val="22"/>
+          <w:szCs w:val="22"/>
+          <w:lang w:val="es-419"/>
+        </w:rPr>
+        <w:t>Validación de credenciales</w:t>
+      </w:r>
+    </w:p>
+    <w:p>
+      <w:pPr>
+        <w:pStyle w:val="ListParagraph"/>
+        <w:numPr>
+          <w:ilvl w:val="0"/>
+          <w:numId w:val="56"/>
+        </w:numPr>
+        <w:bidi w:val="0"/>
+        <w:spacing w:before="240" w:beforeAutospacing="off" w:after="240" w:afterAutospacing="off"/>
+        <w:rPr>
+          <w:rFonts w:ascii="Arial" w:hAnsi="Arial" w:eastAsia="Arial" w:cs="Arial"/>
+          <w:noProof w:val="0"/>
+          <w:sz w:val="22"/>
+          <w:szCs w:val="22"/>
+          <w:lang w:val="es-419"/>
+        </w:rPr>
+      </w:pPr>
+      <w:r>
+        <w:rPr>
+          <w:rFonts w:ascii="Arial" w:hAnsi="Arial" w:eastAsia="Arial" w:cs="Arial"/>
+          <w:noProof w:val="0"/>
+          <w:sz w:val="22"/>
+          <w:szCs w:val="22"/>
+          <w:lang w:val="es-419"/>
+        </w:rPr>
+        <w:t>Mensaje de error si son incorrectas</w:t>
+      </w:r>
+    </w:p>
+    <w:p>
+      <w:pPr>
+        <w:pStyle w:val="Ttulo3"/>
+        <w:bidi w:val="0"/>
+        <w:spacing w:before="281" w:beforeAutospacing="off" w:after="281" w:afterAutospacing="off"/>
+        <w:rPr>
+          <w:rFonts w:ascii="Arial" w:hAnsi="Arial" w:eastAsia="Arial" w:cs="Arial"/>
+          <w:b w:val="1"/>
+          <w:bCs w:val="1"/>
+          <w:noProof w:val="0"/>
+          <w:sz w:val="22"/>
+          <w:szCs w:val="22"/>
+          <w:lang w:val="es-419"/>
+        </w:rPr>
+      </w:pPr>
+      <w:r>
+        <w:rPr>
+          <w:rFonts w:ascii="Arial" w:hAnsi="Arial" w:eastAsia="Arial" w:cs="Arial"/>
+          <w:b w:val="1"/>
+          <w:bCs w:val="1"/>
+          <w:noProof w:val="0"/>
+          <w:sz w:val="22"/>
+          <w:szCs w:val="22"/>
+          <w:lang w:val="es-419"/>
+        </w:rPr>
+        <w:t>HU3: Publicar servicio</w:t>
+      </w:r>
+    </w:p>
+    <w:p>
+      <w:pPr>
+        <w:bidi w:val="0"/>
+        <w:spacing w:before="240" w:beforeAutospacing="off" w:after="240" w:afterAutospacing="off"/>
+      </w:pPr>
+      <w:r>
+        <w:rPr>
+          <w:rFonts w:ascii="Arial" w:hAnsi="Arial" w:eastAsia="Arial" w:cs="Arial"/>
+          <w:b w:val="1"/>
+          <w:bCs w:val="1"/>
+          <w:noProof w:val="0"/>
+          <w:sz w:val="22"/>
+          <w:szCs w:val="22"/>
+          <w:lang w:val="es-419"/>
+        </w:rPr>
+        <w:t>Como</w:t>
+      </w:r>
+      <w:r>
+        <w:rPr>
+          <w:rFonts w:ascii="Arial" w:hAnsi="Arial" w:eastAsia="Arial" w:cs="Arial"/>
+          <w:noProof w:val="0"/>
+          <w:sz w:val="22"/>
+          <w:szCs w:val="22"/>
+          <w:lang w:val="es-419"/>
+        </w:rPr>
+        <w:t xml:space="preserve"> emprendedor</w:t>
+      </w:r>
+    </w:p>
+    <w:p>
+      <w:pPr>
+        <w:bidi w:val="0"/>
+        <w:spacing w:before="240" w:beforeAutospacing="off" w:after="240" w:afterAutospacing="off"/>
+      </w:pPr>
+      <w:r>
+        <w:rPr>
+          <w:rFonts w:ascii="Arial" w:hAnsi="Arial" w:eastAsia="Arial" w:cs="Arial"/>
+          <w:b w:val="1"/>
+          <w:bCs w:val="1"/>
+          <w:noProof w:val="0"/>
+          <w:sz w:val="22"/>
+          <w:szCs w:val="22"/>
+          <w:lang w:val="es-419"/>
+        </w:rPr>
+        <w:t>Quiero</w:t>
+      </w:r>
+      <w:r>
+        <w:rPr>
+          <w:rFonts w:ascii="Arial" w:hAnsi="Arial" w:eastAsia="Arial" w:cs="Arial"/>
+          <w:noProof w:val="0"/>
+          <w:sz w:val="22"/>
+          <w:szCs w:val="22"/>
+          <w:lang w:val="es-419"/>
+        </w:rPr>
+        <w:t xml:space="preserve"> publicar mis servicios</w:t>
+      </w:r>
+    </w:p>
+    <w:p>
+      <w:pPr>
+        <w:bidi w:val="0"/>
+        <w:spacing w:before="240" w:beforeAutospacing="off" w:after="240" w:afterAutospacing="off"/>
+      </w:pPr>
+      <w:r>
+        <w:rPr>
+          <w:rFonts w:ascii="Arial" w:hAnsi="Arial" w:eastAsia="Arial" w:cs="Arial"/>
+          <w:b w:val="1"/>
+          <w:bCs w:val="1"/>
+          <w:noProof w:val="0"/>
+          <w:sz w:val="22"/>
+          <w:szCs w:val="22"/>
+          <w:lang w:val="es-419"/>
+        </w:rPr>
+        <w:t>Para</w:t>
+      </w:r>
+      <w:r>
+        <w:rPr>
+          <w:rFonts w:ascii="Arial" w:hAnsi="Arial" w:eastAsia="Arial" w:cs="Arial"/>
+          <w:noProof w:val="0"/>
+          <w:sz w:val="22"/>
+          <w:szCs w:val="22"/>
+          <w:lang w:val="es-419"/>
+        </w:rPr>
+        <w:t xml:space="preserve"> darme a conocer</w:t>
+      </w:r>
+    </w:p>
+    <w:p>
+      <w:pPr>
+        <w:bidi w:val="0"/>
+        <w:spacing w:before="240" w:beforeAutospacing="off" w:after="240" w:afterAutospacing="off"/>
+      </w:pPr>
+      <w:r>
+        <w:rPr>
+          <w:rFonts w:ascii="Arial" w:hAnsi="Arial" w:eastAsia="Arial" w:cs="Arial"/>
+          <w:b w:val="1"/>
+          <w:bCs w:val="1"/>
+          <w:noProof w:val="0"/>
+          <w:sz w:val="22"/>
+          <w:szCs w:val="22"/>
+          <w:lang w:val="es-419"/>
+        </w:rPr>
+        <w:t>Criterios de aceptación:</w:t>
+      </w:r>
+    </w:p>
+    <w:p>
+      <w:pPr>
+        <w:pStyle w:val="ListParagraph"/>
+        <w:numPr>
+          <w:ilvl w:val="0"/>
+          <w:numId w:val="57"/>
+        </w:numPr>
+        <w:bidi w:val="0"/>
+        <w:spacing w:before="240" w:beforeAutospacing="off" w:after="240" w:afterAutospacing="off"/>
+        <w:rPr>
+          <w:rFonts w:ascii="Arial" w:hAnsi="Arial" w:eastAsia="Arial" w:cs="Arial"/>
+          <w:noProof w:val="0"/>
+          <w:sz w:val="22"/>
+          <w:szCs w:val="22"/>
+          <w:lang w:val="es-419"/>
+        </w:rPr>
+      </w:pPr>
+      <w:r>
+        <w:rPr>
+          <w:rFonts w:ascii="Arial" w:hAnsi="Arial" w:eastAsia="Arial" w:cs="Arial"/>
+          <w:noProof w:val="0"/>
+          <w:sz w:val="22"/>
+          <w:szCs w:val="22"/>
+          <w:lang w:val="es-419"/>
+        </w:rPr>
+        <w:t>Formulario completo</w:t>
+      </w:r>
+    </w:p>
+    <w:p>
+      <w:pPr>
+        <w:pStyle w:val="ListParagraph"/>
+        <w:numPr>
+          <w:ilvl w:val="0"/>
+          <w:numId w:val="57"/>
+        </w:numPr>
+        <w:bidi w:val="0"/>
+        <w:spacing w:before="240" w:beforeAutospacing="off" w:after="240" w:afterAutospacing="off"/>
+        <w:rPr>
+          <w:rFonts w:ascii="Arial" w:hAnsi="Arial" w:eastAsia="Arial" w:cs="Arial"/>
+          <w:noProof w:val="0"/>
+          <w:sz w:val="22"/>
+          <w:szCs w:val="22"/>
+          <w:lang w:val="es-419"/>
+        </w:rPr>
+      </w:pPr>
+      <w:r>
+        <w:rPr>
+          <w:rFonts w:ascii="Arial" w:hAnsi="Arial" w:eastAsia="Arial" w:cs="Arial"/>
+          <w:noProof w:val="0"/>
+          <w:sz w:val="22"/>
+          <w:szCs w:val="22"/>
+          <w:lang w:val="es-419"/>
+        </w:rPr>
+        <w:t>Guardado exitoso</w:t>
+      </w:r>
+    </w:p>
+    <w:p>
+      <w:pPr>
+        <w:pStyle w:val="ListParagraph"/>
+        <w:numPr>
+          <w:ilvl w:val="0"/>
+          <w:numId w:val="57"/>
+        </w:numPr>
+        <w:bidi w:val="0"/>
+        <w:spacing w:before="240" w:beforeAutospacing="off" w:after="240" w:afterAutospacing="off"/>
+        <w:rPr>
+          <w:rFonts w:ascii="Arial" w:hAnsi="Arial" w:eastAsia="Arial" w:cs="Arial"/>
+          <w:noProof w:val="0"/>
+          <w:sz w:val="22"/>
+          <w:szCs w:val="22"/>
+          <w:lang w:val="es-419"/>
+        </w:rPr>
+      </w:pPr>
+      <w:r>
+        <w:rPr>
+          <w:rFonts w:ascii="Arial" w:hAnsi="Arial" w:eastAsia="Arial" w:cs="Arial"/>
+          <w:noProof w:val="0"/>
+          <w:sz w:val="22"/>
+          <w:szCs w:val="22"/>
+          <w:lang w:val="es-419"/>
+        </w:rPr>
+        <w:t>Visualización del servicio publicado</w:t>
+      </w:r>
+    </w:p>
+    <w:p>
+      <w:pPr>
+        <w:pStyle w:val="Ttulo3"/>
+        <w:bidi w:val="0"/>
+        <w:spacing w:before="281" w:beforeAutospacing="off" w:after="281" w:afterAutospacing="off"/>
+        <w:rPr>
+          <w:rFonts w:ascii="Arial" w:hAnsi="Arial" w:eastAsia="Arial" w:cs="Arial"/>
+          <w:b w:val="1"/>
+          <w:bCs w:val="1"/>
+          <w:noProof w:val="0"/>
+          <w:sz w:val="22"/>
+          <w:szCs w:val="22"/>
+          <w:lang w:val="es-419"/>
+        </w:rPr>
+      </w:pPr>
+      <w:r>
+        <w:rPr>
+          <w:rFonts w:ascii="Arial" w:hAnsi="Arial" w:eastAsia="Arial" w:cs="Arial"/>
+          <w:b w:val="1"/>
+          <w:bCs w:val="1"/>
+          <w:noProof w:val="0"/>
+          <w:sz w:val="22"/>
+          <w:szCs w:val="22"/>
+          <w:lang w:val="es-419"/>
+        </w:rPr>
+        <w:t>HU4: Buscar servicios</w:t>
+      </w:r>
+    </w:p>
+    <w:p>
+      <w:pPr>
+        <w:bidi w:val="0"/>
+        <w:spacing w:before="240" w:beforeAutospacing="off" w:after="240" w:afterAutospacing="off"/>
+      </w:pPr>
+      <w:r>
+        <w:rPr>
+          <w:rFonts w:ascii="Arial" w:hAnsi="Arial" w:eastAsia="Arial" w:cs="Arial"/>
+          <w:b w:val="1"/>
+          <w:bCs w:val="1"/>
+          <w:noProof w:val="0"/>
+          <w:sz w:val="22"/>
+          <w:szCs w:val="22"/>
+          <w:lang w:val="es-419"/>
+        </w:rPr>
+        <w:t>Como</w:t>
+      </w:r>
+      <w:r>
+        <w:rPr>
+          <w:rFonts w:ascii="Arial" w:hAnsi="Arial" w:eastAsia="Arial" w:cs="Arial"/>
+          <w:noProof w:val="0"/>
+          <w:sz w:val="22"/>
+          <w:szCs w:val="22"/>
+          <w:lang w:val="es-419"/>
+        </w:rPr>
+        <w:t xml:space="preserve"> usuario</w:t>
+      </w:r>
+    </w:p>
+    <w:p>
+      <w:pPr>
+        <w:bidi w:val="0"/>
+        <w:spacing w:before="240" w:beforeAutospacing="off" w:after="240" w:afterAutospacing="off"/>
+      </w:pPr>
+      <w:r>
+        <w:rPr>
+          <w:rFonts w:ascii="Arial" w:hAnsi="Arial" w:eastAsia="Arial" w:cs="Arial"/>
+          <w:b w:val="1"/>
+          <w:bCs w:val="1"/>
+          <w:noProof w:val="0"/>
+          <w:sz w:val="22"/>
+          <w:szCs w:val="22"/>
+          <w:lang w:val="es-419"/>
+        </w:rPr>
+        <w:t>Quiero</w:t>
+      </w:r>
+      <w:r>
+        <w:rPr>
+          <w:rFonts w:ascii="Arial" w:hAnsi="Arial" w:eastAsia="Arial" w:cs="Arial"/>
+          <w:noProof w:val="0"/>
+          <w:sz w:val="22"/>
+          <w:szCs w:val="22"/>
+          <w:lang w:val="es-419"/>
+        </w:rPr>
+        <w:t xml:space="preserve"> buscar servicios</w:t>
+      </w:r>
+    </w:p>
+    <w:p>
+      <w:pPr>
+        <w:bidi w:val="0"/>
+        <w:spacing w:before="240" w:beforeAutospacing="off" w:after="240" w:afterAutospacing="off"/>
+      </w:pPr>
+      <w:r>
+        <w:rPr>
+          <w:rFonts w:ascii="Arial" w:hAnsi="Arial" w:eastAsia="Arial" w:cs="Arial"/>
+          <w:b w:val="1"/>
+          <w:bCs w:val="1"/>
+          <w:noProof w:val="0"/>
+          <w:sz w:val="22"/>
+          <w:szCs w:val="22"/>
+          <w:lang w:val="es-419"/>
+        </w:rPr>
+        <w:t>Para</w:t>
+      </w:r>
+      <w:r>
+        <w:rPr>
+          <w:rFonts w:ascii="Arial" w:hAnsi="Arial" w:eastAsia="Arial" w:cs="Arial"/>
+          <w:noProof w:val="0"/>
+          <w:sz w:val="22"/>
+          <w:szCs w:val="22"/>
+          <w:lang w:val="es-419"/>
+        </w:rPr>
+        <w:t xml:space="preserve"> encontrar lo que necesito</w:t>
+      </w:r>
+    </w:p>
+    <w:p>
+      <w:pPr>
+        <w:bidi w:val="0"/>
+        <w:spacing w:before="240" w:beforeAutospacing="off" w:after="240" w:afterAutospacing="off"/>
+      </w:pPr>
+      <w:r>
+        <w:rPr>
+          <w:rFonts w:ascii="Arial" w:hAnsi="Arial" w:eastAsia="Arial" w:cs="Arial"/>
+          <w:b w:val="1"/>
+          <w:bCs w:val="1"/>
+          <w:noProof w:val="0"/>
+          <w:sz w:val="22"/>
+          <w:szCs w:val="22"/>
+          <w:lang w:val="es-419"/>
+        </w:rPr>
+        <w:t>Criterios de aceptación:</w:t>
+      </w:r>
+    </w:p>
+    <w:p>
+      <w:pPr>
+        <w:pStyle w:val="ListParagraph"/>
+        <w:numPr>
+          <w:ilvl w:val="0"/>
+          <w:numId w:val="58"/>
+        </w:numPr>
+        <w:bidi w:val="0"/>
+        <w:spacing w:before="240" w:beforeAutospacing="off" w:after="240" w:afterAutospacing="off"/>
+        <w:rPr>
+          <w:rFonts w:ascii="Arial" w:hAnsi="Arial" w:eastAsia="Arial" w:cs="Arial"/>
+          <w:noProof w:val="0"/>
+          <w:sz w:val="22"/>
+          <w:szCs w:val="22"/>
+          <w:lang w:val="es-419"/>
+        </w:rPr>
+      </w:pPr>
+      <w:r>
+        <w:rPr>
+          <w:rFonts w:ascii="Arial" w:hAnsi="Arial" w:eastAsia="Arial" w:cs="Arial"/>
+          <w:noProof w:val="0"/>
+          <w:sz w:val="22"/>
+          <w:szCs w:val="22"/>
+          <w:lang w:val="es-419"/>
+        </w:rPr>
+        <w:t>Filtro por categoría</w:t>
+      </w:r>
+    </w:p>
+    <w:p>
+      <w:pPr>
+        <w:pStyle w:val="ListParagraph"/>
+        <w:numPr>
+          <w:ilvl w:val="0"/>
+          <w:numId w:val="58"/>
+        </w:numPr>
+        <w:bidi w:val="0"/>
+        <w:spacing w:before="240" w:beforeAutospacing="off" w:after="240" w:afterAutospacing="off"/>
+        <w:rPr>
+          <w:rFonts w:ascii="Arial" w:hAnsi="Arial" w:eastAsia="Arial" w:cs="Arial"/>
+          <w:noProof w:val="0"/>
+          <w:sz w:val="22"/>
+          <w:szCs w:val="22"/>
+          <w:lang w:val="es-419"/>
+        </w:rPr>
+      </w:pPr>
+      <w:r>
+        <w:rPr>
+          <w:rFonts w:ascii="Arial" w:hAnsi="Arial" w:eastAsia="Arial" w:cs="Arial"/>
+          <w:noProof w:val="0"/>
+          <w:sz w:val="22"/>
+          <w:szCs w:val="22"/>
+          <w:lang w:val="es-419"/>
+        </w:rPr>
+        <w:t>Resultados relevantes</w:t>
+      </w:r>
+    </w:p>
+    <w:p>
+      <w:pPr>
+        <w:pStyle w:val="Ttulo3"/>
+        <w:bidi w:val="0"/>
+        <w:spacing w:before="281" w:beforeAutospacing="off" w:after="281" w:afterAutospacing="off"/>
+        <w:rPr>
+          <w:rFonts w:ascii="Arial" w:hAnsi="Arial" w:eastAsia="Arial" w:cs="Arial"/>
+          <w:b w:val="1"/>
+          <w:bCs w:val="1"/>
+          <w:noProof w:val="0"/>
+          <w:sz w:val="22"/>
+          <w:szCs w:val="22"/>
+          <w:lang w:val="es-419"/>
+        </w:rPr>
+      </w:pPr>
+      <w:r>
+        <w:rPr>
+          <w:rFonts w:ascii="Arial" w:hAnsi="Arial" w:eastAsia="Arial" w:cs="Arial"/>
+          <w:b w:val="1"/>
+          <w:bCs w:val="1"/>
+          <w:noProof w:val="0"/>
+          <w:sz w:val="22"/>
+          <w:szCs w:val="22"/>
+          <w:lang w:val="es-419"/>
+        </w:rPr>
+        <w:t>HU5: Ver detalle del servicio</w:t>
+      </w:r>
+    </w:p>
+    <w:p>
+      <w:pPr>
+        <w:bidi w:val="0"/>
+        <w:spacing w:before="240" w:beforeAutospacing="off" w:after="240" w:afterAutospacing="off"/>
+      </w:pPr>
+      <w:r>
+        <w:rPr>
+          <w:rFonts w:ascii="Arial" w:hAnsi="Arial" w:eastAsia="Arial" w:cs="Arial"/>
+          <w:b w:val="1"/>
+          <w:bCs w:val="1"/>
+          <w:noProof w:val="0"/>
+          <w:sz w:val="22"/>
+          <w:szCs w:val="22"/>
+          <w:lang w:val="es-419"/>
+        </w:rPr>
+        <w:t>Como</w:t>
+      </w:r>
+      <w:r>
+        <w:rPr>
+          <w:rFonts w:ascii="Arial" w:hAnsi="Arial" w:eastAsia="Arial" w:cs="Arial"/>
+          <w:noProof w:val="0"/>
+          <w:sz w:val="22"/>
+          <w:szCs w:val="22"/>
+          <w:lang w:val="es-419"/>
+        </w:rPr>
+        <w:t xml:space="preserve"> usuario</w:t>
+      </w:r>
+    </w:p>
+    <w:p>
+      <w:pPr>
+        <w:bidi w:val="0"/>
+        <w:spacing w:before="240" w:beforeAutospacing="off" w:after="240" w:afterAutospacing="off"/>
+      </w:pPr>
+      <w:r>
+        <w:rPr>
+          <w:rFonts w:ascii="Arial" w:hAnsi="Arial" w:eastAsia="Arial" w:cs="Arial"/>
+          <w:b w:val="1"/>
+          <w:bCs w:val="1"/>
+          <w:noProof w:val="0"/>
+          <w:sz w:val="22"/>
+          <w:szCs w:val="22"/>
+          <w:lang w:val="es-419"/>
+        </w:rPr>
+        <w:t>Quiero</w:t>
+      </w:r>
+      <w:r>
+        <w:rPr>
+          <w:rFonts w:ascii="Arial" w:hAnsi="Arial" w:eastAsia="Arial" w:cs="Arial"/>
+          <w:noProof w:val="0"/>
+          <w:sz w:val="22"/>
+          <w:szCs w:val="22"/>
+          <w:lang w:val="es-419"/>
+        </w:rPr>
+        <w:t xml:space="preserve"> ver la información del servicio</w:t>
+      </w:r>
+    </w:p>
+    <w:p>
+      <w:pPr>
+        <w:bidi w:val="0"/>
+        <w:spacing w:before="240" w:beforeAutospacing="off" w:after="240" w:afterAutospacing="off"/>
+      </w:pPr>
+      <w:r>
+        <w:rPr>
+          <w:rFonts w:ascii="Arial" w:hAnsi="Arial" w:eastAsia="Arial" w:cs="Arial"/>
+          <w:b w:val="1"/>
+          <w:bCs w:val="1"/>
+          <w:noProof w:val="0"/>
+          <w:sz w:val="22"/>
+          <w:szCs w:val="22"/>
+          <w:lang w:val="es-419"/>
+        </w:rPr>
+        <w:t>Para</w:t>
+      </w:r>
+      <w:r>
+        <w:rPr>
+          <w:rFonts w:ascii="Arial" w:hAnsi="Arial" w:eastAsia="Arial" w:cs="Arial"/>
+          <w:noProof w:val="0"/>
+          <w:sz w:val="22"/>
+          <w:szCs w:val="22"/>
+          <w:lang w:val="es-419"/>
+        </w:rPr>
+        <w:t xml:space="preserve"> decidir si me interesa</w:t>
+      </w:r>
+    </w:p>
+    <w:p>
+      <w:pPr>
+        <w:bidi w:val="0"/>
+        <w:spacing w:before="240" w:beforeAutospacing="off" w:after="240" w:afterAutospacing="off"/>
+      </w:pPr>
+      <w:r>
+        <w:rPr>
+          <w:rFonts w:ascii="Arial" w:hAnsi="Arial" w:eastAsia="Arial" w:cs="Arial"/>
+          <w:b w:val="1"/>
+          <w:bCs w:val="1"/>
+          <w:noProof w:val="0"/>
+          <w:sz w:val="22"/>
+          <w:szCs w:val="22"/>
+          <w:lang w:val="es-419"/>
+        </w:rPr>
+        <w:t>Criterios de aceptación:</w:t>
+      </w:r>
+    </w:p>
+    <w:p>
+      <w:pPr>
+        <w:pStyle w:val="ListParagraph"/>
+        <w:numPr>
+          <w:ilvl w:val="0"/>
+          <w:numId w:val="59"/>
+        </w:numPr>
+        <w:bidi w:val="0"/>
+        <w:spacing w:before="240" w:beforeAutospacing="off" w:after="240" w:afterAutospacing="off"/>
+        <w:rPr>
+          <w:rFonts w:ascii="Arial" w:hAnsi="Arial" w:eastAsia="Arial" w:cs="Arial"/>
+          <w:noProof w:val="0"/>
+          <w:sz w:val="22"/>
+          <w:szCs w:val="22"/>
+          <w:lang w:val="es-419"/>
+        </w:rPr>
+      </w:pPr>
+      <w:r>
+        <w:rPr>
+          <w:rFonts w:ascii="Arial" w:hAnsi="Arial" w:eastAsia="Arial" w:cs="Arial"/>
+          <w:noProof w:val="0"/>
+          <w:sz w:val="22"/>
+          <w:szCs w:val="22"/>
+          <w:lang w:val="es-419"/>
+        </w:rPr>
+        <w:t>Mostrar descripción completa</w:t>
+      </w:r>
+    </w:p>
+    <w:p>
+      <w:pPr>
+        <w:pStyle w:val="ListParagraph"/>
+        <w:numPr>
+          <w:ilvl w:val="0"/>
+          <w:numId w:val="59"/>
+        </w:numPr>
+        <w:bidi w:val="0"/>
+        <w:spacing w:before="240" w:beforeAutospacing="off" w:after="240" w:afterAutospacing="off"/>
+        <w:rPr>
+          <w:rFonts w:ascii="Arial" w:hAnsi="Arial" w:eastAsia="Arial" w:cs="Arial"/>
+          <w:b w:val="1"/>
+          <w:bCs w:val="1"/>
+          <w:noProof w:val="0"/>
+          <w:sz w:val="26"/>
+          <w:szCs w:val="26"/>
+          <w:lang w:val="es-419"/>
+        </w:rPr>
+      </w:pPr>
+      <w:r>
+        <w:rPr>
+          <w:rFonts w:ascii="Arial" w:hAnsi="Arial" w:eastAsia="Arial" w:cs="Arial"/>
+          <w:noProof w:val="0"/>
+          <w:sz w:val="22"/>
+          <w:szCs w:val="22"/>
+          <w:lang w:val="es-419"/>
+        </w:rPr>
+        <w:t>Mostrar contacto</w:t>
+      </w:r>
+    </w:p>
+    <w:p>
+      <w:pPr>
+        <w:pStyle w:val="ListParagraph"/>
+        <w:numPr>
+          <w:ilvl w:val="0"/>
+          <w:numId w:val="59"/>
+        </w:numPr>
+        <w:bidi w:val="0"/>
+        <w:spacing w:before="240" w:beforeAutospacing="off" w:after="240" w:afterAutospacing="off"/>
+        <w:rPr>
+          <w:rFonts w:ascii="Arial" w:hAnsi="Arial" w:eastAsia="Arial" w:cs="Arial"/>
+          <w:b w:val="1"/>
+          <w:bCs w:val="1"/>
+          <w:noProof w:val="0"/>
+          <w:sz w:val="26"/>
+          <w:szCs w:val="26"/>
+          <w:lang w:val="es-419"/>
+        </w:rPr>
+      </w:pPr>
+    </w:p>
+    <w:p>
+      <w:pPr>
+        <w:pStyle w:val="Normal"/>
+        <w:bidi w:val="0"/>
+        <w:spacing w:before="240" w:beforeAutospacing="off" w:after="240" w:afterAutospacing="off"/>
+        <w:ind w:left="0"/>
+        <w:rPr>
+          <w:rFonts w:ascii="Arial" w:hAnsi="Arial" w:eastAsia="Arial" w:cs="Arial"/>
+          <w:b w:val="1"/>
+          <w:bCs w:val="1"/>
+          <w:noProof w:val="0"/>
+          <w:sz w:val="26"/>
+          <w:szCs w:val="26"/>
+          <w:lang w:val="es-419"/>
+        </w:rPr>
+      </w:pPr>
+    </w:p>
+    <w:p>
+      <w:pPr>
+        <w:bidi w:val="0"/>
+        <w:spacing w:before="299" w:beforeAutospacing="off" w:after="299" w:afterAutospacing="off"/>
+      </w:pPr>
+      <w:r>
+        <w:br w:type="page"/>
+      </w:r>
+    </w:p>
+    <w:p>
+      <w:pPr>
+        <w:pStyle w:val="Normal"/>
+        <w:bidi w:val="0"/>
+        <w:spacing w:before="240" w:beforeAutospacing="off" w:after="240" w:afterAutospacing="off"/>
+        <w:ind w:left="0"/>
+        <w:rPr>
+          <w:rFonts w:ascii="Arial" w:hAnsi="Arial" w:eastAsia="Arial" w:cs="Arial"/>
+          <w:b w:val="1"/>
+          <w:bCs w:val="1"/>
+          <w:noProof w:val="0"/>
+          <w:sz w:val="26"/>
+          <w:szCs w:val="26"/>
+          <w:lang w:val="es-419"/>
+        </w:rPr>
+      </w:pPr>
+      <w:r>
+        <w:rPr>
+          <w:rFonts w:ascii="Arial" w:hAnsi="Arial" w:eastAsia="Arial" w:cs="Arial"/>
+          <w:b w:val="1"/>
+          <w:bCs w:val="1"/>
+          <w:noProof w:val="0"/>
+          <w:sz w:val="26"/>
+          <w:szCs w:val="26"/>
+          <w:lang w:val="es-419"/>
+        </w:rPr>
+        <w:t>Diagrama de flujo de la solución web</w:t>
+      </w:r>
+    </w:p>
+    <w:p>
+      <w:pPr>
+        <w:bidi w:val="0"/>
+        <w:spacing w:before="240" w:beforeAutospacing="off" w:after="240" w:afterAutospacing="off"/>
+        <w:jc w:val="center"/>
+      </w:pPr>
+      <w:r>
+        <w:rPr>
+          <w:rFonts w:ascii="Arial" w:hAnsi="Arial" w:eastAsia="Arial" w:cs="Arial"/>
+          <w:noProof w:val="0"/>
+          <w:sz w:val="22"/>
+          <w:szCs w:val="22"/>
+          <w:lang w:val="es-419"/>
+        </w:rPr>
+        <w:t>Inicio</w:t>
+      </w:r>
+    </w:p>
+    <w:p>
+      <w:pPr>
+        <w:bidi w:val="0"/>
+        <w:spacing w:before="240" w:beforeAutospacing="off" w:after="240" w:afterAutospacing="off"/>
+        <w:jc w:val="center"/>
+      </w:pPr>
+      <w:r>
+        <w:rPr>
+          <w:rFonts w:ascii="Arial" w:hAnsi="Arial" w:eastAsia="Arial" w:cs="Arial"/>
+          <w:noProof w:val="0"/>
+          <w:sz w:val="22"/>
+          <w:szCs w:val="22"/>
+          <w:lang w:val="es-419"/>
+        </w:rPr>
+        <w:t>↓</w:t>
+      </w:r>
+    </w:p>
+    <w:p>
+      <w:pPr>
+        <w:bidi w:val="0"/>
+        <w:spacing w:before="240" w:beforeAutospacing="off" w:after="240" w:afterAutospacing="off"/>
+        <w:jc w:val="center"/>
+      </w:pPr>
+      <w:r>
+        <w:rPr>
+          <w:rFonts w:ascii="Arial" w:hAnsi="Arial" w:eastAsia="Arial" w:cs="Arial"/>
+          <w:noProof w:val="0"/>
+          <w:sz w:val="22"/>
+          <w:szCs w:val="22"/>
+          <w:lang w:val="es-419"/>
+        </w:rPr>
+        <w:t>Registro / Inicio de sesión</w:t>
+      </w:r>
+    </w:p>
+    <w:p>
+      <w:pPr>
+        <w:bidi w:val="0"/>
+        <w:spacing w:before="240" w:beforeAutospacing="off" w:after="240" w:afterAutospacing="off"/>
+        <w:jc w:val="center"/>
+      </w:pPr>
+      <w:r>
+        <w:rPr>
+          <w:rFonts w:ascii="Arial" w:hAnsi="Arial" w:eastAsia="Arial" w:cs="Arial"/>
+          <w:noProof w:val="0"/>
+          <w:sz w:val="22"/>
+          <w:szCs w:val="22"/>
+          <w:lang w:val="es-419"/>
+        </w:rPr>
+        <w:t>↓</w:t>
+      </w:r>
+    </w:p>
+    <w:p>
+      <w:pPr>
+        <w:bidi w:val="0"/>
+        <w:spacing w:before="240" w:beforeAutospacing="off" w:after="240" w:afterAutospacing="off"/>
+        <w:jc w:val="center"/>
+      </w:pPr>
+      <w:r>
+        <w:rPr>
+          <w:rFonts w:ascii="Arial" w:hAnsi="Arial" w:eastAsia="Arial" w:cs="Arial"/>
+          <w:noProof w:val="0"/>
+          <w:sz w:val="22"/>
+          <w:szCs w:val="22"/>
+          <w:lang w:val="es-419"/>
+        </w:rPr>
+        <w:t>Menú principal</w:t>
+      </w:r>
+    </w:p>
+    <w:p>
+      <w:pPr>
+        <w:bidi w:val="0"/>
+        <w:spacing w:before="240" w:beforeAutospacing="off" w:after="240" w:afterAutospacing="off"/>
+        <w:jc w:val="center"/>
+      </w:pPr>
+      <w:r>
+        <w:rPr>
+          <w:rFonts w:ascii="Arial" w:hAnsi="Arial" w:eastAsia="Arial" w:cs="Arial"/>
+          <w:noProof w:val="0"/>
+          <w:sz w:val="22"/>
+          <w:szCs w:val="22"/>
+          <w:lang w:val="es-419"/>
+        </w:rPr>
+        <w:t>↓</w:t>
+      </w:r>
+    </w:p>
+    <w:p>
+      <w:pPr>
+        <w:bidi w:val="0"/>
+        <w:spacing w:before="240" w:beforeAutospacing="off" w:after="240" w:afterAutospacing="off"/>
+        <w:jc w:val="center"/>
+      </w:pPr>
+      <w:r>
+        <w:rPr>
+          <w:rFonts w:ascii="Arial" w:hAnsi="Arial" w:eastAsia="Arial" w:cs="Arial"/>
+          <w:noProof w:val="0"/>
+          <w:sz w:val="22"/>
+          <w:szCs w:val="22"/>
+          <w:lang w:val="es-419"/>
+        </w:rPr>
+        <w:t>Buscar servicios / Publicar servicio</w:t>
+      </w:r>
+    </w:p>
+    <w:p>
+      <w:pPr>
+        <w:bidi w:val="0"/>
+        <w:spacing w:before="240" w:beforeAutospacing="off" w:after="240" w:afterAutospacing="off"/>
+        <w:jc w:val="center"/>
+      </w:pPr>
+      <w:r>
+        <w:rPr>
+          <w:rFonts w:ascii="Arial" w:hAnsi="Arial" w:eastAsia="Arial" w:cs="Arial"/>
+          <w:noProof w:val="0"/>
+          <w:sz w:val="22"/>
+          <w:szCs w:val="22"/>
+          <w:lang w:val="es-419"/>
+        </w:rPr>
+        <w:t>↓</w:t>
+      </w:r>
+    </w:p>
+    <w:p>
+      <w:pPr>
+        <w:bidi w:val="0"/>
+        <w:spacing w:before="240" w:beforeAutospacing="off" w:after="240" w:afterAutospacing="off"/>
+        <w:jc w:val="center"/>
+      </w:pPr>
+      <w:r>
+        <w:rPr>
+          <w:rFonts w:ascii="Arial" w:hAnsi="Arial" w:eastAsia="Arial" w:cs="Arial"/>
+          <w:noProof w:val="0"/>
+          <w:sz w:val="22"/>
+          <w:szCs w:val="22"/>
+          <w:lang w:val="es-419"/>
+        </w:rPr>
+        <w:t>Ver resultados</w:t>
+      </w:r>
+    </w:p>
+    <w:p>
+      <w:pPr>
+        <w:bidi w:val="0"/>
+        <w:spacing w:before="240" w:beforeAutospacing="off" w:after="240" w:afterAutospacing="off"/>
+        <w:jc w:val="center"/>
+      </w:pPr>
+      <w:r>
+        <w:rPr>
+          <w:rFonts w:ascii="Arial" w:hAnsi="Arial" w:eastAsia="Arial" w:cs="Arial"/>
+          <w:noProof w:val="0"/>
+          <w:sz w:val="22"/>
+          <w:szCs w:val="22"/>
+          <w:lang w:val="es-419"/>
+        </w:rPr>
+        <w:t>↓</w:t>
+      </w:r>
+    </w:p>
+    <w:p>
+      <w:pPr>
+        <w:bidi w:val="0"/>
+        <w:spacing w:before="240" w:beforeAutospacing="off" w:after="240" w:afterAutospacing="off"/>
+        <w:jc w:val="center"/>
+      </w:pPr>
+      <w:r>
+        <w:rPr>
+          <w:rFonts w:ascii="Arial" w:hAnsi="Arial" w:eastAsia="Arial" w:cs="Arial"/>
+          <w:noProof w:val="0"/>
+          <w:sz w:val="22"/>
+          <w:szCs w:val="22"/>
+          <w:lang w:val="es-419"/>
+        </w:rPr>
+        <w:t>Seleccionar servicio</w:t>
+      </w:r>
+    </w:p>
+    <w:p>
+      <w:pPr>
+        <w:bidi w:val="0"/>
+        <w:spacing w:before="240" w:beforeAutospacing="off" w:after="240" w:afterAutospacing="off"/>
+        <w:jc w:val="center"/>
+      </w:pPr>
+      <w:r>
+        <w:rPr>
+          <w:rFonts w:ascii="Arial" w:hAnsi="Arial" w:eastAsia="Arial" w:cs="Arial"/>
+          <w:noProof w:val="0"/>
+          <w:sz w:val="22"/>
+          <w:szCs w:val="22"/>
+          <w:lang w:val="es-419"/>
+        </w:rPr>
+        <w:t>↓</w:t>
+      </w:r>
+    </w:p>
+    <w:p>
+      <w:pPr>
+        <w:bidi w:val="0"/>
+        <w:spacing w:before="240" w:beforeAutospacing="off" w:after="240" w:afterAutospacing="off"/>
+        <w:jc w:val="center"/>
+      </w:pPr>
+      <w:r>
+        <w:rPr>
+          <w:rFonts w:ascii="Arial" w:hAnsi="Arial" w:eastAsia="Arial" w:cs="Arial"/>
+          <w:noProof w:val="0"/>
+          <w:sz w:val="22"/>
+          <w:szCs w:val="22"/>
+          <w:lang w:val="es-419"/>
+        </w:rPr>
+        <w:t>Ver detalles</w:t>
+      </w:r>
+    </w:p>
+    <w:p>
+      <w:pPr>
+        <w:bidi w:val="0"/>
+        <w:spacing w:before="240" w:beforeAutospacing="off" w:after="240" w:afterAutospacing="off"/>
+        <w:jc w:val="center"/>
+      </w:pPr>
+      <w:r>
+        <w:rPr>
+          <w:rFonts w:ascii="Arial" w:hAnsi="Arial" w:eastAsia="Arial" w:cs="Arial"/>
+          <w:noProof w:val="0"/>
+          <w:sz w:val="22"/>
+          <w:szCs w:val="22"/>
+          <w:lang w:val="es-419"/>
+        </w:rPr>
+        <w:t>↓</w:t>
+      </w:r>
+    </w:p>
+    <w:p>
+      <w:pPr>
+        <w:bidi w:val="0"/>
+        <w:spacing w:before="240" w:beforeAutospacing="off" w:after="240" w:afterAutospacing="off"/>
+        <w:jc w:val="center"/>
+      </w:pPr>
+      <w:r>
+        <w:rPr>
+          <w:rFonts w:ascii="Arial" w:hAnsi="Arial" w:eastAsia="Arial" w:cs="Arial"/>
+          <w:noProof w:val="0"/>
+          <w:sz w:val="22"/>
+          <w:szCs w:val="22"/>
+          <w:lang w:val="es-419"/>
+        </w:rPr>
+        <w:t>Contactar proveedor</w:t>
+      </w:r>
+    </w:p>
+    <w:p>
+      <w:pPr>
+        <w:bidi w:val="0"/>
+        <w:spacing w:before="240" w:beforeAutospacing="off" w:after="240" w:afterAutospacing="off"/>
+        <w:jc w:val="center"/>
+      </w:pPr>
+      <w:r>
+        <w:rPr>
+          <w:rFonts w:ascii="Arial" w:hAnsi="Arial" w:eastAsia="Arial" w:cs="Arial"/>
+          <w:noProof w:val="0"/>
+          <w:sz w:val="22"/>
+          <w:szCs w:val="22"/>
+          <w:lang w:val="es-419"/>
+        </w:rPr>
+        <w:t>↓</w:t>
+      </w:r>
+    </w:p>
+    <w:p>
+      <w:pPr>
+        <w:bidi w:val="0"/>
+        <w:spacing w:before="240" w:beforeAutospacing="off" w:after="240" w:afterAutospacing="off"/>
+        <w:jc w:val="center"/>
+      </w:pPr>
+      <w:r>
+        <w:rPr>
+          <w:rFonts w:ascii="Arial" w:hAnsi="Arial" w:eastAsia="Arial" w:cs="Arial"/>
+          <w:noProof w:val="0"/>
+          <w:sz w:val="22"/>
+          <w:szCs w:val="22"/>
+          <w:lang w:val="es-419"/>
+        </w:rPr>
+        <w:t>Fin</w:t>
+      </w:r>
+    </w:p>
+    <w:p>
+      <w:pPr>
+        <w:pStyle w:val="Normal"/>
+        <w:suppressLineNumbers w:val="0"/>
+        <w:bidi w:val="0"/>
         <w:spacing w:before="0" w:beforeAutospacing="off" w:after="0" w:afterAutospacing="off" w:line="360" w:lineRule="auto"/>
-        <w:ind/>
+      </w:pPr>
+    </w:p>
+    <w:p>
+      <w:r>
+        <w:br w:type="page"/>
+      </w:r>
+    </w:p>
+    <w:p>
+      <w:pPr>
+        <w:pStyle w:val="Normal"/>
+        <w:suppressLineNumbers w:val="0"/>
+        <w:bidi w:val="0"/>
+        <w:spacing w:before="0" w:beforeAutospacing="off" w:after="0" w:afterAutospacing="off" w:line="360" w:lineRule="auto"/>
+      </w:pPr>
+      <w:r>
+        <w:rPr>
+          <w:b w:val="1"/>
+          <w:bCs w:val="1"/>
+          <w:sz w:val="26"/>
+          <w:szCs w:val="26"/>
+        </w:rPr>
+        <w:t>Conclusión</w:t>
+      </w:r>
+    </w:p>
+    <w:p>
+      <w:pPr>
+        <w:pStyle w:val="Normal"/>
+        <w:suppressLineNumbers w:val="0"/>
+        <w:bidi w:val="0"/>
+        <w:spacing w:before="0" w:beforeAutospacing="off" w:after="0" w:afterAutospacing="off" w:line="360" w:lineRule="auto"/>
+        <w:ind w:left="0" w:right="0"/>
+        <w:jc w:val="left"/>
+      </w:pPr>
+    </w:p>
+    <w:p>
+      <w:pPr>
+        <w:pStyle w:val="Normal"/>
+        <w:suppressLineNumbers w:val="0"/>
+        <w:bidi w:val="0"/>
+        <w:spacing w:before="0" w:beforeAutospacing="off" w:after="0" w:afterAutospacing="off" w:line="360" w:lineRule="auto"/>
+        <w:ind w:left="0" w:right="0"/>
+        <w:jc w:val="left"/>
+      </w:pPr>
+      <w:r>
+        <w:rPr/>
+        <w:t>En conclusión, se puede evidenciar que hoy en día varias personas presentan una problemática con respecto a</w:t>
+      </w:r>
+      <w:r>
+        <w:rPr/>
+        <w:t xml:space="preserve"> los servicios. Los clientes presentan una gran pérdida de tiempo ya que buscando un servicio pueden durar meses y con respecto a los emprendedores podemos decir qu</w:t>
+      </w:r>
+      <w:r>
+        <w:rPr/>
+        <w:t xml:space="preserve">e se les dificulta promocionar o que </w:t>
+      </w:r>
+      <w:r>
+        <w:rPr/>
+        <w:t>sus servicios sean</w:t>
+      </w:r>
+      <w:r>
+        <w:rPr/>
+        <w:t xml:space="preserve"> más confiable y accesible para todo tipo de clientes.</w:t>
+      </w:r>
+    </w:p>
+    <w:p>
+      <w:pPr>
+        <w:pStyle w:val="Normal"/>
+        <w:suppressLineNumbers w:val="0"/>
+        <w:bidi w:val="0"/>
+        <w:spacing w:before="0" w:beforeAutospacing="off" w:after="0" w:afterAutospacing="off" w:line="360" w:lineRule="auto"/>
+        <w:ind w:left="0" w:right="0"/>
+        <w:jc w:val="left"/>
+      </w:pPr>
+    </w:p>
+    <w:p>
+      <w:pPr>
+        <w:pStyle w:val="Normal"/>
+        <w:suppressLineNumbers w:val="0"/>
+        <w:bidi w:val="0"/>
+        <w:spacing w:before="0" w:beforeAutospacing="off" w:after="0" w:afterAutospacing="off" w:line="360" w:lineRule="auto"/>
+        <w:ind w:left="0" w:right="0"/>
+        <w:jc w:val="left"/>
+      </w:pPr>
+      <w:r>
+        <w:rPr/>
+        <w:t xml:space="preserve">A partir de esta </w:t>
+      </w:r>
+      <w:r>
+        <w:rPr/>
+        <w:t>problemática se</w:t>
+      </w:r>
+      <w:r>
+        <w:rPr/>
+        <w:t xml:space="preserve"> realiza un proceso de </w:t>
+      </w:r>
+      <w:r>
+        <w:rPr/>
+        <w:t>investigación</w:t>
+      </w:r>
+      <w:r>
+        <w:rPr/>
+        <w:t xml:space="preserve"> realizado, el cual incluye entrevistas, </w:t>
+      </w:r>
+      <w:r>
+        <w:rPr/>
+        <w:t>análisis</w:t>
+      </w:r>
+      <w:r>
+        <w:rPr/>
+        <w:t xml:space="preserve"> de usuarios, </w:t>
+      </w:r>
+      <w:r>
+        <w:rPr/>
+        <w:t xml:space="preserve">fue posible identificar las necesidades concretas y </w:t>
+      </w:r>
+      <w:r>
+        <w:rPr/>
+        <w:t>problemáticas</w:t>
+      </w:r>
+      <w:r>
+        <w:rPr/>
+        <w:t xml:space="preserve"> más comunes las cuales</w:t>
+      </w:r>
+      <w:r>
+        <w:rPr/>
+        <w:t xml:space="preserve"> justifiquen el desarrollo de una </w:t>
+      </w:r>
+      <w:r>
+        <w:rPr/>
+        <w:t>aplicación</w:t>
+      </w:r>
+      <w:r>
+        <w:rPr/>
+        <w:t xml:space="preserve"> web, la cual este orientada a conectar los clientes y emprendedores de una manera más eficiente.</w:t>
+      </w:r>
+    </w:p>
+    <w:p>
+      <w:pPr>
+        <w:pStyle w:val="Normal"/>
+        <w:suppressLineNumbers w:val="0"/>
+        <w:bidi w:val="0"/>
+        <w:spacing w:before="0" w:beforeAutospacing="off" w:after="0" w:afterAutospacing="off" w:line="360" w:lineRule="auto"/>
+        <w:ind w:left="0" w:right="0"/>
+        <w:jc w:val="left"/>
+      </w:pPr>
+    </w:p>
+    <w:p>
+      <w:pPr>
+        <w:pStyle w:val="Normal"/>
+        <w:suppressLineNumbers w:val="0"/>
+        <w:bidi w:val="0"/>
+        <w:spacing w:before="0" w:beforeAutospacing="off" w:after="0" w:afterAutospacing="off" w:line="360" w:lineRule="auto"/>
+        <w:ind w:left="0" w:right="0"/>
+        <w:jc w:val="left"/>
+      </w:pPr>
+      <w:r>
+        <w:rPr/>
+        <w:t xml:space="preserve">Teniendo en cuenta esto el desarrollo del proyecto está basado en un enfoque estructurados, apoyado en la metodología como </w:t>
+      </w:r>
+      <w:r>
+        <w:rPr/>
+        <w:t>Desing</w:t>
+      </w:r>
+      <w:r>
+        <w:rPr/>
+        <w:t xml:space="preserve"> </w:t>
+      </w:r>
+      <w:r>
+        <w:rPr/>
+        <w:t>Thinking</w:t>
+      </w:r>
+      <w:r>
+        <w:rPr/>
+        <w:t>, lo cual permitió definir de manera clara los requisitos del sistema, el alcance del producto mínimo viable (MVP) y las funcionalidades principales.</w:t>
+      </w:r>
+    </w:p>
+    <w:p>
+      <w:pPr>
+        <w:pStyle w:val="Normal"/>
+        <w:suppressLineNumbers w:val="0"/>
+        <w:bidi w:val="0"/>
+        <w:spacing w:before="0" w:beforeAutospacing="off" w:after="0" w:afterAutospacing="off" w:line="360" w:lineRule="auto"/>
+        <w:ind w:left="0" w:right="0"/>
+        <w:jc w:val="left"/>
+      </w:pPr>
+    </w:p>
+    <w:p>
+      <w:pPr>
+        <w:pStyle w:val="Normal"/>
+        <w:suppressLineNumbers w:val="0"/>
+        <w:bidi w:val="0"/>
+        <w:spacing w:before="0" w:beforeAutospacing="off" w:after="0" w:afterAutospacing="off" w:line="360" w:lineRule="auto"/>
+        <w:ind w:left="0" w:right="0"/>
+        <w:jc w:val="left"/>
+      </w:pPr>
+      <w:r>
+        <w:rPr/>
+        <w:t xml:space="preserve">Para finalizar, este proyecto no solo propone una solución tecnológica, sino que también aporta una mejora significativa para que dos usuarios, facilitando el acceso a servicios y promoviendo el crecimiento de los emprendimientos locales, lo cual genera un impacto positivo en la </w:t>
+      </w:r>
+      <w:r>
+        <w:rPr/>
+        <w:t>comunidad</w:t>
+      </w:r>
+      <w:r>
+        <w:rPr/>
+        <w:t>.</w:t>
+      </w:r>
+    </w:p>
+    <w:p>
+      <w:pPr>
+        <w:pStyle w:val="Normal"/>
+        <w:suppressLineNumbers w:val="0"/>
+        <w:bidi w:val="0"/>
+        <w:spacing w:before="0" w:beforeAutospacing="off" w:after="0" w:afterAutospacing="off" w:line="360" w:lineRule="auto"/>
+        <w:ind w:left="0" w:right="0"/>
+        <w:jc w:val="left"/>
+      </w:pPr>
+    </w:p>
+    <w:p>
+      <w:pPr>
+        <w:pStyle w:val="Normal"/>
+        <w:suppressLineNumbers w:val="0"/>
+        <w:bidi w:val="0"/>
+        <w:spacing w:before="0" w:beforeAutospacing="off" w:after="0" w:afterAutospacing="off" w:line="360" w:lineRule="auto"/>
+        <w:ind w:left="0" w:right="0"/>
+        <w:jc w:val="left"/>
+      </w:pPr>
+    </w:p>
+    <w:p>
+      <w:r>
+        <w:br w:type="page"/>
+      </w:r>
+    </w:p>
+    <w:p>
+      <w:pPr>
+        <w:pStyle w:val="Normal"/>
+        <w:suppressLineNumbers w:val="0"/>
+        <w:bidi w:val="0"/>
+        <w:spacing w:before="0" w:beforeAutospacing="off" w:after="0" w:afterAutospacing="off" w:line="360" w:lineRule="auto"/>
+        <w:ind w:left="0" w:right="0"/>
+        <w:jc w:val="center"/>
+        <w:rPr>
+          <w:b w:val="1"/>
+          <w:bCs w:val="1"/>
+          <w:sz w:val="28"/>
+          <w:szCs w:val="28"/>
+        </w:rPr>
+      </w:pPr>
+      <w:r>
+        <w:rPr>
+          <w:b w:val="1"/>
+          <w:bCs w:val="1"/>
+          <w:sz w:val="28"/>
+          <w:szCs w:val="28"/>
+        </w:rPr>
+        <w:t>Bibliografía</w:t>
+      </w:r>
+    </w:p>
+    <w:p>
+      <w:pPr>
+        <w:pStyle w:val="Normal"/>
+        <w:suppressLineNumbers w:val="0"/>
+        <w:bidi w:val="0"/>
+        <w:spacing w:before="0" w:beforeAutospacing="off" w:after="0" w:afterAutospacing="off" w:line="360" w:lineRule="auto"/>
+        <w:ind w:left="0" w:right="0"/>
+        <w:jc w:val="left"/>
+        <w:rPr>
+          <w:color w:val="auto"/>
+        </w:rPr>
+      </w:pPr>
+    </w:p>
+    <w:p>
+      <w:pPr>
+        <w:pStyle w:val="ListParagraph"/>
+        <w:numPr>
+          <w:ilvl w:val="0"/>
+          <w:numId w:val="60"/>
+        </w:numPr>
+        <w:suppressLineNumbers w:val="0"/>
+        <w:bidi w:val="0"/>
+        <w:spacing w:before="0" w:beforeAutospacing="off" w:after="0" w:afterAutospacing="off" w:line="360" w:lineRule="auto"/>
+        <w:ind w:right="0"/>
+        <w:jc w:val="left"/>
+        <w:rPr>
+          <w:rFonts w:ascii="Segoe UI" w:hAnsi="Segoe UI" w:eastAsia="Segoe UI" w:cs="Segoe UI"/>
+          <w:b w:val="0"/>
+          <w:bCs w:val="0"/>
+          <w:i w:val="0"/>
+          <w:iCs w:val="0"/>
+          <w:caps w:val="0"/>
+          <w:smallCaps w:val="0"/>
+          <w:strike w:val="0"/>
+          <w:dstrike w:val="0"/>
+          <w:noProof w:val="0"/>
+          <w:color w:val="auto"/>
+          <w:sz w:val="22"/>
+          <w:szCs w:val="22"/>
+          <w:u w:val="none"/>
+          <w:lang w:val="es-419"/>
+        </w:rPr>
+      </w:pPr>
+      <w:r>
+        <w:rPr>
+          <w:rFonts w:ascii="Segoe UI" w:hAnsi="Segoe UI" w:eastAsia="Segoe UI" w:cs="Segoe UI"/>
+          <w:b w:val="0"/>
+          <w:bCs w:val="0"/>
+          <w:i w:val="0"/>
+          <w:iCs w:val="0"/>
+          <w:caps w:val="0"/>
+          <w:smallCaps w:val="0"/>
+          <w:noProof w:val="0"/>
+          <w:color w:val="auto"/>
+          <w:sz w:val="22"/>
+          <w:szCs w:val="22"/>
+          <w:lang w:val="es-419"/>
+        </w:rPr>
+        <w:t xml:space="preserve">Normas APA: </w:t>
+      </w:r>
+      <w:hyperlink r:id="R5f06cfe59c8e4ea3">
+        <w:r>
+          <w:rPr>
+            <w:rStyle w:val="Hyperlink"/>
+            <w:rFonts w:ascii="Segoe UI" w:hAnsi="Segoe UI" w:eastAsia="Segoe UI" w:cs="Segoe UI"/>
+            <w:b w:val="0"/>
+            <w:bCs w:val="0"/>
+            <w:i w:val="0"/>
+            <w:iCs w:val="0"/>
+            <w:caps w:val="0"/>
+            <w:smallCaps w:val="0"/>
+            <w:strike w:val="0"/>
+            <w:dstrike w:val="0"/>
+            <w:noProof w:val="0"/>
+            <w:color w:val="auto"/>
+            <w:sz w:val="22"/>
+            <w:szCs w:val="22"/>
+            <w:u w:val="none"/>
+            <w:lang w:val="es-419"/>
+          </w:rPr>
+          <w:t>https://normas-apa.org/</w:t>
+        </w:r>
+      </w:hyperlink>
+    </w:p>
+    <w:p>
+      <w:pPr>
+        <w:pStyle w:val="ListParagraph"/>
+        <w:numPr>
+          <w:ilvl w:val="0"/>
+          <w:numId w:val="60"/>
+        </w:numPr>
+        <w:shd w:val="clear" w:color="auto" w:fill="F8F9FA"/>
+        <w:bidi w:val="0"/>
+        <w:spacing w:before="0" w:beforeAutospacing="off" w:after="0" w:afterAutospacing="off"/>
+        <w:jc w:val="left"/>
+        <w:rPr>
+          <w:rFonts w:ascii="Segoe UI" w:hAnsi="Segoe UI" w:eastAsia="Segoe UI" w:cs="Segoe UI"/>
+          <w:b w:val="0"/>
+          <w:bCs w:val="0"/>
+          <w:i w:val="0"/>
+          <w:iCs w:val="0"/>
+          <w:caps w:val="0"/>
+          <w:smallCaps w:val="0"/>
+          <w:strike w:val="0"/>
+          <w:dstrike w:val="0"/>
+          <w:noProof w:val="0"/>
+          <w:color w:val="auto"/>
+          <w:sz w:val="22"/>
+          <w:szCs w:val="22"/>
+          <w:u w:val="none"/>
+          <w:lang w:val="es-419"/>
+        </w:rPr>
+      </w:pPr>
+      <w:r>
+        <w:rPr>
+          <w:rFonts w:ascii="Segoe UI" w:hAnsi="Segoe UI" w:eastAsia="Segoe UI" w:cs="Segoe UI"/>
+          <w:b w:val="0"/>
+          <w:bCs w:val="0"/>
+          <w:i w:val="0"/>
+          <w:iCs w:val="0"/>
+          <w:caps w:val="0"/>
+          <w:smallCaps w:val="0"/>
+          <w:noProof w:val="0"/>
+          <w:color w:val="auto"/>
+          <w:sz w:val="22"/>
+          <w:szCs w:val="22"/>
+          <w:lang w:val="es-419"/>
+        </w:rPr>
+        <w:t>Design</w:t>
+      </w:r>
+      <w:r>
+        <w:rPr>
+          <w:rFonts w:ascii="Segoe UI" w:hAnsi="Segoe UI" w:eastAsia="Segoe UI" w:cs="Segoe UI"/>
+          <w:b w:val="0"/>
+          <w:bCs w:val="0"/>
+          <w:i w:val="0"/>
+          <w:iCs w:val="0"/>
+          <w:caps w:val="0"/>
+          <w:smallCaps w:val="0"/>
+          <w:noProof w:val="0"/>
+          <w:color w:val="auto"/>
+          <w:sz w:val="22"/>
+          <w:szCs w:val="22"/>
+          <w:lang w:val="es-419"/>
+        </w:rPr>
+        <w:t xml:space="preserve"> </w:t>
+      </w:r>
+      <w:r>
+        <w:rPr>
+          <w:rFonts w:ascii="Segoe UI" w:hAnsi="Segoe UI" w:eastAsia="Segoe UI" w:cs="Segoe UI"/>
+          <w:b w:val="0"/>
+          <w:bCs w:val="0"/>
+          <w:i w:val="0"/>
+          <w:iCs w:val="0"/>
+          <w:caps w:val="0"/>
+          <w:smallCaps w:val="0"/>
+          <w:noProof w:val="0"/>
+          <w:color w:val="auto"/>
+          <w:sz w:val="22"/>
+          <w:szCs w:val="22"/>
+          <w:lang w:val="es-419"/>
+        </w:rPr>
+        <w:t>Thinking</w:t>
+      </w:r>
+      <w:r>
+        <w:rPr>
+          <w:rFonts w:ascii="Segoe UI" w:hAnsi="Segoe UI" w:eastAsia="Segoe UI" w:cs="Segoe UI"/>
+          <w:b w:val="0"/>
+          <w:bCs w:val="0"/>
+          <w:i w:val="0"/>
+          <w:iCs w:val="0"/>
+          <w:caps w:val="0"/>
+          <w:smallCaps w:val="0"/>
+          <w:noProof w:val="0"/>
+          <w:color w:val="auto"/>
+          <w:sz w:val="22"/>
+          <w:szCs w:val="22"/>
+          <w:lang w:val="es-419"/>
+        </w:rPr>
+        <w:t xml:space="preserve">: </w:t>
+      </w:r>
+      <w:hyperlink r:id="R60efbcc9281d48b6">
+        <w:r>
+          <w:rPr>
+            <w:rStyle w:val="Hyperlink"/>
+            <w:rFonts w:ascii="Segoe UI" w:hAnsi="Segoe UI" w:eastAsia="Segoe UI" w:cs="Segoe UI"/>
+            <w:b w:val="0"/>
+            <w:bCs w:val="0"/>
+            <w:i w:val="0"/>
+            <w:iCs w:val="0"/>
+            <w:caps w:val="0"/>
+            <w:smallCaps w:val="0"/>
+            <w:strike w:val="0"/>
+            <w:dstrike w:val="0"/>
+            <w:noProof w:val="0"/>
+            <w:color w:val="auto"/>
+            <w:sz w:val="22"/>
+            <w:szCs w:val="22"/>
+            <w:u w:val="none"/>
+            <w:lang w:val="es-419"/>
+          </w:rPr>
+          <w:t>APD – Design Thinking</w:t>
+        </w:r>
+      </w:hyperlink>
+    </w:p>
+    <w:p>
+      <w:pPr>
+        <w:pStyle w:val="ListParagraph"/>
+        <w:numPr>
+          <w:ilvl w:val="0"/>
+          <w:numId w:val="60"/>
+        </w:numPr>
+        <w:shd w:val="clear" w:color="auto" w:fill="F8F9FA"/>
+        <w:bidi w:val="0"/>
+        <w:spacing w:before="0" w:beforeAutospacing="off" w:after="0" w:afterAutospacing="off"/>
+        <w:jc w:val="left"/>
+        <w:rPr>
+          <w:rFonts w:ascii="Segoe UI" w:hAnsi="Segoe UI" w:eastAsia="Segoe UI" w:cs="Segoe UI"/>
+          <w:b w:val="0"/>
+          <w:bCs w:val="0"/>
+          <w:i w:val="0"/>
+          <w:iCs w:val="0"/>
+          <w:caps w:val="0"/>
+          <w:smallCaps w:val="0"/>
+          <w:strike w:val="0"/>
+          <w:dstrike w:val="0"/>
+          <w:noProof w:val="0"/>
+          <w:color w:val="auto"/>
+          <w:sz w:val="22"/>
+          <w:szCs w:val="22"/>
+          <w:u w:val="none"/>
+          <w:lang w:val="es-419"/>
+        </w:rPr>
+      </w:pPr>
+      <w:r>
+        <w:rPr>
+          <w:rFonts w:ascii="Segoe UI" w:hAnsi="Segoe UI" w:eastAsia="Segoe UI" w:cs="Segoe UI"/>
+          <w:b w:val="0"/>
+          <w:bCs w:val="0"/>
+          <w:i w:val="0"/>
+          <w:iCs w:val="0"/>
+          <w:caps w:val="0"/>
+          <w:smallCaps w:val="0"/>
+          <w:noProof w:val="0"/>
+          <w:color w:val="auto"/>
+          <w:sz w:val="22"/>
+          <w:szCs w:val="22"/>
+          <w:lang w:val="es-419"/>
+        </w:rPr>
+        <w:t xml:space="preserve">Ciclo de Vida del Desarrollo de Software: </w:t>
+      </w:r>
+      <w:hyperlink r:id="R12019cd5e2cc464a">
+        <w:r>
+          <w:rPr>
+            <w:rStyle w:val="Hyperlink"/>
+            <w:rFonts w:ascii="Segoe UI" w:hAnsi="Segoe UI" w:eastAsia="Segoe UI" w:cs="Segoe UI"/>
+            <w:b w:val="0"/>
+            <w:bCs w:val="0"/>
+            <w:i w:val="0"/>
+            <w:iCs w:val="0"/>
+            <w:caps w:val="0"/>
+            <w:smallCaps w:val="0"/>
+            <w:strike w:val="0"/>
+            <w:dstrike w:val="0"/>
+            <w:noProof w:val="0"/>
+            <w:color w:val="auto"/>
+            <w:sz w:val="22"/>
+            <w:szCs w:val="22"/>
+            <w:u w:val="none"/>
+            <w:lang w:val="es-419"/>
+          </w:rPr>
+          <w:t>IBM SDLC</w:t>
+        </w:r>
+      </w:hyperlink>
+      <w:r>
+        <w:rPr>
+          <w:rFonts w:ascii="Segoe UI" w:hAnsi="Segoe UI" w:eastAsia="Segoe UI" w:cs="Segoe UI"/>
+          <w:b w:val="0"/>
+          <w:bCs w:val="0"/>
+          <w:i w:val="0"/>
+          <w:iCs w:val="0"/>
+          <w:caps w:val="0"/>
+          <w:smallCaps w:val="0"/>
+          <w:noProof w:val="0"/>
+          <w:color w:val="auto"/>
+          <w:sz w:val="22"/>
+          <w:szCs w:val="22"/>
+          <w:lang w:val="es-419"/>
+        </w:rPr>
+        <w:t xml:space="preserve"> | </w:t>
+      </w:r>
+      <w:hyperlink r:id="R4ce2e39db5d24349">
+        <w:r>
+          <w:rPr>
+            <w:rStyle w:val="Hyperlink"/>
+            <w:rFonts w:ascii="Segoe UI" w:hAnsi="Segoe UI" w:eastAsia="Segoe UI" w:cs="Segoe UI"/>
+            <w:b w:val="0"/>
+            <w:bCs w:val="0"/>
+            <w:i w:val="0"/>
+            <w:iCs w:val="0"/>
+            <w:caps w:val="0"/>
+            <w:smallCaps w:val="0"/>
+            <w:strike w:val="0"/>
+            <w:dstrike w:val="0"/>
+            <w:noProof w:val="0"/>
+            <w:color w:val="auto"/>
+            <w:sz w:val="22"/>
+            <w:szCs w:val="22"/>
+            <w:u w:val="none"/>
+            <w:lang w:val="es-419"/>
+          </w:rPr>
+          <w:t>GeeksforGeeks SDLC</w:t>
+        </w:r>
+      </w:hyperlink>
+    </w:p>
+    <w:p>
+      <w:pPr>
+        <w:pStyle w:val="ListParagraph"/>
+        <w:numPr>
+          <w:ilvl w:val="0"/>
+          <w:numId w:val="60"/>
+        </w:numPr>
+        <w:shd w:val="clear" w:color="auto" w:fill="F8F9FA"/>
+        <w:bidi w:val="0"/>
+        <w:spacing w:before="0" w:beforeAutospacing="off" w:after="0" w:afterAutospacing="off"/>
+        <w:jc w:val="left"/>
+        <w:rPr>
+          <w:rFonts w:ascii="Segoe UI" w:hAnsi="Segoe UI" w:eastAsia="Segoe UI" w:cs="Segoe UI"/>
+          <w:b w:val="0"/>
+          <w:bCs w:val="0"/>
+          <w:i w:val="0"/>
+          <w:iCs w:val="0"/>
+          <w:caps w:val="0"/>
+          <w:smallCaps w:val="0"/>
+          <w:strike w:val="0"/>
+          <w:dstrike w:val="0"/>
+          <w:noProof w:val="0"/>
+          <w:color w:val="auto"/>
+          <w:sz w:val="22"/>
+          <w:szCs w:val="22"/>
+          <w:u w:val="none"/>
+          <w:lang w:val="es-419"/>
+        </w:rPr>
+      </w:pPr>
+      <w:r>
+        <w:rPr>
+          <w:rFonts w:ascii="Segoe UI" w:hAnsi="Segoe UI" w:eastAsia="Segoe UI" w:cs="Segoe UI"/>
+          <w:b w:val="0"/>
+          <w:bCs w:val="0"/>
+          <w:i w:val="0"/>
+          <w:iCs w:val="0"/>
+          <w:caps w:val="0"/>
+          <w:smallCaps w:val="0"/>
+          <w:noProof w:val="0"/>
+          <w:color w:val="auto"/>
+          <w:sz w:val="22"/>
+          <w:szCs w:val="22"/>
+          <w:lang w:val="es-419"/>
+        </w:rPr>
+        <w:t xml:space="preserve">Historias de usuario: </w:t>
+      </w:r>
+      <w:hyperlink r:id="Rac9e2d64f5bc4763">
+        <w:r>
+          <w:rPr>
+            <w:rStyle w:val="Hyperlink"/>
+            <w:rFonts w:ascii="Segoe UI" w:hAnsi="Segoe UI" w:eastAsia="Segoe UI" w:cs="Segoe UI"/>
+            <w:b w:val="0"/>
+            <w:bCs w:val="0"/>
+            <w:i w:val="0"/>
+            <w:iCs w:val="0"/>
+            <w:caps w:val="0"/>
+            <w:smallCaps w:val="0"/>
+            <w:strike w:val="0"/>
+            <w:dstrike w:val="0"/>
+            <w:noProof w:val="0"/>
+            <w:color w:val="auto"/>
+            <w:sz w:val="22"/>
+            <w:szCs w:val="22"/>
+            <w:u w:val="none"/>
+            <w:lang w:val="es-419"/>
+          </w:rPr>
+          <w:t>Mountain Goat Software</w:t>
+        </w:r>
+      </w:hyperlink>
+    </w:p>
+    <w:p>
+      <w:pPr>
+        <w:pStyle w:val="ListParagraph"/>
+        <w:numPr>
+          <w:ilvl w:val="0"/>
+          <w:numId w:val="60"/>
+        </w:numPr>
+        <w:shd w:val="clear" w:color="auto" w:fill="F8F9FA"/>
+        <w:bidi w:val="0"/>
+        <w:spacing w:before="0" w:beforeAutospacing="off" w:after="0" w:afterAutospacing="off"/>
+        <w:jc w:val="left"/>
+        <w:rPr>
+          <w:rFonts w:ascii="Segoe UI" w:hAnsi="Segoe UI" w:eastAsia="Segoe UI" w:cs="Segoe UI"/>
+          <w:b w:val="0"/>
+          <w:bCs w:val="0"/>
+          <w:i w:val="0"/>
+          <w:iCs w:val="0"/>
+          <w:caps w:val="0"/>
+          <w:smallCaps w:val="0"/>
+          <w:strike w:val="0"/>
+          <w:dstrike w:val="0"/>
+          <w:noProof w:val="0"/>
+          <w:color w:val="auto"/>
+          <w:sz w:val="22"/>
+          <w:szCs w:val="22"/>
+          <w:u w:val="none"/>
+          <w:lang w:val="es-419"/>
+        </w:rPr>
+      </w:pPr>
+      <w:r>
+        <w:rPr>
+          <w:rFonts w:ascii="Segoe UI" w:hAnsi="Segoe UI" w:eastAsia="Segoe UI" w:cs="Segoe UI"/>
+          <w:b w:val="0"/>
+          <w:bCs w:val="0"/>
+          <w:i w:val="0"/>
+          <w:iCs w:val="0"/>
+          <w:caps w:val="0"/>
+          <w:smallCaps w:val="0"/>
+          <w:noProof w:val="0"/>
+          <w:color w:val="auto"/>
+          <w:sz w:val="22"/>
+          <w:szCs w:val="22"/>
+          <w:lang w:val="es-419"/>
+        </w:rPr>
+        <w:t xml:space="preserve">MVP: </w:t>
+      </w:r>
+      <w:hyperlink r:id="R18231223a67647df">
+        <w:r>
+          <w:rPr>
+            <w:rStyle w:val="Hyperlink"/>
+            <w:rFonts w:ascii="Segoe UI" w:hAnsi="Segoe UI" w:eastAsia="Segoe UI" w:cs="Segoe UI"/>
+            <w:b w:val="0"/>
+            <w:bCs w:val="0"/>
+            <w:i w:val="0"/>
+            <w:iCs w:val="0"/>
+            <w:caps w:val="0"/>
+            <w:smallCaps w:val="0"/>
+            <w:strike w:val="0"/>
+            <w:dstrike w:val="0"/>
+            <w:noProof w:val="0"/>
+            <w:color w:val="auto"/>
+            <w:sz w:val="22"/>
+            <w:szCs w:val="22"/>
+            <w:u w:val="none"/>
+            <w:lang w:val="es-419"/>
+          </w:rPr>
+          <w:t>Strategyzer – What is an MVP</w:t>
+        </w:r>
+      </w:hyperlink>
+    </w:p>
+    <w:p>
+      <w:pPr>
+        <w:pStyle w:val="ListParagraph"/>
+        <w:bidi w:val="0"/>
+        <w:ind w:left="720"/>
+        <w:rPr>
+          <w:sz w:val="22"/>
+          <w:szCs w:val="22"/>
+        </w:rPr>
       </w:pPr>
     </w:p>
     <w:sectPr>
@@ -5579,6 +11129,15 @@
 <file path=word/intelligence2.xml><?xml version="1.0" encoding="utf-8"?>
 <int2:intelligence xmlns:int2="http://schemas.microsoft.com/office/intelligence/2020/intelligence">
   <int2:observations>
+    <int2:textHash int2:hashCode="oKdQcvh3CvqgRU" int2:id="LZxbS7nm">
+      <int2:state int2:type="spell" int2:value="Rejected"/>
+    </int2:textHash>
+    <int2:textHash int2:hashCode="vqyerBzudMNbQg" int2:id="tOqjboGP">
+      <int2:state int2:type="spell" int2:value="Rejected"/>
+    </int2:textHash>
+    <int2:textHash int2:hashCode="1lg/br/q2NgTwe" int2:id="h0DWtlXH">
+      <int2:state int2:type="spell" int2:value="Rejected"/>
+    </int2:textHash>
     <int2:textHash int2:hashCode="tmNHAuvpDs8CV4" int2:id="vb4qP04x">
       <int2:state int2:type="spell" int2:value="Rejected"/>
     </int2:textHash>
@@ -5604,6 +11163,902 @@
 
 <file path=word/numbering.xml><?xml version="1.0" encoding="utf-8"?>
 <w:numbering xmlns:wpc="http://schemas.microsoft.com/office/word/2010/wordprocessingCanvas" xmlns:cx="http://schemas.microsoft.com/office/drawing/2014/chartex" xmlns:cx1="http://schemas.microsoft.com/office/drawing/2015/9/8/chartex" xmlns:cx2="http://schemas.microsoft.com/office/drawing/2015/10/21/chartex" xmlns:cx3="http://schemas.microsoft.com/office/drawing/2016/5/9/chartex" xmlns:cx4="http://schemas.microsoft.com/office/drawing/2016/5/10/chartex" xmlns:cx5="http://schemas.microsoft.com/office/drawing/2016/5/11/chartex" xmlns:cx6="http://schemas.microsoft.com/office/drawing/2016/5/12/chartex" xmlns:cx7="http://schemas.microsoft.com/office/drawing/2016/5/13/chartex" xmlns:cx8="http://schemas.microsoft.com/office/drawing/2016/5/14/chartex" xmlns:mc="http://schemas.openxmlformats.org/markup-compatibility/2006" xmlns:aink="http://schemas.microsoft.com/office/drawing/2016/ink" xmlns:am3d="http://schemas.microsoft.com/office/drawing/2017/model3d" xmlns:o="urn:schemas-microsoft-com:office:office" xmlns:oel="http://schemas.microsoft.com/office/2019/extlst" xmlns:r="http://schemas.openxmlformats.org/officeDocument/2006/relationships" xmlns:m="http://schemas.openxmlformats.org/officeDocument/2006/math" xmlns:v="urn:schemas-microsoft-com:vml" xmlns:wp14="http://schemas.microsoft.com/office/word/2010/wordprocessingDrawing" xmlns:wp="http://schemas.openxmlformats.org/drawingml/2006/wordprocessingDrawing" xmlns:w10="urn:schemas-microsoft-com:office:word" xmlns:w="http://schemas.openxmlformats.org/wordprocessingml/2006/main" xmlns:w14="http://schemas.microsoft.com/office/word/2010/wordml" xmlns:w15="http://schemas.microsoft.com/office/word/2012/wordml" xmlns:w16cex="http://schemas.microsoft.com/office/word/2018/wordml/cex" xmlns:w16cid="http://schemas.microsoft.com/office/word/2016/wordml/cid" xmlns:w16="http://schemas.microsoft.com/office/word/2018/wordml" xmlns:w16du="http://schemas.microsoft.com/office/word/2023/wordml/word16du" xmlns:w16sdtdh="http://schemas.microsoft.com/office/word/2020/wordml/sdtdatahash" xmlns:w16se="http://schemas.microsoft.com/office/word/2015/wordml/symex" xmlns:wpg="http://schemas.microsoft.com/office/word/2010/wordprocessingGroup" xmlns:wpi="http://schemas.microsoft.com/office/word/2010/wordprocessingInk" xmlns:wne="http://schemas.microsoft.com/office/word/2006/wordml" xmlns:wps="http://schemas.microsoft.com/office/word/2010/wordprocessingShape" mc:Ignorable="w14 w15 w16se w16cid w16 w16cex w16sdtdh w16du wp14">
+  <w:abstractNum xmlns:w="http://schemas.openxmlformats.org/wordprocessingml/2006/main" w:abstractNumId="59">
+    <w:nsid w:val="6e59cc8a"/>
+    <w:multiLevelType xmlns:w="http://schemas.openxmlformats.org/wordprocessingml/2006/main" w:val="hybridMultilevel"/>
+    <w:lvl xmlns:w="http://schemas.openxmlformats.org/wordprocessingml/2006/main" w:ilvl="0">
+      <w:start w:val="1"/>
+      <w:numFmt w:val="bullet"/>
+      <w:lvlText w:val=""/>
+      <w:lvlJc w:val="left"/>
+      <w:pPr>
+        <w:ind w:left="720" w:hanging="360"/>
+      </w:pPr>
+      <w:rPr>
+        <w:rFonts w:hint="default" w:ascii="Symbol" w:hAnsi="Symbol"/>
+      </w:rPr>
+    </w:lvl>
+    <w:lvl xmlns:w="http://schemas.openxmlformats.org/wordprocessingml/2006/main" w:ilvl="1">
+      <w:start w:val="1"/>
+      <w:numFmt w:val="bullet"/>
+      <w:lvlText w:val="o"/>
+      <w:lvlJc w:val="left"/>
+      <w:pPr>
+        <w:ind w:left="1440" w:hanging="360"/>
+      </w:pPr>
+      <w:rPr>
+        <w:rFonts w:hint="default" w:ascii="Courier New" w:hAnsi="Courier New"/>
+      </w:rPr>
+    </w:lvl>
+    <w:lvl xmlns:w="http://schemas.openxmlformats.org/wordprocessingml/2006/main" w:ilvl="2">
+      <w:start w:val="1"/>
+      <w:numFmt w:val="bullet"/>
+      <w:lvlText w:val=""/>
+      <w:lvlJc w:val="left"/>
+      <w:pPr>
+        <w:ind w:left="2160" w:hanging="360"/>
+      </w:pPr>
+      <w:rPr>
+        <w:rFonts w:hint="default" w:ascii="Wingdings" w:hAnsi="Wingdings"/>
+      </w:rPr>
+    </w:lvl>
+    <w:lvl xmlns:w="http://schemas.openxmlformats.org/wordprocessingml/2006/main" w:ilvl="3">
+      <w:start w:val="1"/>
+      <w:numFmt w:val="bullet"/>
+      <w:lvlText w:val=""/>
+      <w:lvlJc w:val="left"/>
+      <w:pPr>
+        <w:ind w:left="2880" w:hanging="360"/>
+      </w:pPr>
+      <w:rPr>
+        <w:rFonts w:hint="default" w:ascii="Symbol" w:hAnsi="Symbol"/>
+      </w:rPr>
+    </w:lvl>
+    <w:lvl xmlns:w="http://schemas.openxmlformats.org/wordprocessingml/2006/main" w:ilvl="4">
+      <w:start w:val="1"/>
+      <w:numFmt w:val="bullet"/>
+      <w:lvlText w:val="o"/>
+      <w:lvlJc w:val="left"/>
+      <w:pPr>
+        <w:ind w:left="3600" w:hanging="360"/>
+      </w:pPr>
+      <w:rPr>
+        <w:rFonts w:hint="default" w:ascii="Courier New" w:hAnsi="Courier New"/>
+      </w:rPr>
+    </w:lvl>
+    <w:lvl xmlns:w="http://schemas.openxmlformats.org/wordprocessingml/2006/main" w:ilvl="5">
+      <w:start w:val="1"/>
+      <w:numFmt w:val="bullet"/>
+      <w:lvlText w:val=""/>
+      <w:lvlJc w:val="left"/>
+      <w:pPr>
+        <w:ind w:left="4320" w:hanging="360"/>
+      </w:pPr>
+      <w:rPr>
+        <w:rFonts w:hint="default" w:ascii="Wingdings" w:hAnsi="Wingdings"/>
+      </w:rPr>
+    </w:lvl>
+    <w:lvl xmlns:w="http://schemas.openxmlformats.org/wordprocessingml/2006/main" w:ilvl="6">
+      <w:start w:val="1"/>
+      <w:numFmt w:val="bullet"/>
+      <w:lvlText w:val=""/>
+      <w:lvlJc w:val="left"/>
+      <w:pPr>
+        <w:ind w:left="5040" w:hanging="360"/>
+      </w:pPr>
+      <w:rPr>
+        <w:rFonts w:hint="default" w:ascii="Symbol" w:hAnsi="Symbol"/>
+      </w:rPr>
+    </w:lvl>
+    <w:lvl xmlns:w="http://schemas.openxmlformats.org/wordprocessingml/2006/main" w:ilvl="7">
+      <w:start w:val="1"/>
+      <w:numFmt w:val="bullet"/>
+      <w:lvlText w:val="o"/>
+      <w:lvlJc w:val="left"/>
+      <w:pPr>
+        <w:ind w:left="5760" w:hanging="360"/>
+      </w:pPr>
+      <w:rPr>
+        <w:rFonts w:hint="default" w:ascii="Courier New" w:hAnsi="Courier New"/>
+      </w:rPr>
+    </w:lvl>
+    <w:lvl xmlns:w="http://schemas.openxmlformats.org/wordprocessingml/2006/main" w:ilvl="8">
+      <w:start w:val="1"/>
+      <w:numFmt w:val="bullet"/>
+      <w:lvlText w:val=""/>
+      <w:lvlJc w:val="left"/>
+      <w:pPr>
+        <w:ind w:left="6480" w:hanging="360"/>
+      </w:pPr>
+      <w:rPr>
+        <w:rFonts w:hint="default" w:ascii="Wingdings" w:hAnsi="Wingdings"/>
+      </w:rPr>
+    </w:lvl>
+  </w:abstractNum>
+  <w:abstractNum xmlns:w="http://schemas.openxmlformats.org/wordprocessingml/2006/main" w:abstractNumId="58">
+    <w:nsid w:val="6ddb5988"/>
+    <w:multiLevelType xmlns:w="http://schemas.openxmlformats.org/wordprocessingml/2006/main" w:val="hybridMultilevel"/>
+    <w:lvl xmlns:w="http://schemas.openxmlformats.org/wordprocessingml/2006/main" w:ilvl="0">
+      <w:start w:val="1"/>
+      <w:numFmt w:val="bullet"/>
+      <w:lvlText w:val=""/>
+      <w:lvlJc w:val="left"/>
+      <w:pPr>
+        <w:ind w:left="720" w:hanging="360"/>
+      </w:pPr>
+      <w:rPr>
+        <w:rFonts w:hint="default" w:ascii="Symbol" w:hAnsi="Symbol"/>
+      </w:rPr>
+    </w:lvl>
+    <w:lvl xmlns:w="http://schemas.openxmlformats.org/wordprocessingml/2006/main" w:ilvl="1">
+      <w:start w:val="1"/>
+      <w:numFmt w:val="bullet"/>
+      <w:lvlText w:val="o"/>
+      <w:lvlJc w:val="left"/>
+      <w:pPr>
+        <w:ind w:left="1440" w:hanging="360"/>
+      </w:pPr>
+      <w:rPr>
+        <w:rFonts w:hint="default" w:ascii="Courier New" w:hAnsi="Courier New"/>
+      </w:rPr>
+    </w:lvl>
+    <w:lvl xmlns:w="http://schemas.openxmlformats.org/wordprocessingml/2006/main" w:ilvl="2">
+      <w:start w:val="1"/>
+      <w:numFmt w:val="bullet"/>
+      <w:lvlText w:val=""/>
+      <w:lvlJc w:val="left"/>
+      <w:pPr>
+        <w:ind w:left="2160" w:hanging="360"/>
+      </w:pPr>
+      <w:rPr>
+        <w:rFonts w:hint="default" w:ascii="Wingdings" w:hAnsi="Wingdings"/>
+      </w:rPr>
+    </w:lvl>
+    <w:lvl xmlns:w="http://schemas.openxmlformats.org/wordprocessingml/2006/main" w:ilvl="3">
+      <w:start w:val="1"/>
+      <w:numFmt w:val="bullet"/>
+      <w:lvlText w:val=""/>
+      <w:lvlJc w:val="left"/>
+      <w:pPr>
+        <w:ind w:left="2880" w:hanging="360"/>
+      </w:pPr>
+      <w:rPr>
+        <w:rFonts w:hint="default" w:ascii="Symbol" w:hAnsi="Symbol"/>
+      </w:rPr>
+    </w:lvl>
+    <w:lvl xmlns:w="http://schemas.openxmlformats.org/wordprocessingml/2006/main" w:ilvl="4">
+      <w:start w:val="1"/>
+      <w:numFmt w:val="bullet"/>
+      <w:lvlText w:val="o"/>
+      <w:lvlJc w:val="left"/>
+      <w:pPr>
+        <w:ind w:left="3600" w:hanging="360"/>
+      </w:pPr>
+      <w:rPr>
+        <w:rFonts w:hint="default" w:ascii="Courier New" w:hAnsi="Courier New"/>
+      </w:rPr>
+    </w:lvl>
+    <w:lvl xmlns:w="http://schemas.openxmlformats.org/wordprocessingml/2006/main" w:ilvl="5">
+      <w:start w:val="1"/>
+      <w:numFmt w:val="bullet"/>
+      <w:lvlText w:val=""/>
+      <w:lvlJc w:val="left"/>
+      <w:pPr>
+        <w:ind w:left="4320" w:hanging="360"/>
+      </w:pPr>
+      <w:rPr>
+        <w:rFonts w:hint="default" w:ascii="Wingdings" w:hAnsi="Wingdings"/>
+      </w:rPr>
+    </w:lvl>
+    <w:lvl xmlns:w="http://schemas.openxmlformats.org/wordprocessingml/2006/main" w:ilvl="6">
+      <w:start w:val="1"/>
+      <w:numFmt w:val="bullet"/>
+      <w:lvlText w:val=""/>
+      <w:lvlJc w:val="left"/>
+      <w:pPr>
+        <w:ind w:left="5040" w:hanging="360"/>
+      </w:pPr>
+      <w:rPr>
+        <w:rFonts w:hint="default" w:ascii="Symbol" w:hAnsi="Symbol"/>
+      </w:rPr>
+    </w:lvl>
+    <w:lvl xmlns:w="http://schemas.openxmlformats.org/wordprocessingml/2006/main" w:ilvl="7">
+      <w:start w:val="1"/>
+      <w:numFmt w:val="bullet"/>
+      <w:lvlText w:val="o"/>
+      <w:lvlJc w:val="left"/>
+      <w:pPr>
+        <w:ind w:left="5760" w:hanging="360"/>
+      </w:pPr>
+      <w:rPr>
+        <w:rFonts w:hint="default" w:ascii="Courier New" w:hAnsi="Courier New"/>
+      </w:rPr>
+    </w:lvl>
+    <w:lvl xmlns:w="http://schemas.openxmlformats.org/wordprocessingml/2006/main" w:ilvl="8">
+      <w:start w:val="1"/>
+      <w:numFmt w:val="bullet"/>
+      <w:lvlText w:val=""/>
+      <w:lvlJc w:val="left"/>
+      <w:pPr>
+        <w:ind w:left="6480" w:hanging="360"/>
+      </w:pPr>
+      <w:rPr>
+        <w:rFonts w:hint="default" w:ascii="Wingdings" w:hAnsi="Wingdings"/>
+      </w:rPr>
+    </w:lvl>
+  </w:abstractNum>
+  <w:abstractNum xmlns:w="http://schemas.openxmlformats.org/wordprocessingml/2006/main" w:abstractNumId="57">
+    <w:nsid w:val="57968eb7"/>
+    <w:multiLevelType xmlns:w="http://schemas.openxmlformats.org/wordprocessingml/2006/main" w:val="hybridMultilevel"/>
+    <w:lvl xmlns:w="http://schemas.openxmlformats.org/wordprocessingml/2006/main" w:ilvl="0">
+      <w:start w:val="1"/>
+      <w:numFmt w:val="bullet"/>
+      <w:lvlText w:val=""/>
+      <w:lvlJc w:val="left"/>
+      <w:pPr>
+        <w:ind w:left="720" w:hanging="360"/>
+      </w:pPr>
+      <w:rPr>
+        <w:rFonts w:hint="default" w:ascii="Symbol" w:hAnsi="Symbol"/>
+      </w:rPr>
+    </w:lvl>
+    <w:lvl xmlns:w="http://schemas.openxmlformats.org/wordprocessingml/2006/main" w:ilvl="1">
+      <w:start w:val="1"/>
+      <w:numFmt w:val="bullet"/>
+      <w:lvlText w:val="o"/>
+      <w:lvlJc w:val="left"/>
+      <w:pPr>
+        <w:ind w:left="1440" w:hanging="360"/>
+      </w:pPr>
+      <w:rPr>
+        <w:rFonts w:hint="default" w:ascii="Courier New" w:hAnsi="Courier New"/>
+      </w:rPr>
+    </w:lvl>
+    <w:lvl xmlns:w="http://schemas.openxmlformats.org/wordprocessingml/2006/main" w:ilvl="2">
+      <w:start w:val="1"/>
+      <w:numFmt w:val="bullet"/>
+      <w:lvlText w:val=""/>
+      <w:lvlJc w:val="left"/>
+      <w:pPr>
+        <w:ind w:left="2160" w:hanging="360"/>
+      </w:pPr>
+      <w:rPr>
+        <w:rFonts w:hint="default" w:ascii="Wingdings" w:hAnsi="Wingdings"/>
+      </w:rPr>
+    </w:lvl>
+    <w:lvl xmlns:w="http://schemas.openxmlformats.org/wordprocessingml/2006/main" w:ilvl="3">
+      <w:start w:val="1"/>
+      <w:numFmt w:val="bullet"/>
+      <w:lvlText w:val=""/>
+      <w:lvlJc w:val="left"/>
+      <w:pPr>
+        <w:ind w:left="2880" w:hanging="360"/>
+      </w:pPr>
+      <w:rPr>
+        <w:rFonts w:hint="default" w:ascii="Symbol" w:hAnsi="Symbol"/>
+      </w:rPr>
+    </w:lvl>
+    <w:lvl xmlns:w="http://schemas.openxmlformats.org/wordprocessingml/2006/main" w:ilvl="4">
+      <w:start w:val="1"/>
+      <w:numFmt w:val="bullet"/>
+      <w:lvlText w:val="o"/>
+      <w:lvlJc w:val="left"/>
+      <w:pPr>
+        <w:ind w:left="3600" w:hanging="360"/>
+      </w:pPr>
+      <w:rPr>
+        <w:rFonts w:hint="default" w:ascii="Courier New" w:hAnsi="Courier New"/>
+      </w:rPr>
+    </w:lvl>
+    <w:lvl xmlns:w="http://schemas.openxmlformats.org/wordprocessingml/2006/main" w:ilvl="5">
+      <w:start w:val="1"/>
+      <w:numFmt w:val="bullet"/>
+      <w:lvlText w:val=""/>
+      <w:lvlJc w:val="left"/>
+      <w:pPr>
+        <w:ind w:left="4320" w:hanging="360"/>
+      </w:pPr>
+      <w:rPr>
+        <w:rFonts w:hint="default" w:ascii="Wingdings" w:hAnsi="Wingdings"/>
+      </w:rPr>
+    </w:lvl>
+    <w:lvl xmlns:w="http://schemas.openxmlformats.org/wordprocessingml/2006/main" w:ilvl="6">
+      <w:start w:val="1"/>
+      <w:numFmt w:val="bullet"/>
+      <w:lvlText w:val=""/>
+      <w:lvlJc w:val="left"/>
+      <w:pPr>
+        <w:ind w:left="5040" w:hanging="360"/>
+      </w:pPr>
+      <w:rPr>
+        <w:rFonts w:hint="default" w:ascii="Symbol" w:hAnsi="Symbol"/>
+      </w:rPr>
+    </w:lvl>
+    <w:lvl xmlns:w="http://schemas.openxmlformats.org/wordprocessingml/2006/main" w:ilvl="7">
+      <w:start w:val="1"/>
+      <w:numFmt w:val="bullet"/>
+      <w:lvlText w:val="o"/>
+      <w:lvlJc w:val="left"/>
+      <w:pPr>
+        <w:ind w:left="5760" w:hanging="360"/>
+      </w:pPr>
+      <w:rPr>
+        <w:rFonts w:hint="default" w:ascii="Courier New" w:hAnsi="Courier New"/>
+      </w:rPr>
+    </w:lvl>
+    <w:lvl xmlns:w="http://schemas.openxmlformats.org/wordprocessingml/2006/main" w:ilvl="8">
+      <w:start w:val="1"/>
+      <w:numFmt w:val="bullet"/>
+      <w:lvlText w:val=""/>
+      <w:lvlJc w:val="left"/>
+      <w:pPr>
+        <w:ind w:left="6480" w:hanging="360"/>
+      </w:pPr>
+      <w:rPr>
+        <w:rFonts w:hint="default" w:ascii="Wingdings" w:hAnsi="Wingdings"/>
+      </w:rPr>
+    </w:lvl>
+  </w:abstractNum>
+  <w:abstractNum xmlns:w="http://schemas.openxmlformats.org/wordprocessingml/2006/main" w:abstractNumId="56">
+    <w:nsid w:val="181306a9"/>
+    <w:multiLevelType xmlns:w="http://schemas.openxmlformats.org/wordprocessingml/2006/main" w:val="hybridMultilevel"/>
+    <w:lvl xmlns:w="http://schemas.openxmlformats.org/wordprocessingml/2006/main" w:ilvl="0">
+      <w:start w:val="1"/>
+      <w:numFmt w:val="bullet"/>
+      <w:lvlText w:val=""/>
+      <w:lvlJc w:val="left"/>
+      <w:pPr>
+        <w:ind w:left="720" w:hanging="360"/>
+      </w:pPr>
+      <w:rPr>
+        <w:rFonts w:hint="default" w:ascii="Symbol" w:hAnsi="Symbol"/>
+      </w:rPr>
+    </w:lvl>
+    <w:lvl xmlns:w="http://schemas.openxmlformats.org/wordprocessingml/2006/main" w:ilvl="1">
+      <w:start w:val="1"/>
+      <w:numFmt w:val="bullet"/>
+      <w:lvlText w:val="o"/>
+      <w:lvlJc w:val="left"/>
+      <w:pPr>
+        <w:ind w:left="1440" w:hanging="360"/>
+      </w:pPr>
+      <w:rPr>
+        <w:rFonts w:hint="default" w:ascii="Courier New" w:hAnsi="Courier New"/>
+      </w:rPr>
+    </w:lvl>
+    <w:lvl xmlns:w="http://schemas.openxmlformats.org/wordprocessingml/2006/main" w:ilvl="2">
+      <w:start w:val="1"/>
+      <w:numFmt w:val="bullet"/>
+      <w:lvlText w:val=""/>
+      <w:lvlJc w:val="left"/>
+      <w:pPr>
+        <w:ind w:left="2160" w:hanging="360"/>
+      </w:pPr>
+      <w:rPr>
+        <w:rFonts w:hint="default" w:ascii="Wingdings" w:hAnsi="Wingdings"/>
+      </w:rPr>
+    </w:lvl>
+    <w:lvl xmlns:w="http://schemas.openxmlformats.org/wordprocessingml/2006/main" w:ilvl="3">
+      <w:start w:val="1"/>
+      <w:numFmt w:val="bullet"/>
+      <w:lvlText w:val=""/>
+      <w:lvlJc w:val="left"/>
+      <w:pPr>
+        <w:ind w:left="2880" w:hanging="360"/>
+      </w:pPr>
+      <w:rPr>
+        <w:rFonts w:hint="default" w:ascii="Symbol" w:hAnsi="Symbol"/>
+      </w:rPr>
+    </w:lvl>
+    <w:lvl xmlns:w="http://schemas.openxmlformats.org/wordprocessingml/2006/main" w:ilvl="4">
+      <w:start w:val="1"/>
+      <w:numFmt w:val="bullet"/>
+      <w:lvlText w:val="o"/>
+      <w:lvlJc w:val="left"/>
+      <w:pPr>
+        <w:ind w:left="3600" w:hanging="360"/>
+      </w:pPr>
+      <w:rPr>
+        <w:rFonts w:hint="default" w:ascii="Courier New" w:hAnsi="Courier New"/>
+      </w:rPr>
+    </w:lvl>
+    <w:lvl xmlns:w="http://schemas.openxmlformats.org/wordprocessingml/2006/main" w:ilvl="5">
+      <w:start w:val="1"/>
+      <w:numFmt w:val="bullet"/>
+      <w:lvlText w:val=""/>
+      <w:lvlJc w:val="left"/>
+      <w:pPr>
+        <w:ind w:left="4320" w:hanging="360"/>
+      </w:pPr>
+      <w:rPr>
+        <w:rFonts w:hint="default" w:ascii="Wingdings" w:hAnsi="Wingdings"/>
+      </w:rPr>
+    </w:lvl>
+    <w:lvl xmlns:w="http://schemas.openxmlformats.org/wordprocessingml/2006/main" w:ilvl="6">
+      <w:start w:val="1"/>
+      <w:numFmt w:val="bullet"/>
+      <w:lvlText w:val=""/>
+      <w:lvlJc w:val="left"/>
+      <w:pPr>
+        <w:ind w:left="5040" w:hanging="360"/>
+      </w:pPr>
+      <w:rPr>
+        <w:rFonts w:hint="default" w:ascii="Symbol" w:hAnsi="Symbol"/>
+      </w:rPr>
+    </w:lvl>
+    <w:lvl xmlns:w="http://schemas.openxmlformats.org/wordprocessingml/2006/main" w:ilvl="7">
+      <w:start w:val="1"/>
+      <w:numFmt w:val="bullet"/>
+      <w:lvlText w:val="o"/>
+      <w:lvlJc w:val="left"/>
+      <w:pPr>
+        <w:ind w:left="5760" w:hanging="360"/>
+      </w:pPr>
+      <w:rPr>
+        <w:rFonts w:hint="default" w:ascii="Courier New" w:hAnsi="Courier New"/>
+      </w:rPr>
+    </w:lvl>
+    <w:lvl xmlns:w="http://schemas.openxmlformats.org/wordprocessingml/2006/main" w:ilvl="8">
+      <w:start w:val="1"/>
+      <w:numFmt w:val="bullet"/>
+      <w:lvlText w:val=""/>
+      <w:lvlJc w:val="left"/>
+      <w:pPr>
+        <w:ind w:left="6480" w:hanging="360"/>
+      </w:pPr>
+      <w:rPr>
+        <w:rFonts w:hint="default" w:ascii="Wingdings" w:hAnsi="Wingdings"/>
+      </w:rPr>
+    </w:lvl>
+  </w:abstractNum>
+  <w:abstractNum xmlns:w="http://schemas.openxmlformats.org/wordprocessingml/2006/main" w:abstractNumId="55">
+    <w:nsid w:val="345f6259"/>
+    <w:multiLevelType xmlns:w="http://schemas.openxmlformats.org/wordprocessingml/2006/main" w:val="hybridMultilevel"/>
+    <w:lvl xmlns:w="http://schemas.openxmlformats.org/wordprocessingml/2006/main" w:ilvl="0">
+      <w:start w:val="1"/>
+      <w:numFmt w:val="bullet"/>
+      <w:lvlText w:val=""/>
+      <w:lvlJc w:val="left"/>
+      <w:pPr>
+        <w:ind w:left="720" w:hanging="360"/>
+      </w:pPr>
+      <w:rPr>
+        <w:rFonts w:hint="default" w:ascii="Symbol" w:hAnsi="Symbol"/>
+      </w:rPr>
+    </w:lvl>
+    <w:lvl xmlns:w="http://schemas.openxmlformats.org/wordprocessingml/2006/main" w:ilvl="1">
+      <w:start w:val="1"/>
+      <w:numFmt w:val="bullet"/>
+      <w:lvlText w:val="o"/>
+      <w:lvlJc w:val="left"/>
+      <w:pPr>
+        <w:ind w:left="1440" w:hanging="360"/>
+      </w:pPr>
+      <w:rPr>
+        <w:rFonts w:hint="default" w:ascii="Courier New" w:hAnsi="Courier New"/>
+      </w:rPr>
+    </w:lvl>
+    <w:lvl xmlns:w="http://schemas.openxmlformats.org/wordprocessingml/2006/main" w:ilvl="2">
+      <w:start w:val="1"/>
+      <w:numFmt w:val="bullet"/>
+      <w:lvlText w:val=""/>
+      <w:lvlJc w:val="left"/>
+      <w:pPr>
+        <w:ind w:left="2160" w:hanging="360"/>
+      </w:pPr>
+      <w:rPr>
+        <w:rFonts w:hint="default" w:ascii="Wingdings" w:hAnsi="Wingdings"/>
+      </w:rPr>
+    </w:lvl>
+    <w:lvl xmlns:w="http://schemas.openxmlformats.org/wordprocessingml/2006/main" w:ilvl="3">
+      <w:start w:val="1"/>
+      <w:numFmt w:val="bullet"/>
+      <w:lvlText w:val=""/>
+      <w:lvlJc w:val="left"/>
+      <w:pPr>
+        <w:ind w:left="2880" w:hanging="360"/>
+      </w:pPr>
+      <w:rPr>
+        <w:rFonts w:hint="default" w:ascii="Symbol" w:hAnsi="Symbol"/>
+      </w:rPr>
+    </w:lvl>
+    <w:lvl xmlns:w="http://schemas.openxmlformats.org/wordprocessingml/2006/main" w:ilvl="4">
+      <w:start w:val="1"/>
+      <w:numFmt w:val="bullet"/>
+      <w:lvlText w:val="o"/>
+      <w:lvlJc w:val="left"/>
+      <w:pPr>
+        <w:ind w:left="3600" w:hanging="360"/>
+      </w:pPr>
+      <w:rPr>
+        <w:rFonts w:hint="default" w:ascii="Courier New" w:hAnsi="Courier New"/>
+      </w:rPr>
+    </w:lvl>
+    <w:lvl xmlns:w="http://schemas.openxmlformats.org/wordprocessingml/2006/main" w:ilvl="5">
+      <w:start w:val="1"/>
+      <w:numFmt w:val="bullet"/>
+      <w:lvlText w:val=""/>
+      <w:lvlJc w:val="left"/>
+      <w:pPr>
+        <w:ind w:left="4320" w:hanging="360"/>
+      </w:pPr>
+      <w:rPr>
+        <w:rFonts w:hint="default" w:ascii="Wingdings" w:hAnsi="Wingdings"/>
+      </w:rPr>
+    </w:lvl>
+    <w:lvl xmlns:w="http://schemas.openxmlformats.org/wordprocessingml/2006/main" w:ilvl="6">
+      <w:start w:val="1"/>
+      <w:numFmt w:val="bullet"/>
+      <w:lvlText w:val=""/>
+      <w:lvlJc w:val="left"/>
+      <w:pPr>
+        <w:ind w:left="5040" w:hanging="360"/>
+      </w:pPr>
+      <w:rPr>
+        <w:rFonts w:hint="default" w:ascii="Symbol" w:hAnsi="Symbol"/>
+      </w:rPr>
+    </w:lvl>
+    <w:lvl xmlns:w="http://schemas.openxmlformats.org/wordprocessingml/2006/main" w:ilvl="7">
+      <w:start w:val="1"/>
+      <w:numFmt w:val="bullet"/>
+      <w:lvlText w:val="o"/>
+      <w:lvlJc w:val="left"/>
+      <w:pPr>
+        <w:ind w:left="5760" w:hanging="360"/>
+      </w:pPr>
+      <w:rPr>
+        <w:rFonts w:hint="default" w:ascii="Courier New" w:hAnsi="Courier New"/>
+      </w:rPr>
+    </w:lvl>
+    <w:lvl xmlns:w="http://schemas.openxmlformats.org/wordprocessingml/2006/main" w:ilvl="8">
+      <w:start w:val="1"/>
+      <w:numFmt w:val="bullet"/>
+      <w:lvlText w:val=""/>
+      <w:lvlJc w:val="left"/>
+      <w:pPr>
+        <w:ind w:left="6480" w:hanging="360"/>
+      </w:pPr>
+      <w:rPr>
+        <w:rFonts w:hint="default" w:ascii="Wingdings" w:hAnsi="Wingdings"/>
+      </w:rPr>
+    </w:lvl>
+  </w:abstractNum>
+  <w:abstractNum xmlns:w="http://schemas.openxmlformats.org/wordprocessingml/2006/main" w:abstractNumId="54">
+    <w:nsid w:val="7565dcab"/>
+    <w:multiLevelType xmlns:w="http://schemas.openxmlformats.org/wordprocessingml/2006/main" w:val="hybridMultilevel"/>
+    <w:lvl xmlns:w="http://schemas.openxmlformats.org/wordprocessingml/2006/main" w:ilvl="0">
+      <w:start w:val="1"/>
+      <w:numFmt w:val="bullet"/>
+      <w:lvlText w:val=""/>
+      <w:lvlJc w:val="left"/>
+      <w:pPr>
+        <w:ind w:left="720" w:hanging="360"/>
+      </w:pPr>
+      <w:rPr>
+        <w:rFonts w:hint="default" w:ascii="Symbol" w:hAnsi="Symbol"/>
+      </w:rPr>
+    </w:lvl>
+    <w:lvl xmlns:w="http://schemas.openxmlformats.org/wordprocessingml/2006/main" w:ilvl="1">
+      <w:start w:val="1"/>
+      <w:numFmt w:val="bullet"/>
+      <w:lvlText w:val="o"/>
+      <w:lvlJc w:val="left"/>
+      <w:pPr>
+        <w:ind w:left="1440" w:hanging="360"/>
+      </w:pPr>
+      <w:rPr>
+        <w:rFonts w:hint="default" w:ascii="Courier New" w:hAnsi="Courier New"/>
+      </w:rPr>
+    </w:lvl>
+    <w:lvl xmlns:w="http://schemas.openxmlformats.org/wordprocessingml/2006/main" w:ilvl="2">
+      <w:start w:val="1"/>
+      <w:numFmt w:val="bullet"/>
+      <w:lvlText w:val=""/>
+      <w:lvlJc w:val="left"/>
+      <w:pPr>
+        <w:ind w:left="2160" w:hanging="360"/>
+      </w:pPr>
+      <w:rPr>
+        <w:rFonts w:hint="default" w:ascii="Wingdings" w:hAnsi="Wingdings"/>
+      </w:rPr>
+    </w:lvl>
+    <w:lvl xmlns:w="http://schemas.openxmlformats.org/wordprocessingml/2006/main" w:ilvl="3">
+      <w:start w:val="1"/>
+      <w:numFmt w:val="bullet"/>
+      <w:lvlText w:val=""/>
+      <w:lvlJc w:val="left"/>
+      <w:pPr>
+        <w:ind w:left="2880" w:hanging="360"/>
+      </w:pPr>
+      <w:rPr>
+        <w:rFonts w:hint="default" w:ascii="Symbol" w:hAnsi="Symbol"/>
+      </w:rPr>
+    </w:lvl>
+    <w:lvl xmlns:w="http://schemas.openxmlformats.org/wordprocessingml/2006/main" w:ilvl="4">
+      <w:start w:val="1"/>
+      <w:numFmt w:val="bullet"/>
+      <w:lvlText w:val="o"/>
+      <w:lvlJc w:val="left"/>
+      <w:pPr>
+        <w:ind w:left="3600" w:hanging="360"/>
+      </w:pPr>
+      <w:rPr>
+        <w:rFonts w:hint="default" w:ascii="Courier New" w:hAnsi="Courier New"/>
+      </w:rPr>
+    </w:lvl>
+    <w:lvl xmlns:w="http://schemas.openxmlformats.org/wordprocessingml/2006/main" w:ilvl="5">
+      <w:start w:val="1"/>
+      <w:numFmt w:val="bullet"/>
+      <w:lvlText w:val=""/>
+      <w:lvlJc w:val="left"/>
+      <w:pPr>
+        <w:ind w:left="4320" w:hanging="360"/>
+      </w:pPr>
+      <w:rPr>
+        <w:rFonts w:hint="default" w:ascii="Wingdings" w:hAnsi="Wingdings"/>
+      </w:rPr>
+    </w:lvl>
+    <w:lvl xmlns:w="http://schemas.openxmlformats.org/wordprocessingml/2006/main" w:ilvl="6">
+      <w:start w:val="1"/>
+      <w:numFmt w:val="bullet"/>
+      <w:lvlText w:val=""/>
+      <w:lvlJc w:val="left"/>
+      <w:pPr>
+        <w:ind w:left="5040" w:hanging="360"/>
+      </w:pPr>
+      <w:rPr>
+        <w:rFonts w:hint="default" w:ascii="Symbol" w:hAnsi="Symbol"/>
+      </w:rPr>
+    </w:lvl>
+    <w:lvl xmlns:w="http://schemas.openxmlformats.org/wordprocessingml/2006/main" w:ilvl="7">
+      <w:start w:val="1"/>
+      <w:numFmt w:val="bullet"/>
+      <w:lvlText w:val="o"/>
+      <w:lvlJc w:val="left"/>
+      <w:pPr>
+        <w:ind w:left="5760" w:hanging="360"/>
+      </w:pPr>
+      <w:rPr>
+        <w:rFonts w:hint="default" w:ascii="Courier New" w:hAnsi="Courier New"/>
+      </w:rPr>
+    </w:lvl>
+    <w:lvl xmlns:w="http://schemas.openxmlformats.org/wordprocessingml/2006/main" w:ilvl="8">
+      <w:start w:val="1"/>
+      <w:numFmt w:val="bullet"/>
+      <w:lvlText w:val=""/>
+      <w:lvlJc w:val="left"/>
+      <w:pPr>
+        <w:ind w:left="6480" w:hanging="360"/>
+      </w:pPr>
+      <w:rPr>
+        <w:rFonts w:hint="default" w:ascii="Wingdings" w:hAnsi="Wingdings"/>
+      </w:rPr>
+    </w:lvl>
+  </w:abstractNum>
+  <w:abstractNum xmlns:w="http://schemas.openxmlformats.org/wordprocessingml/2006/main" w:abstractNumId="53">
+    <w:nsid w:val="67bbacb6"/>
+    <w:multiLevelType xmlns:w="http://schemas.openxmlformats.org/wordprocessingml/2006/main" w:val="hybridMultilevel"/>
+    <w:lvl xmlns:w="http://schemas.openxmlformats.org/wordprocessingml/2006/main" w:ilvl="0">
+      <w:start w:val="1"/>
+      <w:numFmt w:val="bullet"/>
+      <w:lvlText w:val=""/>
+      <w:lvlJc w:val="left"/>
+      <w:pPr>
+        <w:ind w:left="720" w:hanging="360"/>
+      </w:pPr>
+      <w:rPr>
+        <w:rFonts w:hint="default" w:ascii="Symbol" w:hAnsi="Symbol"/>
+      </w:rPr>
+    </w:lvl>
+    <w:lvl xmlns:w="http://schemas.openxmlformats.org/wordprocessingml/2006/main" w:ilvl="1">
+      <w:start w:val="1"/>
+      <w:numFmt w:val="bullet"/>
+      <w:lvlText w:val="o"/>
+      <w:lvlJc w:val="left"/>
+      <w:pPr>
+        <w:ind w:left="1440" w:hanging="360"/>
+      </w:pPr>
+      <w:rPr>
+        <w:rFonts w:hint="default" w:ascii="Courier New" w:hAnsi="Courier New"/>
+      </w:rPr>
+    </w:lvl>
+    <w:lvl xmlns:w="http://schemas.openxmlformats.org/wordprocessingml/2006/main" w:ilvl="2">
+      <w:start w:val="1"/>
+      <w:numFmt w:val="bullet"/>
+      <w:lvlText w:val=""/>
+      <w:lvlJc w:val="left"/>
+      <w:pPr>
+        <w:ind w:left="2160" w:hanging="360"/>
+      </w:pPr>
+      <w:rPr>
+        <w:rFonts w:hint="default" w:ascii="Wingdings" w:hAnsi="Wingdings"/>
+      </w:rPr>
+    </w:lvl>
+    <w:lvl xmlns:w="http://schemas.openxmlformats.org/wordprocessingml/2006/main" w:ilvl="3">
+      <w:start w:val="1"/>
+      <w:numFmt w:val="bullet"/>
+      <w:lvlText w:val=""/>
+      <w:lvlJc w:val="left"/>
+      <w:pPr>
+        <w:ind w:left="2880" w:hanging="360"/>
+      </w:pPr>
+      <w:rPr>
+        <w:rFonts w:hint="default" w:ascii="Symbol" w:hAnsi="Symbol"/>
+      </w:rPr>
+    </w:lvl>
+    <w:lvl xmlns:w="http://schemas.openxmlformats.org/wordprocessingml/2006/main" w:ilvl="4">
+      <w:start w:val="1"/>
+      <w:numFmt w:val="bullet"/>
+      <w:lvlText w:val="o"/>
+      <w:lvlJc w:val="left"/>
+      <w:pPr>
+        <w:ind w:left="3600" w:hanging="360"/>
+      </w:pPr>
+      <w:rPr>
+        <w:rFonts w:hint="default" w:ascii="Courier New" w:hAnsi="Courier New"/>
+      </w:rPr>
+    </w:lvl>
+    <w:lvl xmlns:w="http://schemas.openxmlformats.org/wordprocessingml/2006/main" w:ilvl="5">
+      <w:start w:val="1"/>
+      <w:numFmt w:val="bullet"/>
+      <w:lvlText w:val=""/>
+      <w:lvlJc w:val="left"/>
+      <w:pPr>
+        <w:ind w:left="4320" w:hanging="360"/>
+      </w:pPr>
+      <w:rPr>
+        <w:rFonts w:hint="default" w:ascii="Wingdings" w:hAnsi="Wingdings"/>
+      </w:rPr>
+    </w:lvl>
+    <w:lvl xmlns:w="http://schemas.openxmlformats.org/wordprocessingml/2006/main" w:ilvl="6">
+      <w:start w:val="1"/>
+      <w:numFmt w:val="bullet"/>
+      <w:lvlText w:val=""/>
+      <w:lvlJc w:val="left"/>
+      <w:pPr>
+        <w:ind w:left="5040" w:hanging="360"/>
+      </w:pPr>
+      <w:rPr>
+        <w:rFonts w:hint="default" w:ascii="Symbol" w:hAnsi="Symbol"/>
+      </w:rPr>
+    </w:lvl>
+    <w:lvl xmlns:w="http://schemas.openxmlformats.org/wordprocessingml/2006/main" w:ilvl="7">
+      <w:start w:val="1"/>
+      <w:numFmt w:val="bullet"/>
+      <w:lvlText w:val="o"/>
+      <w:lvlJc w:val="left"/>
+      <w:pPr>
+        <w:ind w:left="5760" w:hanging="360"/>
+      </w:pPr>
+      <w:rPr>
+        <w:rFonts w:hint="default" w:ascii="Courier New" w:hAnsi="Courier New"/>
+      </w:rPr>
+    </w:lvl>
+    <w:lvl xmlns:w="http://schemas.openxmlformats.org/wordprocessingml/2006/main" w:ilvl="8">
+      <w:start w:val="1"/>
+      <w:numFmt w:val="bullet"/>
+      <w:lvlText w:val=""/>
+      <w:lvlJc w:val="left"/>
+      <w:pPr>
+        <w:ind w:left="6480" w:hanging="360"/>
+      </w:pPr>
+      <w:rPr>
+        <w:rFonts w:hint="default" w:ascii="Wingdings" w:hAnsi="Wingdings"/>
+      </w:rPr>
+    </w:lvl>
+  </w:abstractNum>
+  <w:abstractNum xmlns:w="http://schemas.openxmlformats.org/wordprocessingml/2006/main" w:abstractNumId="52">
+    <w:nsid w:val="5fb64af"/>
+    <w:multiLevelType xmlns:w="http://schemas.openxmlformats.org/wordprocessingml/2006/main" w:val="hybridMultilevel"/>
+    <w:lvl xmlns:w="http://schemas.openxmlformats.org/wordprocessingml/2006/main" w:ilvl="0">
+      <w:start w:val="1"/>
+      <w:numFmt w:val="bullet"/>
+      <w:lvlText w:val=""/>
+      <w:lvlJc w:val="left"/>
+      <w:pPr>
+        <w:ind w:left="720" w:hanging="360"/>
+      </w:pPr>
+      <w:rPr>
+        <w:rFonts w:hint="default" w:ascii="Symbol" w:hAnsi="Symbol"/>
+      </w:rPr>
+    </w:lvl>
+    <w:lvl xmlns:w="http://schemas.openxmlformats.org/wordprocessingml/2006/main" w:ilvl="1">
+      <w:start w:val="1"/>
+      <w:numFmt w:val="bullet"/>
+      <w:lvlText w:val="o"/>
+      <w:lvlJc w:val="left"/>
+      <w:pPr>
+        <w:ind w:left="1440" w:hanging="360"/>
+      </w:pPr>
+      <w:rPr>
+        <w:rFonts w:hint="default" w:ascii="Courier New" w:hAnsi="Courier New"/>
+      </w:rPr>
+    </w:lvl>
+    <w:lvl xmlns:w="http://schemas.openxmlformats.org/wordprocessingml/2006/main" w:ilvl="2">
+      <w:start w:val="1"/>
+      <w:numFmt w:val="bullet"/>
+      <w:lvlText w:val=""/>
+      <w:lvlJc w:val="left"/>
+      <w:pPr>
+        <w:ind w:left="2160" w:hanging="360"/>
+      </w:pPr>
+      <w:rPr>
+        <w:rFonts w:hint="default" w:ascii="Wingdings" w:hAnsi="Wingdings"/>
+      </w:rPr>
+    </w:lvl>
+    <w:lvl xmlns:w="http://schemas.openxmlformats.org/wordprocessingml/2006/main" w:ilvl="3">
+      <w:start w:val="1"/>
+      <w:numFmt w:val="bullet"/>
+      <w:lvlText w:val=""/>
+      <w:lvlJc w:val="left"/>
+      <w:pPr>
+        <w:ind w:left="2880" w:hanging="360"/>
+      </w:pPr>
+      <w:rPr>
+        <w:rFonts w:hint="default" w:ascii="Symbol" w:hAnsi="Symbol"/>
+      </w:rPr>
+    </w:lvl>
+    <w:lvl xmlns:w="http://schemas.openxmlformats.org/wordprocessingml/2006/main" w:ilvl="4">
+      <w:start w:val="1"/>
+      <w:numFmt w:val="bullet"/>
+      <w:lvlText w:val="o"/>
+      <w:lvlJc w:val="left"/>
+      <w:pPr>
+        <w:ind w:left="3600" w:hanging="360"/>
+      </w:pPr>
+      <w:rPr>
+        <w:rFonts w:hint="default" w:ascii="Courier New" w:hAnsi="Courier New"/>
+      </w:rPr>
+    </w:lvl>
+    <w:lvl xmlns:w="http://schemas.openxmlformats.org/wordprocessingml/2006/main" w:ilvl="5">
+      <w:start w:val="1"/>
+      <w:numFmt w:val="bullet"/>
+      <w:lvlText w:val=""/>
+      <w:lvlJc w:val="left"/>
+      <w:pPr>
+        <w:ind w:left="4320" w:hanging="360"/>
+      </w:pPr>
+      <w:rPr>
+        <w:rFonts w:hint="default" w:ascii="Wingdings" w:hAnsi="Wingdings"/>
+      </w:rPr>
+    </w:lvl>
+    <w:lvl xmlns:w="http://schemas.openxmlformats.org/wordprocessingml/2006/main" w:ilvl="6">
+      <w:start w:val="1"/>
+      <w:numFmt w:val="bullet"/>
+      <w:lvlText w:val=""/>
+      <w:lvlJc w:val="left"/>
+      <w:pPr>
+        <w:ind w:left="5040" w:hanging="360"/>
+      </w:pPr>
+      <w:rPr>
+        <w:rFonts w:hint="default" w:ascii="Symbol" w:hAnsi="Symbol"/>
+      </w:rPr>
+    </w:lvl>
+    <w:lvl xmlns:w="http://schemas.openxmlformats.org/wordprocessingml/2006/main" w:ilvl="7">
+      <w:start w:val="1"/>
+      <w:numFmt w:val="bullet"/>
+      <w:lvlText w:val="o"/>
+      <w:lvlJc w:val="left"/>
+      <w:pPr>
+        <w:ind w:left="5760" w:hanging="360"/>
+      </w:pPr>
+      <w:rPr>
+        <w:rFonts w:hint="default" w:ascii="Courier New" w:hAnsi="Courier New"/>
+      </w:rPr>
+    </w:lvl>
+    <w:lvl xmlns:w="http://schemas.openxmlformats.org/wordprocessingml/2006/main" w:ilvl="8">
+      <w:start w:val="1"/>
+      <w:numFmt w:val="bullet"/>
+      <w:lvlText w:val=""/>
+      <w:lvlJc w:val="left"/>
+      <w:pPr>
+        <w:ind w:left="6480" w:hanging="360"/>
+      </w:pPr>
+      <w:rPr>
+        <w:rFonts w:hint="default" w:ascii="Wingdings" w:hAnsi="Wingdings"/>
+      </w:rPr>
+    </w:lvl>
+  </w:abstractNum>
   <w:abstractNum xmlns:w="http://schemas.openxmlformats.org/wordprocessingml/2006/main" w:abstractNumId="51">
     <w:nsid w:val="31eca98b"/>
     <w:multiLevelType xmlns:w="http://schemas.openxmlformats.org/wordprocessingml/2006/main" w:val="hybridMultilevel"/>
@@ -11006,6 +17461,30 @@
       </w:rPr>
     </w:lvl>
   </w:abstractNum>
+  <w:num w:numId="60">
+    <w:abstractNumId w:val="59"/>
+  </w:num>
+  <w:num w:numId="59">
+    <w:abstractNumId w:val="58"/>
+  </w:num>
+  <w:num w:numId="58">
+    <w:abstractNumId w:val="57"/>
+  </w:num>
+  <w:num w:numId="57">
+    <w:abstractNumId w:val="56"/>
+  </w:num>
+  <w:num w:numId="56">
+    <w:abstractNumId w:val="55"/>
+  </w:num>
+  <w:num w:numId="55">
+    <w:abstractNumId w:val="54"/>
+  </w:num>
+  <w:num w:numId="54">
+    <w:abstractNumId w:val="53"/>
+  </w:num>
+  <w:num w:numId="53">
+    <w:abstractNumId w:val="52"/>
+  </w:num>
   <w:num w:numId="52">
     <w:abstractNumId w:val="51"/>
   </w:num>
@@ -11862,6 +18341,17 @@
       </w:tcPr>
     </w:tblStylePr>
   </w:style>
+  <w:style w:type="character" w:styleId="Hyperlink">
+    <w:uiPriority w:val="99"/>
+    <w:name w:val="Hyperlink"/>
+    <w:basedOn w:val="DefaultParagraphFont"/>
+    <w:unhideWhenUsed/>
+    <w:rsid w:val="3F183BA3"/>
+    <w:rPr>
+      <w:color w:val="0000FF"/>
+      <w:u w:val="single"/>
+    </w:rPr>
+  </w:style>
 </w:styles>
 </file>
 
